--- a/TS-Kramam/TS-6.5/TS 6.5 Sanskrit Krama Paatam Corrections.docx
+++ b/TS-Kramam/TS-6.5/TS 6.5 Sanskrit Krama Paatam Corrections.docx
@@ -1,6 +1,6 @@
 
 <file path=word/document.xml><?xml version="1.0" encoding="utf-8"?>
-<w:document xmlns:wpc="http://schemas.microsoft.com/office/word/2010/wordprocessingCanvas" xmlns:cx="http://schemas.microsoft.com/office/drawing/2014/chartex" xmlns:cx1="http://schemas.microsoft.com/office/drawing/2015/9/8/chartex" xmlns:mc="http://schemas.openxmlformats.org/markup-compatibility/2006" xmlns:o="urn:schemas-microsoft-com:office:office" xmlns:r="http://schemas.openxmlformats.org/officeDocument/2006/relationships" xmlns:m="http://schemas.openxmlformats.org/officeDocument/2006/math" xmlns:v="urn:schemas-microsoft-com:vml" xmlns:wp14="http://schemas.microsoft.com/office/word/2010/wordprocessingDrawing" xmlns:wp="http://schemas.openxmlformats.org/drawingml/2006/wordprocessingDrawing" xmlns:w10="urn:schemas-microsoft-com:office:word" xmlns:w="http://schemas.openxmlformats.org/wordprocessingml/2006/main" xmlns:w14="http://schemas.microsoft.com/office/word/2010/wordml" xmlns:w15="http://schemas.microsoft.com/office/word/2012/wordml" xmlns:w16se="http://schemas.microsoft.com/office/word/2015/wordml/symex" xmlns:wpg="http://schemas.microsoft.com/office/word/2010/wordprocessingGroup" xmlns:wpi="http://schemas.microsoft.com/office/word/2010/wordprocessingInk" xmlns:wne="http://schemas.microsoft.com/office/word/2006/wordml" xmlns:wps="http://schemas.microsoft.com/office/word/2010/wordprocessingShape" mc:Ignorable="w14 w15 w16se wp14">
+<w:document xmlns:wpc="http://schemas.microsoft.com/office/word/2010/wordprocessingCanvas" xmlns:cx="http://schemas.microsoft.com/office/drawing/2014/chartex" xmlns:cx1="http://schemas.microsoft.com/office/drawing/2015/9/8/chartex" xmlns:cx2="http://schemas.microsoft.com/office/drawing/2015/10/21/chartex" xmlns:cx3="http://schemas.microsoft.com/office/drawing/2016/5/9/chartex" xmlns:cx4="http://schemas.microsoft.com/office/drawing/2016/5/10/chartex" xmlns:cx5="http://schemas.microsoft.com/office/drawing/2016/5/11/chartex" xmlns:cx6="http://schemas.microsoft.com/office/drawing/2016/5/12/chartex" xmlns:cx7="http://schemas.microsoft.com/office/drawing/2016/5/13/chartex" xmlns:cx8="http://schemas.microsoft.com/office/drawing/2016/5/14/chartex" xmlns:mc="http://schemas.openxmlformats.org/markup-compatibility/2006" xmlns:aink="http://schemas.microsoft.com/office/drawing/2016/ink" xmlns:am3d="http://schemas.microsoft.com/office/drawing/2017/model3d" xmlns:o="urn:schemas-microsoft-com:office:office" xmlns:oel="http://schemas.microsoft.com/office/2019/extlst" xmlns:r="http://schemas.openxmlformats.org/officeDocument/2006/relationships" xmlns:m="http://schemas.openxmlformats.org/officeDocument/2006/math" xmlns:v="urn:schemas-microsoft-com:vml" xmlns:wp14="http://schemas.microsoft.com/office/word/2010/wordprocessingDrawing" xmlns:wp="http://schemas.openxmlformats.org/drawingml/2006/wordprocessingDrawing" xmlns:w10="urn:schemas-microsoft-com:office:word" xmlns:w="http://schemas.openxmlformats.org/wordprocessingml/2006/main" xmlns:w14="http://schemas.microsoft.com/office/word/2010/wordml" xmlns:w15="http://schemas.microsoft.com/office/word/2012/wordml" xmlns:w16cex="http://schemas.microsoft.com/office/word/2018/wordml/cex" xmlns:w16cid="http://schemas.microsoft.com/office/word/2016/wordml/cid" xmlns:w16="http://schemas.microsoft.com/office/word/2018/wordml" xmlns:w16du="http://schemas.microsoft.com/office/word/2023/wordml/word16du" xmlns:w16sdtdh="http://schemas.microsoft.com/office/word/2020/wordml/sdtdatahash" xmlns:w16sdtfl="http://schemas.microsoft.com/office/word/2024/wordml/sdtformatlock" xmlns:w16se="http://schemas.microsoft.com/office/word/2015/wordml/symex" xmlns:wpg="http://schemas.microsoft.com/office/word/2010/wordprocessingGroup" xmlns:wpi="http://schemas.microsoft.com/office/word/2010/wordprocessingInk" xmlns:wne="http://schemas.microsoft.com/office/word/2006/wordml" xmlns:wps="http://schemas.microsoft.com/office/word/2010/wordprocessingShape" mc:Ignorable="w14 w15 w16se w16cid w16 w16cex w16sdtdh w16sdtfl w16du wp14">
   <w:body>
     <w:p>
       <w:pPr>
@@ -23,7 +23,6 @@
         </w:rPr>
         <w:t xml:space="preserve">TS </w:t>
       </w:r>
-      <w:proofErr w:type="spellStart"/>
       <w:r>
         <w:rPr>
           <w:b/>
@@ -34,7 +33,36 @@
         </w:rPr>
         <w:t>Krama</w:t>
       </w:r>
-      <w:proofErr w:type="spellEnd"/>
+      <w:r>
+        <w:rPr>
+          <w:b/>
+          <w:bCs/>
+          <w:sz w:val="32"/>
+          <w:szCs w:val="32"/>
+          <w:u w:val="single"/>
+        </w:rPr>
+        <w:t xml:space="preserve"> Paatam – TS </w:t>
+      </w:r>
+      <w:r>
+        <w:rPr>
+          <w:b/>
+          <w:bCs/>
+          <w:sz w:val="32"/>
+          <w:szCs w:val="32"/>
+          <w:u w:val="single"/>
+        </w:rPr>
+        <w:t>6.5 Sanskrit</w:t>
+      </w:r>
+      <w:r>
+        <w:rPr>
+          <w:b/>
+          <w:bCs/>
+          <w:sz w:val="32"/>
+          <w:szCs w:val="32"/>
+          <w:u w:val="single"/>
+        </w:rPr>
+        <w:t xml:space="preserve"> Corrections –</w:t>
+      </w:r>
       <w:r>
         <w:rPr>
           <w:b/>
@@ -45,7 +73,6 @@
         </w:rPr>
         <w:t xml:space="preserve"> </w:t>
       </w:r>
-      <w:proofErr w:type="spellStart"/>
       <w:r>
         <w:rPr>
           <w:b/>
@@ -54,9 +81,671 @@
           <w:szCs w:val="32"/>
           <w:u w:val="single"/>
         </w:rPr>
-        <w:t>Paatam</w:t>
+        <w:t xml:space="preserve">Observed till </w:t>
+      </w:r>
+      <w:proofErr w:type="spellStart"/>
+      <w:r>
+        <w:rPr>
+          <w:b/>
+          <w:bCs/>
+          <w:color w:val="EE0000"/>
+          <w:sz w:val="32"/>
+          <w:szCs w:val="32"/>
+          <w:highlight w:val="yellow"/>
+          <w:u w:val="single"/>
+        </w:rPr>
+        <w:t>xxxxxxxxx</w:t>
       </w:r>
       <w:proofErr w:type="spellEnd"/>
+    </w:p>
+    <w:p>
+      <w:pPr>
+        <w:jc w:val="center"/>
+        <w:rPr>
+          <w:b/>
+          <w:bCs/>
+        </w:rPr>
+      </w:pPr>
+      <w:r>
+        <w:rPr>
+          <w:b/>
+          <w:bCs/>
+        </w:rPr>
+        <w:t>(ignore those which are already incorporated in your book’s version and date)</w:t>
+      </w:r>
+    </w:p>
+    <w:tbl>
+      <w:tblPr>
+        <w:tblW w:w="13835" w:type="dxa"/>
+        <w:tblInd w:w="-792" w:type="dxa"/>
+        <w:tblBorders>
+          <w:top w:val="single" w:sz="4" w:space="0" w:color="000000"/>
+          <w:left w:val="single" w:sz="4" w:space="0" w:color="000000"/>
+          <w:bottom w:val="single" w:sz="4" w:space="0" w:color="000000"/>
+          <w:right w:val="single" w:sz="4" w:space="0" w:color="000000"/>
+          <w:insideH w:val="single" w:sz="4" w:space="0" w:color="000000"/>
+          <w:insideV w:val="single" w:sz="4" w:space="0" w:color="000000"/>
+        </w:tblBorders>
+        <w:tblLook w:val="04A0" w:firstRow="1" w:lastRow="0" w:firstColumn="1" w:lastColumn="0" w:noHBand="0" w:noVBand="1"/>
+      </w:tblPr>
+      <w:tblGrid>
+        <w:gridCol w:w="3877"/>
+        <w:gridCol w:w="4738"/>
+        <w:gridCol w:w="5220"/>
+      </w:tblGrid>
+      <w:tr>
+        <w:tc>
+          <w:tcPr>
+            <w:tcW w:w="3877" w:type="dxa"/>
+          </w:tcPr>
+          <w:p>
+            <w:pPr>
+              <w:spacing w:before="0" w:line="240" w:lineRule="auto"/>
+              <w:jc w:val="center"/>
+              <w:rPr>
+                <w:b/>
+                <w:bCs/>
+                <w:sz w:val="32"/>
+                <w:szCs w:val="32"/>
+              </w:rPr>
+            </w:pPr>
+            <w:r>
+              <w:rPr>
+                <w:b/>
+                <w:bCs/>
+                <w:sz w:val="32"/>
+                <w:szCs w:val="32"/>
+              </w:rPr>
+              <w:t>Section, Paragraph</w:t>
+            </w:r>
+          </w:p>
+          <w:p>
+            <w:pPr>
+              <w:spacing w:before="0" w:line="240" w:lineRule="auto"/>
+              <w:jc w:val="center"/>
+              <w:rPr>
+                <w:b/>
+                <w:bCs/>
+                <w:sz w:val="32"/>
+                <w:szCs w:val="32"/>
+              </w:rPr>
+            </w:pPr>
+            <w:r>
+              <w:rPr>
+                <w:b/>
+                <w:bCs/>
+                <w:sz w:val="32"/>
+                <w:szCs w:val="32"/>
+              </w:rPr>
+              <w:t>Reference</w:t>
+            </w:r>
+          </w:p>
+        </w:tc>
+        <w:tc>
+          <w:tcPr>
+            <w:tcW w:w="4738" w:type="dxa"/>
+          </w:tcPr>
+          <w:p>
+            <w:pPr>
+              <w:spacing w:before="0" w:line="240" w:lineRule="auto"/>
+              <w:jc w:val="center"/>
+              <w:rPr>
+                <w:b/>
+                <w:bCs/>
+                <w:sz w:val="32"/>
+                <w:szCs w:val="32"/>
+              </w:rPr>
+            </w:pPr>
+            <w:r>
+              <w:rPr>
+                <w:b/>
+                <w:bCs/>
+                <w:sz w:val="32"/>
+                <w:szCs w:val="32"/>
+              </w:rPr>
+              <w:t>As Printed</w:t>
+            </w:r>
+          </w:p>
+        </w:tc>
+        <w:tc>
+          <w:tcPr>
+            <w:tcW w:w="5220" w:type="dxa"/>
+          </w:tcPr>
+          <w:p>
+            <w:pPr>
+              <w:spacing w:before="0" w:line="240" w:lineRule="auto"/>
+              <w:ind w:right="-18"/>
+              <w:jc w:val="center"/>
+              <w:rPr>
+                <w:b/>
+                <w:bCs/>
+                <w:sz w:val="32"/>
+                <w:szCs w:val="32"/>
+              </w:rPr>
+            </w:pPr>
+            <w:r>
+              <w:rPr>
+                <w:b/>
+                <w:bCs/>
+                <w:sz w:val="32"/>
+                <w:szCs w:val="32"/>
+              </w:rPr>
+              <w:t>To be read as or corrected as</w:t>
+            </w:r>
+          </w:p>
+        </w:tc>
+      </w:tr>
+      <w:tr>
+        <w:trPr>
+          <w:trHeight w:val="1091"/>
+        </w:trPr>
+        <w:tc>
+          <w:tcPr>
+            <w:tcW w:w="3877" w:type="dxa"/>
+          </w:tcPr>
+          <w:p>
+            <w:pPr>
+              <w:widowControl w:val="0"/>
+              <w:tabs>
+                <w:tab w:val="left" w:pos="993"/>
+              </w:tabs>
+              <w:autoSpaceDE w:val="0"/>
+              <w:autoSpaceDN w:val="0"/>
+              <w:adjustRightInd w:val="0"/>
+              <w:spacing w:before="0" w:line="252" w:lineRule="auto"/>
+              <w:ind w:right="297"/>
+              <w:rPr>
+                <w:rFonts w:cs="Arial"/>
+                <w:b/>
+                <w:sz w:val="28"/>
+                <w:szCs w:val="28"/>
+              </w:rPr>
+            </w:pPr>
+            <w:r>
+              <w:rPr>
+                <w:rFonts w:cs="Arial"/>
+                <w:b/>
+                <w:sz w:val="28"/>
+                <w:szCs w:val="28"/>
+              </w:rPr>
+              <w:t>T.S.6.5.2.2 – Kramam</w:t>
+            </w:r>
+          </w:p>
+          <w:p>
+            <w:pPr>
+              <w:widowControl w:val="0"/>
+              <w:tabs>
+                <w:tab w:val="left" w:pos="993"/>
+              </w:tabs>
+              <w:autoSpaceDE w:val="0"/>
+              <w:autoSpaceDN w:val="0"/>
+              <w:adjustRightInd w:val="0"/>
+              <w:spacing w:before="0" w:line="252" w:lineRule="auto"/>
+              <w:ind w:right="297"/>
+              <w:rPr>
+                <w:rFonts w:cs="Arial"/>
+                <w:b/>
+                <w:sz w:val="28"/>
+                <w:szCs w:val="28"/>
+              </w:rPr>
+            </w:pPr>
+            <w:r>
+              <w:rPr>
+                <w:rFonts w:cs="Arial"/>
+                <w:b/>
+                <w:sz w:val="28"/>
+                <w:szCs w:val="28"/>
+              </w:rPr>
+              <w:t xml:space="preserve">Krama Vaakyam No.– </w:t>
+            </w:r>
+            <w:r>
+              <w:rPr>
+                <w:rFonts w:cs="Arial"/>
+                <w:b/>
+                <w:sz w:val="28"/>
+                <w:szCs w:val="28"/>
+              </w:rPr>
+              <w:t>38</w:t>
+            </w:r>
+          </w:p>
+          <w:p>
+            <w:pPr>
+              <w:widowControl w:val="0"/>
+              <w:tabs>
+                <w:tab w:val="left" w:pos="993"/>
+              </w:tabs>
+              <w:autoSpaceDE w:val="0"/>
+              <w:autoSpaceDN w:val="0"/>
+              <w:adjustRightInd w:val="0"/>
+              <w:spacing w:before="0" w:line="252" w:lineRule="auto"/>
+              <w:ind w:right="297"/>
+              <w:rPr>
+                <w:rFonts w:cs="Arial"/>
+                <w:b/>
+                <w:sz w:val="28"/>
+                <w:szCs w:val="32"/>
+              </w:rPr>
+            </w:pPr>
+            <w:r>
+              <w:rPr>
+                <w:rFonts w:cs="Arial"/>
+                <w:b/>
+                <w:sz w:val="28"/>
+                <w:szCs w:val="28"/>
+              </w:rPr>
+              <w:t>Panchaati No. - 7</w:t>
+            </w:r>
+          </w:p>
+        </w:tc>
+        <w:tc>
+          <w:tcPr>
+            <w:tcW w:w="4738" w:type="dxa"/>
+          </w:tcPr>
+          <w:p>
+            <w:pPr>
+              <w:widowControl w:val="0"/>
+              <w:autoSpaceDE w:val="0"/>
+              <w:autoSpaceDN w:val="0"/>
+              <w:adjustRightInd w:val="0"/>
+              <w:spacing w:line="252" w:lineRule="auto"/>
+              <w:rPr>
+                <w:rFonts w:ascii="BRH Devanagari Extra" w:hAnsi="BRH Devanagari Extra" w:cs="BRH Devanagari Extra"/>
+                <w:sz w:val="40"/>
+                <w:szCs w:val="40"/>
+              </w:rPr>
+            </w:pPr>
+            <w:proofErr w:type="spellStart"/>
+            <w:r>
+              <w:rPr>
+                <w:rFonts w:ascii="BRH Devanagari Extra" w:hAnsi="BRH Devanagari Extra" w:cs="BRH Devanagari Extra"/>
+                <w:sz w:val="40"/>
+                <w:szCs w:val="40"/>
+              </w:rPr>
+              <w:t>kÉëÑ</w:t>
+            </w:r>
+            <w:proofErr w:type="spellEnd"/>
+            <w:r>
+              <w:rPr>
+                <w:rFonts w:ascii="BRH Malayalam Extra" w:hAnsi="BRH Malayalam Extra" w:cs="BRH Devanagari Extra"/>
+                <w:b/>
+                <w:sz w:val="32"/>
+                <w:szCs w:val="40"/>
+              </w:rPr>
+              <w:t>–</w:t>
+            </w:r>
+            <w:proofErr w:type="spellStart"/>
+            <w:r>
+              <w:rPr>
+                <w:rFonts w:ascii="BRH Devanagari Extra" w:hAnsi="BRH Devanagari Extra" w:cs="BRH Devanagari Extra"/>
+                <w:sz w:val="40"/>
+                <w:szCs w:val="40"/>
+              </w:rPr>
+              <w:t>uÉxrÉþ</w:t>
+            </w:r>
+            <w:proofErr w:type="spellEnd"/>
+            <w:r>
+              <w:rPr>
+                <w:rFonts w:ascii="BRH Devanagari Extra" w:hAnsi="BRH Devanagari Extra" w:cs="BRH Devanagari Extra"/>
+                <w:sz w:val="40"/>
+                <w:szCs w:val="40"/>
+              </w:rPr>
+              <w:t xml:space="preserve"> </w:t>
+            </w:r>
+            <w:proofErr w:type="spellStart"/>
+            <w:r>
+              <w:rPr>
+                <w:rFonts w:ascii="BRH Devanagari Extra" w:hAnsi="BRH Devanagari Extra" w:cs="BRH Devanagari Extra"/>
+                <w:sz w:val="40"/>
+                <w:szCs w:val="40"/>
+              </w:rPr>
+              <w:t>kÉëÑuÉ</w:t>
+            </w:r>
+            <w:proofErr w:type="spellEnd"/>
+            <w:r>
+              <w:rPr>
+                <w:rFonts w:ascii="BRH Malayalam Extra" w:hAnsi="BRH Malayalam Extra" w:cs="BRH Devanagari Extra"/>
+                <w:b/>
+                <w:sz w:val="32"/>
+                <w:szCs w:val="40"/>
+              </w:rPr>
+              <w:t>–</w:t>
+            </w:r>
+            <w:proofErr w:type="spellStart"/>
+            <w:r>
+              <w:rPr>
+                <w:rFonts w:ascii="BRH Devanagari Extra" w:hAnsi="BRH Devanagari Extra" w:cs="BRH Devanagari Extra"/>
+                <w:sz w:val="40"/>
+                <w:szCs w:val="40"/>
+              </w:rPr>
+              <w:t>iuÉqÉç</w:t>
+            </w:r>
+            <w:proofErr w:type="spellEnd"/>
+            <w:r>
+              <w:rPr>
+                <w:rFonts w:ascii="BRH Devanagari Extra" w:hAnsi="BRH Devanagari Extra" w:cs="BRH Devanagari Extra"/>
+                <w:sz w:val="40"/>
+                <w:szCs w:val="40"/>
+              </w:rPr>
+              <w:t xml:space="preserve"> |</w:t>
+            </w:r>
+            <w:r>
+              <w:rPr>
+                <w:rFonts w:ascii="BRH Devanagari Extra" w:hAnsi="BRH Devanagari Extra" w:cs="BRH Devanagari Extra"/>
+                <w:sz w:val="40"/>
+                <w:szCs w:val="40"/>
+              </w:rPr>
+              <w:t xml:space="preserve"> </w:t>
+            </w:r>
+          </w:p>
+          <w:p>
+            <w:pPr>
+              <w:widowControl w:val="0"/>
+              <w:autoSpaceDE w:val="0"/>
+              <w:autoSpaceDN w:val="0"/>
+              <w:adjustRightInd w:val="0"/>
+              <w:spacing w:before="0" w:line="240" w:lineRule="auto"/>
+              <w:rPr>
+                <w:rFonts w:ascii="BRH Malayalam Extra" w:eastAsia="Times New Roman" w:hAnsi="BRH Malayalam Extra" w:cs="BRH Malayalam Extra"/>
+                <w:color w:val="000000"/>
+                <w:sz w:val="40"/>
+                <w:szCs w:val="40"/>
+                <w:lang w:val="en-IN" w:eastAsia="en-IN" w:bidi="ml-IN"/>
+              </w:rPr>
+            </w:pPr>
+            <w:proofErr w:type="spellStart"/>
+            <w:r>
+              <w:rPr>
+                <w:rFonts w:ascii="BRH Devanagari Extra" w:hAnsi="BRH Devanagari Extra" w:cs="BRH Devanagari Extra"/>
+                <w:color w:val="EE0000"/>
+                <w:sz w:val="40"/>
+                <w:szCs w:val="40"/>
+                <w:highlight w:val="yellow"/>
+              </w:rPr>
+              <w:t>kÉÑ</w:t>
+            </w:r>
+            <w:proofErr w:type="spellEnd"/>
+            <w:r>
+              <w:rPr>
+                <w:rFonts w:ascii="BRH Malayalam Extra" w:hAnsi="BRH Malayalam Extra" w:cs="BRH Devanagari Extra"/>
+                <w:b/>
+                <w:color w:val="EE0000"/>
+                <w:sz w:val="32"/>
+                <w:szCs w:val="40"/>
+                <w:highlight w:val="yellow"/>
+              </w:rPr>
+              <w:t>–</w:t>
+            </w:r>
+            <w:r>
+              <w:rPr>
+                <w:rFonts w:ascii="BRH Devanagari Extra" w:hAnsi="BRH Devanagari Extra" w:cs="BRH Devanagari Extra"/>
+                <w:sz w:val="40"/>
+                <w:szCs w:val="40"/>
+              </w:rPr>
+              <w:t>uÉ</w:t>
+            </w:r>
+            <w:r>
+              <w:rPr>
+                <w:rFonts w:ascii="BRH Malayalam Extra" w:hAnsi="BRH Malayalam Extra" w:cs="BRH Devanagari Extra"/>
+                <w:b/>
+                <w:sz w:val="32"/>
+                <w:szCs w:val="40"/>
+              </w:rPr>
+              <w:t>–</w:t>
+            </w:r>
+            <w:proofErr w:type="spellStart"/>
+            <w:r>
+              <w:rPr>
+                <w:rFonts w:ascii="BRH Devanagari Extra" w:hAnsi="BRH Devanagari Extra" w:cs="BRH Devanagari Extra"/>
+                <w:sz w:val="40"/>
+                <w:szCs w:val="40"/>
+              </w:rPr>
+              <w:t>iuÉqÉç</w:t>
+            </w:r>
+            <w:proofErr w:type="spellEnd"/>
+            <w:r>
+              <w:rPr>
+                <w:rFonts w:ascii="BRH Devanagari Extra" w:hAnsi="BRH Devanagari Extra" w:cs="BRH Devanagari Extra"/>
+                <w:sz w:val="40"/>
+                <w:szCs w:val="40"/>
+              </w:rPr>
+              <w:t xml:space="preserve"> </w:t>
+            </w:r>
+            <w:proofErr w:type="spellStart"/>
+            <w:r>
+              <w:rPr>
+                <w:rFonts w:ascii="BRH Devanagari Extra" w:hAnsi="BRH Devanagari Extra" w:cs="BRH Devanagari Extra"/>
+                <w:sz w:val="40"/>
+                <w:szCs w:val="40"/>
+              </w:rPr>
+              <w:t>ÆrÉiÉç</w:t>
+            </w:r>
+            <w:proofErr w:type="spellEnd"/>
+            <w:r>
+              <w:rPr>
+                <w:rFonts w:ascii="BRH Devanagari Extra" w:hAnsi="BRH Devanagari Extra" w:cs="BRH Devanagari Extra"/>
+                <w:sz w:val="40"/>
+                <w:szCs w:val="40"/>
+              </w:rPr>
+              <w:t xml:space="preserve"> |</w:t>
+            </w:r>
+          </w:p>
+        </w:tc>
+        <w:tc>
+          <w:tcPr>
+            <w:tcW w:w="5220" w:type="dxa"/>
+          </w:tcPr>
+          <w:p>
+            <w:pPr>
+              <w:widowControl w:val="0"/>
+              <w:autoSpaceDE w:val="0"/>
+              <w:autoSpaceDN w:val="0"/>
+              <w:adjustRightInd w:val="0"/>
+              <w:spacing w:line="252" w:lineRule="auto"/>
+              <w:rPr>
+                <w:rFonts w:ascii="BRH Devanagari Extra" w:hAnsi="BRH Devanagari Extra" w:cs="BRH Devanagari Extra"/>
+                <w:sz w:val="40"/>
+                <w:szCs w:val="40"/>
+              </w:rPr>
+            </w:pPr>
+            <w:proofErr w:type="spellStart"/>
+            <w:r>
+              <w:rPr>
+                <w:rFonts w:ascii="BRH Devanagari Extra" w:hAnsi="BRH Devanagari Extra" w:cs="BRH Devanagari Extra"/>
+                <w:sz w:val="40"/>
+                <w:szCs w:val="40"/>
+              </w:rPr>
+              <w:t>kÉëÑ</w:t>
+            </w:r>
+            <w:proofErr w:type="spellEnd"/>
+            <w:r>
+              <w:rPr>
+                <w:rFonts w:ascii="BRH Malayalam Extra" w:hAnsi="BRH Malayalam Extra" w:cs="BRH Devanagari Extra"/>
+                <w:b/>
+                <w:sz w:val="32"/>
+                <w:szCs w:val="40"/>
+              </w:rPr>
+              <w:t>–</w:t>
+            </w:r>
+            <w:proofErr w:type="spellStart"/>
+            <w:r>
+              <w:rPr>
+                <w:rFonts w:ascii="BRH Devanagari Extra" w:hAnsi="BRH Devanagari Extra" w:cs="BRH Devanagari Extra"/>
+                <w:sz w:val="40"/>
+                <w:szCs w:val="40"/>
+              </w:rPr>
+              <w:t>uÉxrÉþ</w:t>
+            </w:r>
+            <w:proofErr w:type="spellEnd"/>
+            <w:r>
+              <w:rPr>
+                <w:rFonts w:ascii="BRH Devanagari Extra" w:hAnsi="BRH Devanagari Extra" w:cs="BRH Devanagari Extra"/>
+                <w:sz w:val="40"/>
+                <w:szCs w:val="40"/>
+              </w:rPr>
+              <w:t xml:space="preserve"> </w:t>
+            </w:r>
+            <w:proofErr w:type="spellStart"/>
+            <w:r>
+              <w:rPr>
+                <w:rFonts w:ascii="BRH Devanagari Extra" w:hAnsi="BRH Devanagari Extra" w:cs="BRH Devanagari Extra"/>
+                <w:sz w:val="40"/>
+                <w:szCs w:val="40"/>
+              </w:rPr>
+              <w:t>kÉëÑuÉ</w:t>
+            </w:r>
+            <w:proofErr w:type="spellEnd"/>
+            <w:r>
+              <w:rPr>
+                <w:rFonts w:ascii="BRH Malayalam Extra" w:hAnsi="BRH Malayalam Extra" w:cs="BRH Devanagari Extra"/>
+                <w:b/>
+                <w:sz w:val="32"/>
+                <w:szCs w:val="40"/>
+              </w:rPr>
+              <w:t>–</w:t>
+            </w:r>
+            <w:proofErr w:type="spellStart"/>
+            <w:r>
+              <w:rPr>
+                <w:rFonts w:ascii="BRH Devanagari Extra" w:hAnsi="BRH Devanagari Extra" w:cs="BRH Devanagari Extra"/>
+                <w:sz w:val="40"/>
+                <w:szCs w:val="40"/>
+              </w:rPr>
+              <w:t>iuÉqÉç</w:t>
+            </w:r>
+            <w:proofErr w:type="spellEnd"/>
+            <w:r>
+              <w:rPr>
+                <w:rFonts w:ascii="BRH Devanagari Extra" w:hAnsi="BRH Devanagari Extra" w:cs="BRH Devanagari Extra"/>
+                <w:sz w:val="40"/>
+                <w:szCs w:val="40"/>
+              </w:rPr>
+              <w:t xml:space="preserve"> |</w:t>
+            </w:r>
+            <w:r>
+              <w:rPr>
+                <w:rFonts w:ascii="BRH Devanagari Extra" w:hAnsi="BRH Devanagari Extra" w:cs="BRH Devanagari Extra"/>
+                <w:sz w:val="40"/>
+                <w:szCs w:val="40"/>
+              </w:rPr>
+              <w:t xml:space="preserve"> </w:t>
+            </w:r>
+          </w:p>
+          <w:p>
+            <w:pPr>
+              <w:widowControl w:val="0"/>
+              <w:autoSpaceDE w:val="0"/>
+              <w:autoSpaceDN w:val="0"/>
+              <w:adjustRightInd w:val="0"/>
+              <w:spacing w:before="0" w:line="240" w:lineRule="auto"/>
+              <w:rPr>
+                <w:rFonts w:ascii="BRH Devanagari Extra" w:hAnsi="BRH Devanagari Extra" w:cs="BRH Devanagari Extra"/>
+                <w:sz w:val="40"/>
+                <w:szCs w:val="40"/>
+              </w:rPr>
+            </w:pPr>
+            <w:proofErr w:type="spellStart"/>
+            <w:r>
+              <w:rPr>
+                <w:rFonts w:ascii="BRH Devanagari Extra" w:hAnsi="BRH Devanagari Extra" w:cs="BRH Devanagari Extra"/>
+                <w:sz w:val="40"/>
+                <w:szCs w:val="40"/>
+              </w:rPr>
+              <w:t>kÉëÑ</w:t>
+            </w:r>
+            <w:proofErr w:type="spellEnd"/>
+            <w:r>
+              <w:rPr>
+                <w:rFonts w:ascii="BRH Malayalam Extra" w:hAnsi="BRH Malayalam Extra" w:cs="BRH Devanagari Extra"/>
+                <w:b/>
+                <w:sz w:val="32"/>
+                <w:szCs w:val="40"/>
+              </w:rPr>
+              <w:t>–</w:t>
+            </w:r>
+            <w:r>
+              <w:rPr>
+                <w:rFonts w:ascii="BRH Devanagari Extra" w:hAnsi="BRH Devanagari Extra" w:cs="BRH Devanagari Extra"/>
+                <w:sz w:val="40"/>
+                <w:szCs w:val="40"/>
+              </w:rPr>
+              <w:t>uÉ</w:t>
+            </w:r>
+            <w:r>
+              <w:rPr>
+                <w:rFonts w:ascii="BRH Malayalam Extra" w:hAnsi="BRH Malayalam Extra" w:cs="BRH Devanagari Extra"/>
+                <w:b/>
+                <w:sz w:val="32"/>
+                <w:szCs w:val="40"/>
+              </w:rPr>
+              <w:t>–</w:t>
+            </w:r>
+            <w:proofErr w:type="spellStart"/>
+            <w:r>
+              <w:rPr>
+                <w:rFonts w:ascii="BRH Devanagari Extra" w:hAnsi="BRH Devanagari Extra" w:cs="BRH Devanagari Extra"/>
+                <w:sz w:val="40"/>
+                <w:szCs w:val="40"/>
+              </w:rPr>
+              <w:t>iuÉqÉç</w:t>
+            </w:r>
+            <w:proofErr w:type="spellEnd"/>
+            <w:r>
+              <w:rPr>
+                <w:rFonts w:ascii="BRH Devanagari Extra" w:hAnsi="BRH Devanagari Extra" w:cs="BRH Devanagari Extra"/>
+                <w:sz w:val="40"/>
+                <w:szCs w:val="40"/>
+              </w:rPr>
+              <w:t xml:space="preserve"> </w:t>
+            </w:r>
+            <w:proofErr w:type="spellStart"/>
+            <w:r>
+              <w:rPr>
+                <w:rFonts w:ascii="BRH Devanagari Extra" w:hAnsi="BRH Devanagari Extra" w:cs="BRH Devanagari Extra"/>
+                <w:sz w:val="40"/>
+                <w:szCs w:val="40"/>
+              </w:rPr>
+              <w:t>ÆrÉiÉç</w:t>
+            </w:r>
+            <w:proofErr w:type="spellEnd"/>
+            <w:r>
+              <w:rPr>
+                <w:rFonts w:ascii="BRH Devanagari Extra" w:hAnsi="BRH Devanagari Extra" w:cs="BRH Devanagari Extra"/>
+                <w:sz w:val="40"/>
+                <w:szCs w:val="40"/>
+              </w:rPr>
+              <w:t xml:space="preserve"> |</w:t>
+            </w:r>
+          </w:p>
+          <w:p>
+            <w:pPr>
+              <w:widowControl w:val="0"/>
+              <w:autoSpaceDE w:val="0"/>
+              <w:autoSpaceDN w:val="0"/>
+              <w:adjustRightInd w:val="0"/>
+              <w:spacing w:before="0" w:line="240" w:lineRule="auto"/>
+              <w:rPr>
+                <w:rFonts w:ascii="BRH Malayalam Extra" w:eastAsia="Times New Roman" w:hAnsi="BRH Malayalam Extra" w:cs="BRH Malayalam Extra"/>
+                <w:color w:val="000000"/>
+                <w:sz w:val="40"/>
+                <w:szCs w:val="40"/>
+                <w:lang w:val="en-IN" w:eastAsia="en-IN" w:bidi="ml-IN"/>
+              </w:rPr>
+            </w:pPr>
+          </w:p>
+        </w:tc>
+      </w:tr>
+    </w:tbl>
+    <w:p>
+      <w:pPr>
+        <w:jc w:val="center"/>
+        <w:rPr>
+          <w:b/>
+          <w:bCs/>
+          <w:sz w:val="32"/>
+          <w:szCs w:val="32"/>
+          <w:u w:val="single"/>
+        </w:rPr>
+      </w:pPr>
       <w:r>
         <w:rPr>
           <w:b/>
@@ -65,7 +754,61 @@
           <w:szCs w:val="32"/>
           <w:u w:val="single"/>
         </w:rPr>
-        <w:t xml:space="preserve"> – TS </w:t>
+        <w:t>================</w:t>
+      </w:r>
+    </w:p>
+    <w:p>
+      <w:pPr>
+        <w:jc w:val="center"/>
+        <w:rPr>
+          <w:b/>
+          <w:bCs/>
+          <w:sz w:val="32"/>
+          <w:szCs w:val="32"/>
+          <w:u w:val="single"/>
+        </w:rPr>
+      </w:pPr>
+    </w:p>
+    <w:p>
+      <w:pPr>
+        <w:jc w:val="center"/>
+        <w:rPr>
+          <w:b/>
+          <w:bCs/>
+          <w:sz w:val="32"/>
+          <w:szCs w:val="32"/>
+          <w:u w:val="single"/>
+        </w:rPr>
+      </w:pPr>
+      <w:r>
+        <w:rPr>
+          <w:b/>
+          <w:bCs/>
+          <w:sz w:val="32"/>
+          <w:szCs w:val="32"/>
+          <w:u w:val="single"/>
+        </w:rPr>
+        <w:t xml:space="preserve">TS </w:t>
+      </w:r>
+      <w:r>
+        <w:rPr>
+          <w:b/>
+          <w:bCs/>
+          <w:sz w:val="32"/>
+          <w:szCs w:val="32"/>
+          <w:u w:val="single"/>
+        </w:rPr>
+        <w:t>Krama</w:t>
+      </w:r>
+      <w:r>
+        <w:rPr>
+          <w:b/>
+          <w:bCs/>
+          <w:sz w:val="32"/>
+          <w:szCs w:val="32"/>
+          <w:u w:val="single"/>
+        </w:rPr>
+        <w:t xml:space="preserve"> Paatam – TS </w:t>
       </w:r>
       <w:r>
         <w:rPr>
@@ -306,19 +1049,8 @@
                 <w:sz w:val="28"/>
                 <w:szCs w:val="32"/>
               </w:rPr>
-              <w:t xml:space="preserve">.3 – </w:t>
-            </w:r>
-            <w:proofErr w:type="spellStart"/>
-            <w:r>
-              <w:rPr>
-                <w:rFonts w:cs="Arial"/>
-                <w:b/>
-                <w:sz w:val="28"/>
-                <w:szCs w:val="32"/>
-              </w:rPr>
-              <w:t>Kramam</w:t>
-            </w:r>
-            <w:proofErr w:type="spellEnd"/>
+              <w:t>.3 – Kramam</w:t>
+            </w:r>
           </w:p>
           <w:p>
             <w:pPr>
@@ -338,45 +1070,14 @@
                 <w:szCs w:val="32"/>
               </w:rPr>
             </w:pPr>
-            <w:proofErr w:type="spellStart"/>
-            <w:r>
-              <w:rPr>
-                <w:rFonts w:cs="Arial"/>
-                <w:b/>
-                <w:sz w:val="28"/>
-                <w:szCs w:val="32"/>
-              </w:rPr>
-              <w:t>Krama</w:t>
-            </w:r>
-            <w:proofErr w:type="spellEnd"/>
-            <w:r>
-              <w:rPr>
-                <w:rFonts w:cs="Arial"/>
-                <w:b/>
-                <w:sz w:val="28"/>
-                <w:szCs w:val="32"/>
-              </w:rPr>
-              <w:t xml:space="preserve"> </w:t>
-            </w:r>
-            <w:proofErr w:type="spellStart"/>
-            <w:r>
-              <w:rPr>
-                <w:rFonts w:cs="Arial"/>
-                <w:b/>
-                <w:sz w:val="28"/>
-                <w:szCs w:val="32"/>
-              </w:rPr>
-              <w:t>Vaakyam</w:t>
-            </w:r>
-            <w:proofErr w:type="spellEnd"/>
-            <w:r>
-              <w:rPr>
-                <w:rFonts w:cs="Arial"/>
-                <w:b/>
-                <w:sz w:val="28"/>
-                <w:szCs w:val="32"/>
-              </w:rPr>
-              <w:t xml:space="preserve"> No.– </w:t>
+            <w:r>
+              <w:rPr>
+                <w:rFonts w:cs="Arial"/>
+                <w:b/>
+                <w:sz w:val="28"/>
+                <w:szCs w:val="32"/>
+              </w:rPr>
+              <w:t xml:space="preserve">Krama Vaakyam No.– </w:t>
             </w:r>
             <w:r>
               <w:rPr>
@@ -406,25 +1107,14 @@
                 <w:szCs w:val="32"/>
               </w:rPr>
             </w:pPr>
-            <w:proofErr w:type="spellStart"/>
-            <w:r>
-              <w:rPr>
-                <w:rFonts w:cs="Arial"/>
-                <w:b/>
-                <w:sz w:val="28"/>
-                <w:szCs w:val="32"/>
-              </w:rPr>
-              <w:t>Panchaati</w:t>
-            </w:r>
-            <w:proofErr w:type="spellEnd"/>
-            <w:r>
-              <w:rPr>
-                <w:rFonts w:cs="Arial"/>
-                <w:b/>
-                <w:sz w:val="28"/>
-                <w:szCs w:val="32"/>
-              </w:rPr>
-              <w:t xml:space="preserve"> No</w:t>
+            <w:r>
+              <w:rPr>
+                <w:rFonts w:cs="Arial"/>
+                <w:b/>
+                <w:sz w:val="28"/>
+                <w:szCs w:val="32"/>
+              </w:rPr>
+              <w:t>Panchaati No</w:t>
             </w:r>
             <w:r>
               <w:rPr>
@@ -803,6 +1493,21 @@
         </w:tc>
       </w:tr>
     </w:tbl>
+    <w:p>
+      <w:pPr>
+        <w:pBdr>
+          <w:bottom w:val="double" w:sz="6" w:space="1" w:color="auto"/>
+        </w:pBdr>
+        <w:jc w:val="center"/>
+        <w:rPr>
+          <w:b/>
+          <w:bCs/>
+          <w:sz w:val="32"/>
+          <w:szCs w:val="32"/>
+          <w:u w:val="single"/>
+        </w:rPr>
+      </w:pPr>
+    </w:p>
     <w:p>
       <w:pPr>
         <w:jc w:val="center"/>
@@ -814,16 +1519,6 @@
           <w:u w:val="single"/>
         </w:rPr>
       </w:pPr>
-      <w:r>
-        <w:rPr>
-          <w:b/>
-          <w:bCs/>
-          <w:sz w:val="32"/>
-          <w:szCs w:val="32"/>
-          <w:u w:val="single"/>
-        </w:rPr>
-        <w:t>================</w:t>
-      </w:r>
     </w:p>
     <w:p>
       <w:pPr>
@@ -844,9 +1539,9 @@
           <w:szCs w:val="32"/>
           <w:u w:val="single"/>
         </w:rPr>
+        <w:lastRenderedPageBreak/>
         <w:t xml:space="preserve">TS </w:t>
       </w:r>
-      <w:proofErr w:type="spellStart"/>
       <w:r>
         <w:rPr>
           <w:b/>
@@ -857,7 +1552,6 @@
         </w:rPr>
         <w:t>Krama</w:t>
       </w:r>
-      <w:proofErr w:type="spellEnd"/>
       <w:r>
         <w:rPr>
           <w:b/>
@@ -866,29 +1560,7 @@
           <w:szCs w:val="32"/>
           <w:u w:val="single"/>
         </w:rPr>
-        <w:t xml:space="preserve"> </w:t>
-      </w:r>
-      <w:proofErr w:type="spellStart"/>
-      <w:r>
-        <w:rPr>
-          <w:b/>
-          <w:bCs/>
-          <w:sz w:val="32"/>
-          <w:szCs w:val="32"/>
-          <w:u w:val="single"/>
-        </w:rPr>
-        <w:t>Paatam</w:t>
-      </w:r>
-      <w:proofErr w:type="spellEnd"/>
-      <w:r>
-        <w:rPr>
-          <w:b/>
-          <w:bCs/>
-          <w:sz w:val="32"/>
-          <w:szCs w:val="32"/>
-          <w:u w:val="single"/>
-        </w:rPr>
-        <w:t xml:space="preserve"> – TS </w:t>
+        <w:t xml:space="preserve"> Paatam – TS </w:t>
       </w:r>
       <w:r>
         <w:rPr>
@@ -1290,25 +1962,7 @@
                 <w:sz w:val="40"/>
                 <w:szCs w:val="40"/>
               </w:rPr>
-              <w:t xml:space="preserve"> </w:t>
-            </w:r>
-            <w:proofErr w:type="spellStart"/>
-            <w:r>
-              <w:rPr>
-                <w:rFonts w:ascii="BRH Devanagari Extra" w:hAnsi="BRH Devanagari Extra" w:cs="BRH Devanagari Extra"/>
-                <w:sz w:val="40"/>
-                <w:szCs w:val="40"/>
-              </w:rPr>
-              <w:t>oÉ</w:t>
-            </w:r>
-            <w:proofErr w:type="spellEnd"/>
-            <w:r>
-              <w:rPr>
-                <w:rFonts w:ascii="BRH Devanagari Extra" w:hAnsi="BRH Devanagari Extra" w:cs="BRH Devanagari Extra"/>
-                <w:sz w:val="40"/>
-                <w:szCs w:val="40"/>
-              </w:rPr>
-              <w:t>×</w:t>
+              <w:t xml:space="preserve"> oÉ×</w:t>
             </w:r>
             <w:r>
               <w:rPr>
@@ -1427,25 +2081,7 @@
                 <w:sz w:val="40"/>
                 <w:szCs w:val="40"/>
               </w:rPr>
-              <w:t xml:space="preserve"> </w:t>
-            </w:r>
-            <w:proofErr w:type="spellStart"/>
-            <w:r>
-              <w:rPr>
-                <w:rFonts w:ascii="BRH Devanagari Extra" w:hAnsi="BRH Devanagari Extra" w:cs="BRH Devanagari Extra"/>
-                <w:sz w:val="40"/>
-                <w:szCs w:val="40"/>
-              </w:rPr>
-              <w:t>oÉ</w:t>
-            </w:r>
-            <w:proofErr w:type="spellEnd"/>
-            <w:r>
-              <w:rPr>
-                <w:rFonts w:ascii="BRH Devanagari Extra" w:hAnsi="BRH Devanagari Extra" w:cs="BRH Devanagari Extra"/>
-                <w:sz w:val="40"/>
-                <w:szCs w:val="40"/>
-              </w:rPr>
-              <w:t>×</w:t>
+              <w:t xml:space="preserve"> oÉ×</w:t>
             </w:r>
             <w:r>
               <w:rPr>
@@ -1919,19 +2555,8 @@
                 <w:sz w:val="28"/>
                 <w:szCs w:val="32"/>
               </w:rPr>
-              <w:t xml:space="preserve">T.S.6.5.4.1 – </w:t>
-            </w:r>
-            <w:proofErr w:type="spellStart"/>
-            <w:r>
-              <w:rPr>
-                <w:rFonts w:cs="Arial"/>
-                <w:b/>
-                <w:sz w:val="28"/>
-                <w:szCs w:val="32"/>
-              </w:rPr>
-              <w:t>Kramam</w:t>
-            </w:r>
-            <w:proofErr w:type="spellEnd"/>
+              <w:t>T.S.6.5.4.1 – Kramam</w:t>
+            </w:r>
           </w:p>
           <w:p>
             <w:pPr>
@@ -1951,45 +2576,14 @@
                 <w:szCs w:val="32"/>
               </w:rPr>
             </w:pPr>
-            <w:proofErr w:type="spellStart"/>
-            <w:r>
-              <w:rPr>
-                <w:rFonts w:cs="Arial"/>
-                <w:b/>
-                <w:sz w:val="28"/>
-                <w:szCs w:val="32"/>
-              </w:rPr>
-              <w:t>Krama</w:t>
-            </w:r>
-            <w:proofErr w:type="spellEnd"/>
-            <w:r>
-              <w:rPr>
-                <w:rFonts w:cs="Arial"/>
-                <w:b/>
-                <w:sz w:val="28"/>
-                <w:szCs w:val="32"/>
-              </w:rPr>
-              <w:t xml:space="preserve"> </w:t>
-            </w:r>
-            <w:proofErr w:type="spellStart"/>
-            <w:r>
-              <w:rPr>
-                <w:rFonts w:cs="Arial"/>
-                <w:b/>
-                <w:sz w:val="28"/>
-                <w:szCs w:val="32"/>
-              </w:rPr>
-              <w:t>Vaakyam</w:t>
-            </w:r>
-            <w:proofErr w:type="spellEnd"/>
-            <w:r>
-              <w:rPr>
-                <w:rFonts w:cs="Arial"/>
-                <w:b/>
-                <w:sz w:val="28"/>
-                <w:szCs w:val="32"/>
-              </w:rPr>
-              <w:t xml:space="preserve"> No.– 38</w:t>
+            <w:r>
+              <w:rPr>
+                <w:rFonts w:cs="Arial"/>
+                <w:b/>
+                <w:sz w:val="28"/>
+                <w:szCs w:val="32"/>
+              </w:rPr>
+              <w:t>Krama Vaakyam No.– 38</w:t>
             </w:r>
           </w:p>
           <w:p>
@@ -2010,25 +2604,14 @@
                 <w:szCs w:val="32"/>
               </w:rPr>
             </w:pPr>
-            <w:proofErr w:type="spellStart"/>
-            <w:r>
-              <w:rPr>
-                <w:rFonts w:cs="Arial"/>
-                <w:b/>
-                <w:sz w:val="28"/>
-                <w:szCs w:val="32"/>
-              </w:rPr>
-              <w:t>Panchaati</w:t>
-            </w:r>
-            <w:proofErr w:type="spellEnd"/>
-            <w:r>
-              <w:rPr>
-                <w:rFonts w:cs="Arial"/>
-                <w:b/>
-                <w:sz w:val="28"/>
-                <w:szCs w:val="32"/>
-              </w:rPr>
-              <w:t xml:space="preserve"> No</w:t>
+            <w:r>
+              <w:rPr>
+                <w:rFonts w:cs="Arial"/>
+                <w:b/>
+                <w:sz w:val="28"/>
+                <w:szCs w:val="32"/>
+              </w:rPr>
+              <w:t>Panchaati No</w:t>
             </w:r>
             <w:r>
               <w:rPr>
@@ -2064,7 +2647,6 @@
                 <w:lang w:val="en-IN" w:eastAsia="en-IN" w:bidi="ml-IN"/>
               </w:rPr>
             </w:pPr>
-            <w:proofErr w:type="spellStart"/>
             <w:r>
               <w:rPr>
                 <w:rFonts w:ascii="BRH Devanagari Extra" w:hAnsi="BRH Devanagari Extra" w:cs="BRH Devanagari Extra"/>
@@ -2073,7 +2655,6 @@
               </w:rPr>
               <w:t>Lå</w:t>
             </w:r>
-            <w:proofErr w:type="spellEnd"/>
             <w:r>
               <w:rPr>
                 <w:rFonts w:ascii="BRH Malayalam Extra" w:hAnsi="BRH Malayalam Extra" w:cs="BRH Devanagari Extra"/>
@@ -2126,25 +2707,7 @@
                 <w:sz w:val="40"/>
                 <w:szCs w:val="40"/>
               </w:rPr>
-              <w:t xml:space="preserve"> </w:t>
-            </w:r>
-            <w:proofErr w:type="spellStart"/>
-            <w:r>
-              <w:rPr>
-                <w:rFonts w:ascii="BRH Devanagari Extra" w:hAnsi="BRH Devanagari Extra" w:cs="BRH Devanagari Extra"/>
-                <w:sz w:val="40"/>
-                <w:szCs w:val="40"/>
-              </w:rPr>
-              <w:t>aÉ</w:t>
-            </w:r>
-            <w:proofErr w:type="spellEnd"/>
-            <w:r>
-              <w:rPr>
-                <w:rFonts w:ascii="BRH Devanagari Extra" w:hAnsi="BRH Devanagari Extra" w:cs="BRH Devanagari Extra"/>
-                <w:sz w:val="40"/>
-                <w:szCs w:val="40"/>
-              </w:rPr>
-              <w:t>×</w:t>
+              <w:t xml:space="preserve"> aÉ×</w:t>
             </w:r>
             <w:r>
               <w:rPr>
@@ -2215,7 +2778,6 @@
                 <w:lang w:val="en-IN" w:eastAsia="en-IN" w:bidi="ml-IN"/>
               </w:rPr>
             </w:pPr>
-            <w:proofErr w:type="spellStart"/>
             <w:r>
               <w:rPr>
                 <w:rFonts w:ascii="BRH Devanagari Extra" w:hAnsi="BRH Devanagari Extra" w:cs="BRH Devanagari Extra"/>
@@ -2224,7 +2786,6 @@
               </w:rPr>
               <w:t>Lå</w:t>
             </w:r>
-            <w:proofErr w:type="spellEnd"/>
             <w:r>
               <w:rPr>
                 <w:rFonts w:ascii="BRH Malayalam Extra" w:hAnsi="BRH Malayalam Extra" w:cs="BRH Devanagari Extra"/>
@@ -2277,25 +2838,7 @@
                 <w:sz w:val="40"/>
                 <w:szCs w:val="40"/>
               </w:rPr>
-              <w:t xml:space="preserve"> </w:t>
-            </w:r>
-            <w:proofErr w:type="spellStart"/>
-            <w:r>
-              <w:rPr>
-                <w:rFonts w:ascii="BRH Devanagari Extra" w:hAnsi="BRH Devanagari Extra" w:cs="BRH Devanagari Extra"/>
-                <w:sz w:val="40"/>
-                <w:szCs w:val="40"/>
-              </w:rPr>
-              <w:t>aÉ</w:t>
-            </w:r>
-            <w:proofErr w:type="spellEnd"/>
-            <w:r>
-              <w:rPr>
-                <w:rFonts w:ascii="BRH Devanagari Extra" w:hAnsi="BRH Devanagari Extra" w:cs="BRH Devanagari Extra"/>
-                <w:sz w:val="40"/>
-                <w:szCs w:val="40"/>
-              </w:rPr>
-              <w:t>×</w:t>
+              <w:t xml:space="preserve"> aÉ×</w:t>
             </w:r>
             <w:r>
               <w:rPr>
@@ -2385,20 +2928,8 @@
                 <w:sz w:val="28"/>
                 <w:szCs w:val="32"/>
               </w:rPr>
-              <w:lastRenderedPageBreak/>
-              <w:t xml:space="preserve">T.S.6.5.4.2 – </w:t>
-            </w:r>
-            <w:proofErr w:type="spellStart"/>
-            <w:r>
-              <w:rPr>
-                <w:rFonts w:cs="Arial"/>
-                <w:b/>
-                <w:sz w:val="28"/>
-                <w:szCs w:val="32"/>
-              </w:rPr>
-              <w:t>Kramam</w:t>
-            </w:r>
-            <w:proofErr w:type="spellEnd"/>
+              <w:t>T.S.6.5.4.2 – Kramam</w:t>
+            </w:r>
           </w:p>
           <w:p>
             <w:pPr>
@@ -2418,45 +2949,14 @@
                 <w:szCs w:val="32"/>
               </w:rPr>
             </w:pPr>
-            <w:proofErr w:type="spellStart"/>
-            <w:r>
-              <w:rPr>
-                <w:rFonts w:cs="Arial"/>
-                <w:b/>
-                <w:sz w:val="28"/>
-                <w:szCs w:val="32"/>
-              </w:rPr>
-              <w:t>Krama</w:t>
-            </w:r>
-            <w:proofErr w:type="spellEnd"/>
-            <w:r>
-              <w:rPr>
-                <w:rFonts w:cs="Arial"/>
-                <w:b/>
-                <w:sz w:val="28"/>
-                <w:szCs w:val="32"/>
-              </w:rPr>
-              <w:t xml:space="preserve"> </w:t>
-            </w:r>
-            <w:proofErr w:type="spellStart"/>
-            <w:r>
-              <w:rPr>
-                <w:rFonts w:cs="Arial"/>
-                <w:b/>
-                <w:sz w:val="28"/>
-                <w:szCs w:val="32"/>
-              </w:rPr>
-              <w:t>Vaakyam</w:t>
-            </w:r>
-            <w:proofErr w:type="spellEnd"/>
-            <w:r>
-              <w:rPr>
-                <w:rFonts w:cs="Arial"/>
-                <w:b/>
-                <w:sz w:val="28"/>
-                <w:szCs w:val="32"/>
-              </w:rPr>
-              <w:t xml:space="preserve"> No.– 2</w:t>
+            <w:r>
+              <w:rPr>
+                <w:rFonts w:cs="Arial"/>
+                <w:b/>
+                <w:sz w:val="28"/>
+                <w:szCs w:val="32"/>
+              </w:rPr>
+              <w:t>Krama Vaakyam No.– 2</w:t>
             </w:r>
           </w:p>
           <w:p>
@@ -2477,25 +2977,14 @@
                 <w:szCs w:val="32"/>
               </w:rPr>
             </w:pPr>
-            <w:proofErr w:type="spellStart"/>
-            <w:r>
-              <w:rPr>
-                <w:rFonts w:cs="Arial"/>
-                <w:b/>
-                <w:sz w:val="28"/>
-                <w:szCs w:val="32"/>
-              </w:rPr>
-              <w:t>Panchaati</w:t>
-            </w:r>
-            <w:proofErr w:type="spellEnd"/>
-            <w:r>
-              <w:rPr>
-                <w:rFonts w:cs="Arial"/>
-                <w:b/>
-                <w:sz w:val="28"/>
-                <w:szCs w:val="32"/>
-              </w:rPr>
-              <w:t xml:space="preserve"> No</w:t>
+            <w:r>
+              <w:rPr>
+                <w:rFonts w:cs="Arial"/>
+                <w:b/>
+                <w:sz w:val="28"/>
+                <w:szCs w:val="32"/>
+              </w:rPr>
+              <w:t>Panchaati No</w:t>
             </w:r>
             <w:r>
               <w:rPr>
@@ -2605,7 +3094,6 @@
               </w:rPr>
               <w:t>–</w:t>
             </w:r>
-            <w:proofErr w:type="spellStart"/>
             <w:r>
               <w:rPr>
                 <w:rFonts w:ascii="BRH Devanagari Extra" w:hAnsi="BRH Devanagari Extra" w:cs="BRH Devanagari Extra"/>
@@ -2615,7 +3103,6 @@
               </w:rPr>
               <w:t>eÉÉ</w:t>
             </w:r>
-            <w:proofErr w:type="spellEnd"/>
             <w:r>
               <w:rPr>
                 <w:rFonts w:ascii="BRH Devanagari Extra" w:hAnsi="BRH Devanagari Extra" w:cs="BRH Devanagari Extra"/>
@@ -2844,19 +3331,8 @@
                 <w:sz w:val="28"/>
                 <w:szCs w:val="32"/>
               </w:rPr>
-              <w:t xml:space="preserve">T.S.6.5.6.5 – </w:t>
-            </w:r>
-            <w:proofErr w:type="spellStart"/>
-            <w:r>
-              <w:rPr>
-                <w:rFonts w:cs="Arial"/>
-                <w:b/>
-                <w:sz w:val="28"/>
-                <w:szCs w:val="32"/>
-              </w:rPr>
-              <w:t>Kramam</w:t>
-            </w:r>
-            <w:proofErr w:type="spellEnd"/>
+              <w:t>T.S.6.5.6.5 – Kramam</w:t>
+            </w:r>
           </w:p>
           <w:p>
             <w:pPr>
@@ -3251,19 +3727,8 @@
                 <w:sz w:val="28"/>
                 <w:szCs w:val="32"/>
               </w:rPr>
-              <w:t xml:space="preserve">T.S.6.5.7.1 – </w:t>
-            </w:r>
-            <w:proofErr w:type="spellStart"/>
-            <w:r>
-              <w:rPr>
-                <w:rFonts w:cs="Arial"/>
-                <w:b/>
-                <w:sz w:val="28"/>
-                <w:szCs w:val="32"/>
-              </w:rPr>
-              <w:t>Kramam</w:t>
-            </w:r>
-            <w:proofErr w:type="spellEnd"/>
+              <w:t>T.S.6.5.7.1 – Kramam</w:t>
+            </w:r>
           </w:p>
           <w:p>
             <w:pPr>
@@ -3283,45 +3748,14 @@
                 <w:szCs w:val="32"/>
               </w:rPr>
             </w:pPr>
-            <w:proofErr w:type="spellStart"/>
-            <w:r>
-              <w:rPr>
-                <w:rFonts w:cs="Arial"/>
-                <w:b/>
-                <w:sz w:val="28"/>
-                <w:szCs w:val="32"/>
-              </w:rPr>
-              <w:t>Krama</w:t>
-            </w:r>
-            <w:proofErr w:type="spellEnd"/>
-            <w:r>
-              <w:rPr>
-                <w:rFonts w:cs="Arial"/>
-                <w:b/>
-                <w:sz w:val="28"/>
-                <w:szCs w:val="32"/>
-              </w:rPr>
-              <w:t xml:space="preserve"> </w:t>
-            </w:r>
-            <w:proofErr w:type="spellStart"/>
-            <w:r>
-              <w:rPr>
-                <w:rFonts w:cs="Arial"/>
-                <w:b/>
-                <w:sz w:val="28"/>
-                <w:szCs w:val="32"/>
-              </w:rPr>
-              <w:t>Vaakyam</w:t>
-            </w:r>
-            <w:proofErr w:type="spellEnd"/>
-            <w:r>
-              <w:rPr>
-                <w:rFonts w:cs="Arial"/>
-                <w:b/>
-                <w:sz w:val="28"/>
-                <w:szCs w:val="32"/>
-              </w:rPr>
-              <w:t xml:space="preserve"> No.– 4</w:t>
+            <w:r>
+              <w:rPr>
+                <w:rFonts w:cs="Arial"/>
+                <w:b/>
+                <w:sz w:val="28"/>
+                <w:szCs w:val="32"/>
+              </w:rPr>
+              <w:t>Krama Vaakyam No.– 4</w:t>
             </w:r>
           </w:p>
           <w:p>
@@ -3342,25 +3776,14 @@
                 <w:szCs w:val="32"/>
               </w:rPr>
             </w:pPr>
-            <w:proofErr w:type="spellStart"/>
-            <w:r>
-              <w:rPr>
-                <w:rFonts w:cs="Arial"/>
-                <w:b/>
-                <w:sz w:val="28"/>
-                <w:szCs w:val="32"/>
-              </w:rPr>
-              <w:t>Panchaati</w:t>
-            </w:r>
-            <w:proofErr w:type="spellEnd"/>
-            <w:r>
-              <w:rPr>
-                <w:rFonts w:cs="Arial"/>
-                <w:b/>
-                <w:sz w:val="28"/>
-                <w:szCs w:val="32"/>
-              </w:rPr>
-              <w:t xml:space="preserve"> No</w:t>
+            <w:r>
+              <w:rPr>
+                <w:rFonts w:cs="Arial"/>
+                <w:b/>
+                <w:sz w:val="28"/>
+                <w:szCs w:val="32"/>
+              </w:rPr>
+              <w:t>Panchaati No</w:t>
             </w:r>
             <w:r>
               <w:rPr>
@@ -3506,7 +3929,6 @@
               </w:rPr>
               <w:t>–</w:t>
             </w:r>
-            <w:proofErr w:type="spellStart"/>
             <w:r>
               <w:rPr>
                 <w:rFonts w:ascii="BRH Devanagari Extra" w:hAnsi="BRH Devanagari Extra" w:cs="BRH Devanagari Extra"/>
@@ -3515,7 +3937,6 @@
               </w:rPr>
               <w:t>aÉë</w:t>
             </w:r>
-            <w:proofErr w:type="spellEnd"/>
             <w:r>
               <w:rPr>
                 <w:rFonts w:ascii="BRH Malayalam Extra" w:hAnsi="BRH Malayalam Extra" w:cs="BRH Devanagari Extra"/>
@@ -3707,7 +4128,6 @@
               </w:rPr>
               <w:t>–</w:t>
             </w:r>
-            <w:proofErr w:type="spellStart"/>
             <w:r>
               <w:rPr>
                 <w:rFonts w:ascii="BRH Devanagari Extra" w:hAnsi="BRH Devanagari Extra" w:cs="BRH Devanagari Extra"/>
@@ -3716,17 +4136,15 @@
               </w:rPr>
               <w:t>aÉë</w:t>
             </w:r>
-            <w:proofErr w:type="spellEnd"/>
-            <w:r>
-              <w:rPr>
-                <w:rFonts w:ascii="BRH Malayalam Extra" w:hAnsi="BRH Malayalam Extra" w:cs="BRH Devanagari Extra"/>
-                <w:b/>
-                <w:sz w:val="32"/>
-                <w:szCs w:val="40"/>
-              </w:rPr>
-              <w:t>–</w:t>
-            </w:r>
-            <w:proofErr w:type="spellStart"/>
+            <w:r>
+              <w:rPr>
+                <w:rFonts w:ascii="BRH Malayalam Extra" w:hAnsi="BRH Malayalam Extra" w:cs="BRH Devanagari Extra"/>
+                <w:b/>
+                <w:sz w:val="32"/>
+                <w:szCs w:val="40"/>
+              </w:rPr>
+              <w:t>–</w:t>
+            </w:r>
             <w:r>
               <w:rPr>
                 <w:rFonts w:ascii="BRH Devanagari Extra" w:hAnsi="BRH Devanagari Extra" w:cs="BRH Devanagari Extra"/>
@@ -3736,7 +4154,6 @@
               </w:rPr>
               <w:t>rÉ</w:t>
             </w:r>
-            <w:proofErr w:type="spellEnd"/>
             <w:r>
               <w:rPr>
                 <w:rFonts w:ascii="BRH Malayalam Extra" w:hAnsi="BRH Malayalam Extra" w:cs="BRH Devanagari Extra"/>
@@ -3819,19 +4236,9 @@
                 <w:sz w:val="28"/>
                 <w:szCs w:val="32"/>
               </w:rPr>
-              <w:t xml:space="preserve">T.S.6.5.7.2 – </w:t>
-            </w:r>
-            <w:proofErr w:type="spellStart"/>
-            <w:r>
-              <w:rPr>
-                <w:rFonts w:cs="Arial"/>
-                <w:b/>
-                <w:sz w:val="28"/>
-                <w:szCs w:val="32"/>
-              </w:rPr>
-              <w:t>Kramam</w:t>
-            </w:r>
-            <w:proofErr w:type="spellEnd"/>
+              <w:lastRenderedPageBreak/>
+              <w:t>T.S.6.5.7.2 – Kramam</w:t>
+            </w:r>
           </w:p>
           <w:p>
             <w:pPr>
@@ -4320,7 +4727,6 @@
                 <w:szCs w:val="40"/>
               </w:rPr>
             </w:pPr>
-            <w:proofErr w:type="spellStart"/>
             <w:r>
               <w:rPr>
                 <w:rFonts w:ascii="BRH Devanagari Extra" w:hAnsi="BRH Devanagari Extra" w:cs="BRH Devanagari Extra"/>
@@ -4329,7 +4735,6 @@
               </w:rPr>
               <w:t>xÉ</w:t>
             </w:r>
-            <w:proofErr w:type="spellEnd"/>
             <w:r>
               <w:rPr>
                 <w:rFonts w:ascii="BRH Malayalam Extra" w:hAnsi="BRH Malayalam Extra" w:cs="BRH Devanagari Extra"/>
@@ -4358,7 +4763,6 @@
               </w:rPr>
               <w:t>–</w:t>
             </w:r>
-            <w:proofErr w:type="spellStart"/>
             <w:r>
               <w:rPr>
                 <w:rFonts w:ascii="BRH Devanagari Extra" w:hAnsi="BRH Devanagari Extra" w:cs="BRH Devanagari Extra"/>
@@ -4367,7 +4771,6 @@
               </w:rPr>
               <w:t>iÉ</w:t>
             </w:r>
-            <w:proofErr w:type="spellEnd"/>
             <w:r>
               <w:rPr>
                 <w:rFonts w:ascii="BRH Devanagari Extra" w:hAnsi="BRH Devanagari Extra" w:cs="BRH Devanagari Extra"/>
@@ -4510,7 +4913,6 @@
                 <w:lang w:val="en-IN" w:eastAsia="en-IN" w:bidi="ml-IN"/>
               </w:rPr>
             </w:pPr>
-            <w:proofErr w:type="spellStart"/>
             <w:r>
               <w:rPr>
                 <w:rFonts w:ascii="BRH Devanagari Extra" w:hAnsi="BRH Devanagari Extra" w:cs="BRH Devanagari Extra"/>
@@ -4519,7 +4921,6 @@
               </w:rPr>
               <w:t>xÉ</w:t>
             </w:r>
-            <w:proofErr w:type="spellEnd"/>
             <w:r>
               <w:rPr>
                 <w:rFonts w:ascii="BRH Malayalam Extra" w:hAnsi="BRH Malayalam Extra" w:cs="BRH Devanagari Extra"/>
@@ -4548,23 +4949,13 @@
               </w:rPr>
               <w:t>–</w:t>
             </w:r>
-            <w:proofErr w:type="spellStart"/>
-            <w:r>
-              <w:rPr>
-                <w:rFonts w:ascii="BRH Devanagari Extra" w:hAnsi="BRH Devanagari Extra" w:cs="BRH Devanagari Extra"/>
-                <w:sz w:val="40"/>
-                <w:szCs w:val="40"/>
-              </w:rPr>
-              <w:t>iÉ</w:t>
-            </w:r>
-            <w:proofErr w:type="spellEnd"/>
-            <w:r>
-              <w:rPr>
-                <w:rFonts w:ascii="BRH Devanagari Extra" w:hAnsi="BRH Devanagari Extra" w:cs="BRH Devanagari Extra"/>
-                <w:sz w:val="40"/>
-                <w:szCs w:val="40"/>
-              </w:rPr>
-              <w:t>×</w:t>
+            <w:r>
+              <w:rPr>
+                <w:rFonts w:ascii="BRH Devanagari Extra" w:hAnsi="BRH Devanagari Extra" w:cs="BRH Devanagari Extra"/>
+                <w:sz w:val="40"/>
+                <w:szCs w:val="40"/>
+              </w:rPr>
+              <w:t>iÉ×</w:t>
             </w:r>
             <w:r>
               <w:rPr>
@@ -4762,7 +5153,6 @@
                 <w:szCs w:val="40"/>
               </w:rPr>
             </w:pPr>
-            <w:proofErr w:type="spellStart"/>
             <w:r>
               <w:rPr>
                 <w:rFonts w:ascii="BRH Devanagari Extra" w:hAnsi="BRH Devanagari Extra" w:cs="BRH Devanagari Extra"/>
@@ -4771,7 +5161,6 @@
               </w:rPr>
               <w:t>xÉ</w:t>
             </w:r>
-            <w:proofErr w:type="spellEnd"/>
             <w:r>
               <w:rPr>
                 <w:rFonts w:ascii="BRH Malayalam Extra" w:hAnsi="BRH Malayalam Extra" w:cs="BRH Devanagari Extra"/>
@@ -4800,23 +5189,13 @@
               </w:rPr>
               <w:t>–</w:t>
             </w:r>
-            <w:proofErr w:type="spellStart"/>
-            <w:r>
-              <w:rPr>
-                <w:rFonts w:ascii="BRH Devanagari Extra" w:hAnsi="BRH Devanagari Extra" w:cs="BRH Devanagari Extra"/>
-                <w:sz w:val="40"/>
-                <w:szCs w:val="40"/>
-              </w:rPr>
-              <w:t>iÉ</w:t>
-            </w:r>
-            <w:proofErr w:type="spellEnd"/>
-            <w:r>
-              <w:rPr>
-                <w:rFonts w:ascii="BRH Devanagari Extra" w:hAnsi="BRH Devanagari Extra" w:cs="BRH Devanagari Extra"/>
-                <w:sz w:val="40"/>
-                <w:szCs w:val="40"/>
-              </w:rPr>
-              <w:t>×</w:t>
+            <w:r>
+              <w:rPr>
+                <w:rFonts w:ascii="BRH Devanagari Extra" w:hAnsi="BRH Devanagari Extra" w:cs="BRH Devanagari Extra"/>
+                <w:sz w:val="40"/>
+                <w:szCs w:val="40"/>
+              </w:rPr>
+              <w:t>iÉ×</w:t>
             </w:r>
             <w:r>
               <w:rPr>
@@ -4954,7 +5333,6 @@
                 <w:lang w:val="en-IN" w:eastAsia="en-IN" w:bidi="ml-IN"/>
               </w:rPr>
             </w:pPr>
-            <w:proofErr w:type="spellStart"/>
             <w:r>
               <w:rPr>
                 <w:rFonts w:ascii="BRH Devanagari Extra" w:hAnsi="BRH Devanagari Extra" w:cs="BRH Devanagari Extra"/>
@@ -4963,7 +5341,6 @@
               </w:rPr>
               <w:t>xÉ</w:t>
             </w:r>
-            <w:proofErr w:type="spellEnd"/>
             <w:r>
               <w:rPr>
                 <w:rFonts w:ascii="BRH Malayalam Extra" w:hAnsi="BRH Malayalam Extra" w:cs="BRH Devanagari Extra"/>
@@ -4992,34 +5369,23 @@
               </w:rPr>
               <w:t>–</w:t>
             </w:r>
-            <w:proofErr w:type="spellStart"/>
-            <w:r>
-              <w:rPr>
-                <w:rFonts w:ascii="BRH Devanagari Extra" w:hAnsi="BRH Devanagari Extra" w:cs="BRH Devanagari Extra"/>
-                <w:sz w:val="40"/>
-                <w:szCs w:val="40"/>
-              </w:rPr>
-              <w:t>iÉ</w:t>
-            </w:r>
-            <w:proofErr w:type="spellEnd"/>
-            <w:r>
-              <w:rPr>
-                <w:rFonts w:ascii="BRH Devanagari Extra" w:hAnsi="BRH Devanagari Extra" w:cs="BRH Devanagari Extra"/>
-                <w:sz w:val="40"/>
-                <w:szCs w:val="40"/>
-              </w:rPr>
-              <w:t>×</w:t>
-            </w:r>
-            <w:r>
-              <w:rPr>
-                <w:rFonts w:ascii="BRH Malayalam Extra" w:hAnsi="BRH Malayalam Extra" w:cs="BRH Devanagari Extra"/>
-                <w:b/>
-                <w:sz w:val="32"/>
-                <w:szCs w:val="40"/>
-              </w:rPr>
-              <w:t>–</w:t>
-            </w:r>
-            <w:proofErr w:type="spellStart"/>
+            <w:r>
+              <w:rPr>
+                <w:rFonts w:ascii="BRH Devanagari Extra" w:hAnsi="BRH Devanagari Extra" w:cs="BRH Devanagari Extra"/>
+                <w:sz w:val="40"/>
+                <w:szCs w:val="40"/>
+              </w:rPr>
+              <w:t>iÉ×</w:t>
+            </w:r>
+            <w:r>
+              <w:rPr>
+                <w:rFonts w:ascii="BRH Malayalam Extra" w:hAnsi="BRH Malayalam Extra" w:cs="BRH Devanagari Extra"/>
+                <w:b/>
+                <w:sz w:val="32"/>
+                <w:szCs w:val="40"/>
+              </w:rPr>
+              <w:t>–</w:t>
+            </w:r>
             <w:r>
               <w:rPr>
                 <w:rFonts w:ascii="BRH Devanagari Extra" w:hAnsi="BRH Devanagari Extra" w:cs="BRH Devanagari Extra"/>
@@ -5029,7 +5395,6 @@
               </w:rPr>
               <w:t>mÉ</w:t>
             </w:r>
-            <w:proofErr w:type="spellEnd"/>
             <w:r>
               <w:rPr>
                 <w:rFonts w:ascii="BRH Malayalam Extra" w:hAnsi="BRH Malayalam Extra" w:cs="BRH Devanagari Extra"/>
@@ -5393,7 +5758,6 @@
               </w:rPr>
               <w:t>–</w:t>
             </w:r>
-            <w:proofErr w:type="spellStart"/>
             <w:r>
               <w:rPr>
                 <w:rFonts w:ascii="BRH Devanagari Extra" w:hAnsi="BRH Devanagari Extra" w:cs="BRH Devanagari Extra"/>
@@ -5402,7 +5766,6 @@
               </w:rPr>
               <w:t>uÉ</w:t>
             </w:r>
-            <w:proofErr w:type="spellEnd"/>
             <w:r>
               <w:rPr>
                 <w:rFonts w:ascii="BRH Malayalam Extra" w:hAnsi="BRH Malayalam Extra" w:cs="BRH Devanagari Extra"/>
@@ -5527,7 +5890,6 @@
               </w:rPr>
               <w:t>–</w:t>
             </w:r>
-            <w:proofErr w:type="spellStart"/>
             <w:r>
               <w:rPr>
                 <w:rFonts w:ascii="BRH Devanagari Extra" w:hAnsi="BRH Devanagari Extra" w:cs="BRH Devanagari Extra"/>
@@ -5536,7 +5898,6 @@
               </w:rPr>
               <w:t>uÉ</w:t>
             </w:r>
-            <w:proofErr w:type="spellEnd"/>
             <w:r>
               <w:rPr>
                 <w:rFonts w:ascii="BRH Malayalam Extra" w:hAnsi="BRH Malayalam Extra" w:cs="BRH Devanagari Extra"/>
@@ -5661,7 +6022,6 @@
                 <w:sz w:val="28"/>
                 <w:szCs w:val="32"/>
               </w:rPr>
-              <w:lastRenderedPageBreak/>
               <w:t>T.S.6.5.</w:t>
             </w:r>
             <w:r>
@@ -5680,19 +6040,8 @@
                 <w:sz w:val="28"/>
                 <w:szCs w:val="32"/>
               </w:rPr>
-              <w:t xml:space="preserve"> – </w:t>
-            </w:r>
-            <w:proofErr w:type="spellStart"/>
-            <w:r>
-              <w:rPr>
-                <w:rFonts w:cs="Arial"/>
-                <w:b/>
-                <w:sz w:val="28"/>
-                <w:szCs w:val="32"/>
-              </w:rPr>
-              <w:t>Kramam</w:t>
-            </w:r>
-            <w:proofErr w:type="spellEnd"/>
+              <w:t xml:space="preserve"> – Kramam</w:t>
+            </w:r>
           </w:p>
           <w:p>
             <w:pPr>
@@ -5712,7 +6061,6 @@
                 <w:szCs w:val="32"/>
               </w:rPr>
             </w:pPr>
-            <w:proofErr w:type="spellStart"/>
             <w:r>
               <w:rPr>
                 <w:rFonts w:cs="Arial"/>
@@ -5720,37 +6068,7 @@
                 <w:sz w:val="22"/>
                 <w:szCs w:val="32"/>
               </w:rPr>
-              <w:t>Krama</w:t>
-            </w:r>
-            <w:proofErr w:type="spellEnd"/>
-            <w:r>
-              <w:rPr>
-                <w:rFonts w:cs="Arial"/>
-                <w:b/>
-                <w:sz w:val="22"/>
-                <w:szCs w:val="32"/>
-              </w:rPr>
-              <w:t xml:space="preserve"> </w:t>
-            </w:r>
-            <w:proofErr w:type="spellStart"/>
-            <w:r>
-              <w:rPr>
-                <w:rFonts w:cs="Arial"/>
-                <w:b/>
-                <w:sz w:val="22"/>
-                <w:szCs w:val="32"/>
-              </w:rPr>
-              <w:t>Vaakyam</w:t>
-            </w:r>
-            <w:proofErr w:type="spellEnd"/>
-            <w:r>
-              <w:rPr>
-                <w:rFonts w:cs="Arial"/>
-                <w:b/>
-                <w:sz w:val="22"/>
-                <w:szCs w:val="32"/>
-              </w:rPr>
-              <w:t xml:space="preserve"> No.– 44, 45 46</w:t>
+              <w:t>Krama Vaakyam No.– 44, 45 46</w:t>
             </w:r>
           </w:p>
           <w:p>
@@ -5771,25 +6089,14 @@
                 <w:szCs w:val="32"/>
               </w:rPr>
             </w:pPr>
-            <w:proofErr w:type="spellStart"/>
-            <w:r>
-              <w:rPr>
-                <w:rFonts w:cs="Arial"/>
-                <w:b/>
-                <w:sz w:val="28"/>
-                <w:szCs w:val="32"/>
-              </w:rPr>
-              <w:t>Panchaati</w:t>
-            </w:r>
-            <w:proofErr w:type="spellEnd"/>
-            <w:r>
-              <w:rPr>
-                <w:rFonts w:cs="Arial"/>
-                <w:b/>
-                <w:sz w:val="28"/>
-                <w:szCs w:val="32"/>
-              </w:rPr>
-              <w:t xml:space="preserve"> No</w:t>
+            <w:r>
+              <w:rPr>
+                <w:rFonts w:cs="Arial"/>
+                <w:b/>
+                <w:sz w:val="28"/>
+                <w:szCs w:val="32"/>
+              </w:rPr>
+              <w:t>Panchaati No</w:t>
             </w:r>
             <w:r>
               <w:rPr>
@@ -5823,7 +6130,6 @@
                 <w:szCs w:val="40"/>
               </w:rPr>
             </w:pPr>
-            <w:proofErr w:type="spellStart"/>
             <w:r>
               <w:rPr>
                 <w:rFonts w:ascii="BRH Devanagari Extra" w:hAnsi="BRH Devanagari Extra" w:cs="BRH Devanagari Extra"/>
@@ -5832,17 +6138,15 @@
               </w:rPr>
               <w:t>eÉ</w:t>
             </w:r>
-            <w:proofErr w:type="spellEnd"/>
-            <w:r>
-              <w:rPr>
-                <w:rFonts w:ascii="BRH Malayalam Extra" w:hAnsi="BRH Malayalam Extra" w:cs="BRH Devanagari Extra"/>
-                <w:b/>
-                <w:sz w:val="32"/>
-                <w:szCs w:val="40"/>
-              </w:rPr>
-              <w:t>–</w:t>
-            </w:r>
-            <w:proofErr w:type="spellStart"/>
+            <w:r>
+              <w:rPr>
+                <w:rFonts w:ascii="BRH Malayalam Extra" w:hAnsi="BRH Malayalam Extra" w:cs="BRH Devanagari Extra"/>
+                <w:b/>
+                <w:sz w:val="32"/>
+                <w:szCs w:val="40"/>
+              </w:rPr>
+              <w:t>–</w:t>
+            </w:r>
             <w:r>
               <w:rPr>
                 <w:rFonts w:ascii="BRH Devanagari Extra" w:hAnsi="BRH Devanagari Extra" w:cs="BRH Devanagari Extra"/>
@@ -5851,17 +6155,15 @@
               </w:rPr>
               <w:t>lÉ</w:t>
             </w:r>
-            <w:proofErr w:type="spellEnd"/>
-            <w:r>
-              <w:rPr>
-                <w:rFonts w:ascii="BRH Malayalam Extra" w:hAnsi="BRH Malayalam Extra" w:cs="BRH Devanagari Extra"/>
-                <w:b/>
-                <w:sz w:val="32"/>
-                <w:szCs w:val="40"/>
-              </w:rPr>
-              <w:t>–</w:t>
-            </w:r>
-            <w:proofErr w:type="spellStart"/>
+            <w:r>
+              <w:rPr>
+                <w:rFonts w:ascii="BRH Malayalam Extra" w:hAnsi="BRH Malayalam Extra" w:cs="BRH Devanagari Extra"/>
+                <w:b/>
+                <w:sz w:val="32"/>
+                <w:szCs w:val="40"/>
+              </w:rPr>
+              <w:t>–</w:t>
+            </w:r>
             <w:r>
               <w:rPr>
                 <w:rFonts w:ascii="BRH Devanagari Extra" w:hAnsi="BRH Devanagari Extra" w:cs="BRH Devanagari Extra"/>
@@ -5870,7 +6172,6 @@
               </w:rPr>
               <w:t>rÉ</w:t>
             </w:r>
-            <w:proofErr w:type="spellEnd"/>
             <w:r>
               <w:rPr>
                 <w:rFonts w:ascii="BRH Malayalam Extra" w:hAnsi="BRH Malayalam Extra" w:cs="BRH Devanagari Extra"/>
@@ -6093,7 +6394,6 @@
                 <w:szCs w:val="40"/>
               </w:rPr>
             </w:pPr>
-            <w:proofErr w:type="spellStart"/>
             <w:r>
               <w:rPr>
                 <w:rFonts w:ascii="BRH Devanagari Extra" w:hAnsi="BRH Devanagari Extra" w:cs="BRH Devanagari Extra"/>
@@ -6102,17 +6402,15 @@
               </w:rPr>
               <w:t>eÉ</w:t>
             </w:r>
-            <w:proofErr w:type="spellEnd"/>
-            <w:r>
-              <w:rPr>
-                <w:rFonts w:ascii="BRH Malayalam Extra" w:hAnsi="BRH Malayalam Extra" w:cs="BRH Devanagari Extra"/>
-                <w:b/>
-                <w:sz w:val="32"/>
-                <w:szCs w:val="40"/>
-              </w:rPr>
-              <w:t>–</w:t>
-            </w:r>
-            <w:proofErr w:type="spellStart"/>
+            <w:r>
+              <w:rPr>
+                <w:rFonts w:ascii="BRH Malayalam Extra" w:hAnsi="BRH Malayalam Extra" w:cs="BRH Devanagari Extra"/>
+                <w:b/>
+                <w:sz w:val="32"/>
+                <w:szCs w:val="40"/>
+              </w:rPr>
+              <w:t>–</w:t>
+            </w:r>
             <w:r>
               <w:rPr>
                 <w:rFonts w:ascii="BRH Devanagari Extra" w:hAnsi="BRH Devanagari Extra" w:cs="BRH Devanagari Extra"/>
@@ -6121,17 +6419,15 @@
               </w:rPr>
               <w:t>lÉ</w:t>
             </w:r>
-            <w:proofErr w:type="spellEnd"/>
-            <w:r>
-              <w:rPr>
-                <w:rFonts w:ascii="BRH Malayalam Extra" w:hAnsi="BRH Malayalam Extra" w:cs="BRH Devanagari Extra"/>
-                <w:b/>
-                <w:sz w:val="32"/>
-                <w:szCs w:val="40"/>
-              </w:rPr>
-              <w:t>–</w:t>
-            </w:r>
-            <w:proofErr w:type="spellStart"/>
+            <w:r>
+              <w:rPr>
+                <w:rFonts w:ascii="BRH Malayalam Extra" w:hAnsi="BRH Malayalam Extra" w:cs="BRH Devanagari Extra"/>
+                <w:b/>
+                <w:sz w:val="32"/>
+                <w:szCs w:val="40"/>
+              </w:rPr>
+              <w:t>–</w:t>
+            </w:r>
             <w:r>
               <w:rPr>
                 <w:rFonts w:ascii="BRH Devanagari Extra" w:hAnsi="BRH Devanagari Extra" w:cs="BRH Devanagari Extra"/>
@@ -6140,7 +6436,6 @@
               </w:rPr>
               <w:t>rÉ</w:t>
             </w:r>
-            <w:proofErr w:type="spellEnd"/>
             <w:r>
               <w:rPr>
                 <w:rFonts w:ascii="BRH Malayalam Extra" w:hAnsi="BRH Malayalam Extra" w:cs="BRH Devanagari Extra"/>
@@ -6416,19 +6711,8 @@
                 <w:sz w:val="28"/>
                 <w:szCs w:val="32"/>
               </w:rPr>
-              <w:t xml:space="preserve">T.S.6.5.8.4 – </w:t>
-            </w:r>
-            <w:proofErr w:type="spellStart"/>
-            <w:r>
-              <w:rPr>
-                <w:rFonts w:cs="Arial"/>
-                <w:b/>
-                <w:sz w:val="28"/>
-                <w:szCs w:val="32"/>
-              </w:rPr>
-              <w:t>Kramam</w:t>
-            </w:r>
-            <w:proofErr w:type="spellEnd"/>
+              <w:t>T.S.6.5.8.4 – Kramam</w:t>
+            </w:r>
           </w:p>
           <w:p>
             <w:pPr>
@@ -6553,28 +6837,17 @@
                 <w:sz w:val="40"/>
                 <w:szCs w:val="40"/>
               </w:rPr>
-              <w:t xml:space="preserve"> | </w:t>
-            </w:r>
-            <w:proofErr w:type="spellStart"/>
-            <w:r>
-              <w:rPr>
-                <w:rFonts w:ascii="BRH Devanagari Extra" w:hAnsi="BRH Devanagari Extra" w:cs="BRH Devanagari Extra"/>
-                <w:sz w:val="40"/>
-                <w:szCs w:val="40"/>
-              </w:rPr>
-              <w:t>eÉ</w:t>
-            </w:r>
-            <w:proofErr w:type="spellEnd"/>
-            <w:r>
-              <w:rPr>
-                <w:rFonts w:ascii="BRH Malayalam Extra" w:hAnsi="BRH Malayalam Extra" w:cs="BRH Devanagari Extra"/>
-                <w:b/>
-                <w:sz w:val="32"/>
-                <w:szCs w:val="40"/>
-              </w:rPr>
-              <w:t>–</w:t>
-            </w:r>
-            <w:proofErr w:type="spellStart"/>
+              <w:t xml:space="preserve"> | eÉ</w:t>
+            </w:r>
+            <w:r>
+              <w:rPr>
+                <w:rFonts w:ascii="BRH Malayalam Extra" w:hAnsi="BRH Malayalam Extra" w:cs="BRH Devanagari Extra"/>
+                <w:b/>
+                <w:sz w:val="32"/>
+                <w:szCs w:val="40"/>
+              </w:rPr>
+              <w:t>–</w:t>
+            </w:r>
             <w:r>
               <w:rPr>
                 <w:rFonts w:ascii="BRH Devanagari Extra" w:hAnsi="BRH Devanagari Extra" w:cs="BRH Devanagari Extra"/>
@@ -6583,17 +6856,15 @@
               </w:rPr>
               <w:t>lÉ</w:t>
             </w:r>
-            <w:proofErr w:type="spellEnd"/>
-            <w:r>
-              <w:rPr>
-                <w:rFonts w:ascii="BRH Malayalam Extra" w:hAnsi="BRH Malayalam Extra" w:cs="BRH Devanagari Extra"/>
-                <w:b/>
-                <w:sz w:val="32"/>
-                <w:szCs w:val="40"/>
-              </w:rPr>
-              <w:t>–</w:t>
-            </w:r>
-            <w:proofErr w:type="spellStart"/>
+            <w:r>
+              <w:rPr>
+                <w:rFonts w:ascii="BRH Malayalam Extra" w:hAnsi="BRH Malayalam Extra" w:cs="BRH Devanagari Extra"/>
+                <w:b/>
+                <w:sz w:val="32"/>
+                <w:szCs w:val="40"/>
+              </w:rPr>
+              <w:t>–</w:t>
+            </w:r>
             <w:r>
               <w:rPr>
                 <w:rFonts w:ascii="BRH Devanagari Extra" w:hAnsi="BRH Devanagari Extra" w:cs="BRH Devanagari Extra"/>
@@ -6602,7 +6873,6 @@
               </w:rPr>
               <w:t>rÉ</w:t>
             </w:r>
-            <w:proofErr w:type="spellEnd"/>
             <w:r>
               <w:rPr>
                 <w:rFonts w:ascii="BRH Malayalam Extra" w:hAnsi="BRH Malayalam Extra" w:cs="BRH Devanagari Extra"/>
@@ -6700,28 +6970,17 @@
                 <w:sz w:val="40"/>
                 <w:szCs w:val="40"/>
               </w:rPr>
-              <w:t xml:space="preserve"> | </w:t>
-            </w:r>
-            <w:proofErr w:type="spellStart"/>
-            <w:r>
-              <w:rPr>
-                <w:rFonts w:ascii="BRH Devanagari Extra" w:hAnsi="BRH Devanagari Extra" w:cs="BRH Devanagari Extra"/>
-                <w:sz w:val="40"/>
-                <w:szCs w:val="40"/>
-              </w:rPr>
-              <w:t>eÉ</w:t>
-            </w:r>
-            <w:proofErr w:type="spellEnd"/>
-            <w:r>
-              <w:rPr>
-                <w:rFonts w:ascii="BRH Malayalam Extra" w:hAnsi="BRH Malayalam Extra" w:cs="BRH Devanagari Extra"/>
-                <w:b/>
-                <w:sz w:val="32"/>
-                <w:szCs w:val="40"/>
-              </w:rPr>
-              <w:t>–</w:t>
-            </w:r>
-            <w:proofErr w:type="spellStart"/>
+              <w:t xml:space="preserve"> | eÉ</w:t>
+            </w:r>
+            <w:r>
+              <w:rPr>
+                <w:rFonts w:ascii="BRH Malayalam Extra" w:hAnsi="BRH Malayalam Extra" w:cs="BRH Devanagari Extra"/>
+                <w:b/>
+                <w:sz w:val="32"/>
+                <w:szCs w:val="40"/>
+              </w:rPr>
+              <w:t>–</w:t>
+            </w:r>
             <w:r>
               <w:rPr>
                 <w:rFonts w:ascii="BRH Devanagari Extra" w:hAnsi="BRH Devanagari Extra" w:cs="BRH Devanagari Extra"/>
@@ -6730,17 +6989,15 @@
               </w:rPr>
               <w:t>lÉ</w:t>
             </w:r>
-            <w:proofErr w:type="spellEnd"/>
-            <w:r>
-              <w:rPr>
-                <w:rFonts w:ascii="BRH Malayalam Extra" w:hAnsi="BRH Malayalam Extra" w:cs="BRH Devanagari Extra"/>
-                <w:b/>
-                <w:sz w:val="32"/>
-                <w:szCs w:val="40"/>
-              </w:rPr>
-              <w:t>–</w:t>
-            </w:r>
-            <w:proofErr w:type="spellStart"/>
+            <w:r>
+              <w:rPr>
+                <w:rFonts w:ascii="BRH Malayalam Extra" w:hAnsi="BRH Malayalam Extra" w:cs="BRH Devanagari Extra"/>
+                <w:b/>
+                <w:sz w:val="32"/>
+                <w:szCs w:val="40"/>
+              </w:rPr>
+              <w:t>–</w:t>
+            </w:r>
             <w:r>
               <w:rPr>
                 <w:rFonts w:ascii="BRH Devanagari Extra" w:hAnsi="BRH Devanagari Extra" w:cs="BRH Devanagari Extra"/>
@@ -6749,7 +7006,6 @@
               </w:rPr>
               <w:t>rÉ</w:t>
             </w:r>
-            <w:proofErr w:type="spellEnd"/>
             <w:r>
               <w:rPr>
                 <w:rFonts w:ascii="BRH Malayalam Extra" w:hAnsi="BRH Malayalam Extra" w:cs="BRH Devanagari Extra"/>
@@ -7018,7 +7274,6 @@
               </w:rPr>
               <w:t>–</w:t>
             </w:r>
-            <w:proofErr w:type="spellStart"/>
             <w:r>
               <w:rPr>
                 <w:rFonts w:ascii="BRH Devanagari Extra" w:hAnsi="BRH Devanagari Extra" w:cs="BRH Devanagari Extra"/>
@@ -7036,7 +7291,6 @@
               </w:rPr>
               <w:t>è</w:t>
             </w:r>
-            <w:proofErr w:type="spellEnd"/>
             <w:r>
               <w:rPr>
                 <w:rFonts w:ascii="BRH Malayalam Extra" w:hAnsi="BRH Malayalam Extra" w:cs="BRH Devanagari Extra"/>
@@ -7124,7 +7378,6 @@
               </w:rPr>
               <w:t>–</w:t>
             </w:r>
-            <w:proofErr w:type="spellStart"/>
             <w:r>
               <w:rPr>
                 <w:rFonts w:ascii="BRH Devanagari Extra" w:hAnsi="BRH Devanagari Extra" w:cs="BRH Devanagari Extra"/>
@@ -7134,7 +7387,6 @@
               </w:rPr>
               <w:t>óè</w:t>
             </w:r>
-            <w:proofErr w:type="spellEnd"/>
             <w:r>
               <w:rPr>
                 <w:rFonts w:ascii="BRH Malayalam Extra" w:hAnsi="BRH Malayalam Extra" w:cs="BRH Devanagari Extra"/>
@@ -7172,7 +7424,6 @@
               </w:rPr>
               <w:t>–</w:t>
             </w:r>
-            <w:proofErr w:type="spellStart"/>
             <w:r>
               <w:rPr>
                 <w:rFonts w:ascii="BRH Devanagari Extra" w:hAnsi="BRH Devanagari Extra" w:cs="BRH Devanagari Extra"/>
@@ -7181,7 +7432,6 @@
               </w:rPr>
               <w:t>óè</w:t>
             </w:r>
-            <w:proofErr w:type="spellEnd"/>
             <w:r>
               <w:rPr>
                 <w:rFonts w:ascii="BRH Malayalam Extra" w:hAnsi="BRH Malayalam Extra" w:cs="BRH Devanagari Extra"/>
@@ -7415,7 +7665,6 @@
               </w:rPr>
               <w:t>–</w:t>
             </w:r>
-            <w:proofErr w:type="spellStart"/>
             <w:r>
               <w:rPr>
                 <w:rFonts w:ascii="BRH Devanagari Extra" w:hAnsi="BRH Devanagari Extra" w:cs="BRH Devanagari Extra"/>
@@ -7424,7 +7673,6 @@
               </w:rPr>
               <w:t>óè</w:t>
             </w:r>
-            <w:proofErr w:type="spellEnd"/>
             <w:r>
               <w:rPr>
                 <w:rFonts w:ascii="BRH Malayalam Extra" w:hAnsi="BRH Malayalam Extra" w:cs="BRH Devanagari Extra"/>
@@ -7498,19 +7746,9 @@
                 <w:sz w:val="28"/>
                 <w:szCs w:val="32"/>
               </w:rPr>
-              <w:t xml:space="preserve">T.S.6.5.9.4 – </w:t>
-            </w:r>
-            <w:proofErr w:type="spellStart"/>
-            <w:r>
-              <w:rPr>
-                <w:rFonts w:cs="Arial"/>
-                <w:b/>
-                <w:sz w:val="28"/>
-                <w:szCs w:val="32"/>
-              </w:rPr>
-              <w:t>Kramam</w:t>
-            </w:r>
-            <w:proofErr w:type="spellEnd"/>
+              <w:lastRenderedPageBreak/>
+              <w:t>T.S.6.5.9.4 – Kramam</w:t>
+            </w:r>
           </w:p>
           <w:p>
             <w:pPr>
@@ -7529,41 +7767,13 @@
                 <w:szCs w:val="32"/>
               </w:rPr>
             </w:pPr>
-            <w:proofErr w:type="spellStart"/>
-            <w:r>
-              <w:rPr>
-                <w:rFonts w:cs="Arial"/>
-                <w:b/>
-                <w:szCs w:val="32"/>
-              </w:rPr>
-              <w:t>Krama</w:t>
-            </w:r>
-            <w:proofErr w:type="spellEnd"/>
-            <w:r>
-              <w:rPr>
-                <w:rFonts w:cs="Arial"/>
-                <w:b/>
-                <w:szCs w:val="32"/>
-              </w:rPr>
-              <w:t xml:space="preserve"> </w:t>
-            </w:r>
-            <w:proofErr w:type="spellStart"/>
-            <w:r>
-              <w:rPr>
-                <w:rFonts w:cs="Arial"/>
-                <w:b/>
-                <w:szCs w:val="32"/>
-              </w:rPr>
-              <w:t>Vaakyam</w:t>
-            </w:r>
-            <w:proofErr w:type="spellEnd"/>
-            <w:r>
-              <w:rPr>
-                <w:rFonts w:cs="Arial"/>
-                <w:b/>
-                <w:szCs w:val="32"/>
-              </w:rPr>
-              <w:t xml:space="preserve"> No.– 4 &amp; 5</w:t>
+            <w:r>
+              <w:rPr>
+                <w:rFonts w:cs="Arial"/>
+                <w:b/>
+                <w:szCs w:val="32"/>
+              </w:rPr>
+              <w:t>Krama Vaakyam No.– 4 &amp; 5</w:t>
             </w:r>
           </w:p>
           <w:p>
@@ -7584,25 +7794,14 @@
                 <w:szCs w:val="32"/>
               </w:rPr>
             </w:pPr>
-            <w:proofErr w:type="spellStart"/>
-            <w:r>
-              <w:rPr>
-                <w:rFonts w:cs="Arial"/>
-                <w:b/>
-                <w:sz w:val="28"/>
-                <w:szCs w:val="32"/>
-              </w:rPr>
-              <w:t>Panchaati</w:t>
-            </w:r>
-            <w:proofErr w:type="spellEnd"/>
-            <w:r>
-              <w:rPr>
-                <w:rFonts w:cs="Arial"/>
-                <w:b/>
-                <w:sz w:val="28"/>
-                <w:szCs w:val="32"/>
-              </w:rPr>
-              <w:t xml:space="preserve"> No</w:t>
+            <w:r>
+              <w:rPr>
+                <w:rFonts w:cs="Arial"/>
+                <w:b/>
+                <w:sz w:val="28"/>
+                <w:szCs w:val="32"/>
+              </w:rPr>
+              <w:t>Panchaati No</w:t>
             </w:r>
             <w:r>
               <w:rPr>
@@ -8040,19 +8239,8 @@
                 <w:sz w:val="28"/>
                 <w:szCs w:val="32"/>
               </w:rPr>
-              <w:t xml:space="preserve">T.S.6.5.11.4 – </w:t>
-            </w:r>
-            <w:proofErr w:type="spellStart"/>
-            <w:r>
-              <w:rPr>
-                <w:rFonts w:cs="Arial"/>
-                <w:b/>
-                <w:sz w:val="28"/>
-                <w:szCs w:val="32"/>
-              </w:rPr>
-              <w:t>Kramam</w:t>
-            </w:r>
-            <w:proofErr w:type="spellEnd"/>
+              <w:t>T.S.6.5.11.4 – Kramam</w:t>
+            </w:r>
           </w:p>
           <w:p>
             <w:pPr>
@@ -8072,45 +8260,14 @@
                 <w:szCs w:val="32"/>
               </w:rPr>
             </w:pPr>
-            <w:proofErr w:type="spellStart"/>
-            <w:r>
-              <w:rPr>
-                <w:rFonts w:cs="Arial"/>
-                <w:b/>
-                <w:sz w:val="28"/>
-                <w:szCs w:val="32"/>
-              </w:rPr>
-              <w:t>Krama</w:t>
-            </w:r>
-            <w:proofErr w:type="spellEnd"/>
-            <w:r>
-              <w:rPr>
-                <w:rFonts w:cs="Arial"/>
-                <w:b/>
-                <w:sz w:val="28"/>
-                <w:szCs w:val="32"/>
-              </w:rPr>
-              <w:t xml:space="preserve"> </w:t>
-            </w:r>
-            <w:proofErr w:type="spellStart"/>
-            <w:r>
-              <w:rPr>
-                <w:rFonts w:cs="Arial"/>
-                <w:b/>
-                <w:sz w:val="28"/>
-                <w:szCs w:val="32"/>
-              </w:rPr>
-              <w:t>Vaakyam</w:t>
-            </w:r>
-            <w:proofErr w:type="spellEnd"/>
-            <w:r>
-              <w:rPr>
-                <w:rFonts w:cs="Arial"/>
-                <w:b/>
-                <w:sz w:val="28"/>
-                <w:szCs w:val="32"/>
-              </w:rPr>
-              <w:t xml:space="preserve"> No.– 43</w:t>
+            <w:r>
+              <w:rPr>
+                <w:rFonts w:cs="Arial"/>
+                <w:b/>
+                <w:sz w:val="28"/>
+                <w:szCs w:val="32"/>
+              </w:rPr>
+              <w:t>Krama Vaakyam No.– 43</w:t>
             </w:r>
           </w:p>
           <w:p>
@@ -8131,25 +8288,14 @@
                 <w:szCs w:val="32"/>
               </w:rPr>
             </w:pPr>
-            <w:proofErr w:type="spellStart"/>
-            <w:r>
-              <w:rPr>
-                <w:rFonts w:cs="Arial"/>
-                <w:b/>
-                <w:sz w:val="28"/>
-                <w:szCs w:val="32"/>
-              </w:rPr>
-              <w:t>Panchaati</w:t>
-            </w:r>
-            <w:proofErr w:type="spellEnd"/>
-            <w:r>
-              <w:rPr>
-                <w:rFonts w:cs="Arial"/>
-                <w:b/>
-                <w:sz w:val="28"/>
-                <w:szCs w:val="32"/>
-              </w:rPr>
-              <w:t xml:space="preserve"> No</w:t>
+            <w:r>
+              <w:rPr>
+                <w:rFonts w:cs="Arial"/>
+                <w:b/>
+                <w:sz w:val="28"/>
+                <w:szCs w:val="32"/>
+              </w:rPr>
+              <w:t>Panchaati No</w:t>
             </w:r>
             <w:r>
               <w:rPr>
@@ -8235,7 +8381,6 @@
               </w:rPr>
               <w:t>–</w:t>
             </w:r>
-            <w:proofErr w:type="spellStart"/>
             <w:r>
               <w:rPr>
                 <w:rFonts w:ascii="BRH Devanagari Extra" w:hAnsi="BRH Devanagari Extra" w:cs="BRH Devanagari Extra"/>
@@ -8244,7 +8389,6 @@
               </w:rPr>
               <w:t>óè</w:t>
             </w:r>
-            <w:proofErr w:type="spellEnd"/>
             <w:r>
               <w:rPr>
                 <w:rFonts w:ascii="BRH Malayalam Extra" w:hAnsi="BRH Malayalam Extra" w:cs="BRH Devanagari Extra"/>
@@ -8354,7 +8498,6 @@
               </w:rPr>
               <w:t>–</w:t>
             </w:r>
-            <w:proofErr w:type="spellStart"/>
             <w:r>
               <w:rPr>
                 <w:rFonts w:ascii="BRH Devanagari Extra" w:hAnsi="BRH Devanagari Extra" w:cs="BRH Devanagari Extra"/>
@@ -8363,17 +8506,15 @@
               </w:rPr>
               <w:t>lÉ</w:t>
             </w:r>
-            <w:proofErr w:type="spellEnd"/>
-            <w:r>
-              <w:rPr>
-                <w:rFonts w:ascii="BRH Malayalam Extra" w:hAnsi="BRH Malayalam Extra" w:cs="BRH Devanagari Extra"/>
-                <w:b/>
-                <w:sz w:val="32"/>
-                <w:szCs w:val="40"/>
-              </w:rPr>
-              <w:t>–</w:t>
-            </w:r>
-            <w:proofErr w:type="spellStart"/>
+            <w:r>
+              <w:rPr>
+                <w:rFonts w:ascii="BRH Malayalam Extra" w:hAnsi="BRH Malayalam Extra" w:cs="BRH Devanagari Extra"/>
+                <w:b/>
+                <w:sz w:val="32"/>
+                <w:szCs w:val="40"/>
+              </w:rPr>
+              <w:t>–</w:t>
+            </w:r>
             <w:r>
               <w:rPr>
                 <w:rFonts w:ascii="BRH Devanagari Extra" w:hAnsi="BRH Devanagari Extra" w:cs="BRH Devanagari Extra"/>
@@ -8382,7 +8523,6 @@
               </w:rPr>
               <w:t>óè</w:t>
             </w:r>
-            <w:proofErr w:type="spellEnd"/>
             <w:r>
               <w:rPr>
                 <w:rFonts w:ascii="BRH Malayalam Extra" w:hAnsi="BRH Malayalam Extra" w:cs="BRH Devanagari Extra"/>
@@ -8605,8 +8745,6 @@
           <w:u w:val="single"/>
         </w:rPr>
       </w:pPr>
-      <w:bookmarkStart w:id="0" w:name="_GoBack"/>
-      <w:bookmarkEnd w:id="0"/>
     </w:p>
     <w:p>
       <w:pPr>
@@ -8627,7 +8765,6 @@
           <w:szCs w:val="32"/>
           <w:u w:val="single"/>
         </w:rPr>
-        <w:lastRenderedPageBreak/>
         <w:t xml:space="preserve">TS </w:t>
       </w:r>
       <w:r>
@@ -8797,12 +8934,16 @@
               <w:spacing w:before="0" w:line="240" w:lineRule="auto"/>
               <w:jc w:val="center"/>
               <w:rPr>
-                <w:sz w:val="32"/>
-                <w:szCs w:val="32"/>
-              </w:rPr>
-            </w:pPr>
-            <w:r>
-              <w:rPr>
+                <w:b/>
+                <w:bCs/>
+                <w:sz w:val="32"/>
+                <w:szCs w:val="32"/>
+              </w:rPr>
+            </w:pPr>
+            <w:r>
+              <w:rPr>
+                <w:b/>
+                <w:bCs/>
                 <w:sz w:val="32"/>
                 <w:szCs w:val="32"/>
               </w:rPr>
@@ -8814,12 +8955,16 @@
               <w:spacing w:before="0" w:line="240" w:lineRule="auto"/>
               <w:jc w:val="center"/>
               <w:rPr>
-                <w:sz w:val="32"/>
-                <w:szCs w:val="32"/>
-              </w:rPr>
-            </w:pPr>
-            <w:r>
-              <w:rPr>
+                <w:b/>
+                <w:bCs/>
+                <w:sz w:val="32"/>
+                <w:szCs w:val="32"/>
+              </w:rPr>
+            </w:pPr>
+            <w:r>
+              <w:rPr>
+                <w:b/>
+                <w:bCs/>
                 <w:sz w:val="32"/>
                 <w:szCs w:val="32"/>
               </w:rPr>
@@ -8836,12 +8981,16 @@
               <w:spacing w:before="0" w:line="240" w:lineRule="auto"/>
               <w:jc w:val="center"/>
               <w:rPr>
-                <w:sz w:val="32"/>
-                <w:szCs w:val="32"/>
-              </w:rPr>
-            </w:pPr>
-            <w:r>
-              <w:rPr>
+                <w:b/>
+                <w:bCs/>
+                <w:sz w:val="32"/>
+                <w:szCs w:val="32"/>
+              </w:rPr>
+            </w:pPr>
+            <w:r>
+              <w:rPr>
+                <w:b/>
+                <w:bCs/>
                 <w:sz w:val="32"/>
                 <w:szCs w:val="32"/>
               </w:rPr>
@@ -8859,12 +9008,16 @@
               <w:ind w:right="-18"/>
               <w:jc w:val="center"/>
               <w:rPr>
-                <w:sz w:val="32"/>
-                <w:szCs w:val="32"/>
-              </w:rPr>
-            </w:pPr>
-            <w:r>
-              <w:rPr>
+                <w:b/>
+                <w:bCs/>
+                <w:sz w:val="32"/>
+                <w:szCs w:val="32"/>
+              </w:rPr>
+            </w:pPr>
+            <w:r>
+              <w:rPr>
+                <w:b/>
+                <w:bCs/>
                 <w:sz w:val="32"/>
                 <w:szCs w:val="32"/>
               </w:rPr>
@@ -8998,7 +9151,7 @@
 </file>
 
 <file path=word/endnotes.xml><?xml version="1.0" encoding="utf-8"?>
-<w:endnotes xmlns:wpc="http://schemas.microsoft.com/office/word/2010/wordprocessingCanvas" xmlns:cx="http://schemas.microsoft.com/office/drawing/2014/chartex" xmlns:cx1="http://schemas.microsoft.com/office/drawing/2015/9/8/chartex" xmlns:mc="http://schemas.openxmlformats.org/markup-compatibility/2006" xmlns:o="urn:schemas-microsoft-com:office:office" xmlns:r="http://schemas.openxmlformats.org/officeDocument/2006/relationships" xmlns:m="http://schemas.openxmlformats.org/officeDocument/2006/math" xmlns:v="urn:schemas-microsoft-com:vml" xmlns:wp14="http://schemas.microsoft.com/office/word/2010/wordprocessingDrawing" xmlns:wp="http://schemas.openxmlformats.org/drawingml/2006/wordprocessingDrawing" xmlns:w10="urn:schemas-microsoft-com:office:word" xmlns:w="http://schemas.openxmlformats.org/wordprocessingml/2006/main" xmlns:w14="http://schemas.microsoft.com/office/word/2010/wordml" xmlns:w15="http://schemas.microsoft.com/office/word/2012/wordml" xmlns:w16se="http://schemas.microsoft.com/office/word/2015/wordml/symex" xmlns:wpg="http://schemas.microsoft.com/office/word/2010/wordprocessingGroup" xmlns:wpi="http://schemas.microsoft.com/office/word/2010/wordprocessingInk" xmlns:wne="http://schemas.microsoft.com/office/word/2006/wordml" xmlns:wps="http://schemas.microsoft.com/office/word/2010/wordprocessingShape" mc:Ignorable="w14 w15 w16se wp14">
+<w:endnotes xmlns:wpc="http://schemas.microsoft.com/office/word/2010/wordprocessingCanvas" xmlns:cx="http://schemas.microsoft.com/office/drawing/2014/chartex" xmlns:cx1="http://schemas.microsoft.com/office/drawing/2015/9/8/chartex" xmlns:cx2="http://schemas.microsoft.com/office/drawing/2015/10/21/chartex" xmlns:cx3="http://schemas.microsoft.com/office/drawing/2016/5/9/chartex" xmlns:cx4="http://schemas.microsoft.com/office/drawing/2016/5/10/chartex" xmlns:cx5="http://schemas.microsoft.com/office/drawing/2016/5/11/chartex" xmlns:cx6="http://schemas.microsoft.com/office/drawing/2016/5/12/chartex" xmlns:cx7="http://schemas.microsoft.com/office/drawing/2016/5/13/chartex" xmlns:cx8="http://schemas.microsoft.com/office/drawing/2016/5/14/chartex" xmlns:mc="http://schemas.openxmlformats.org/markup-compatibility/2006" xmlns:aink="http://schemas.microsoft.com/office/drawing/2016/ink" xmlns:am3d="http://schemas.microsoft.com/office/drawing/2017/model3d" xmlns:o="urn:schemas-microsoft-com:office:office" xmlns:oel="http://schemas.microsoft.com/office/2019/extlst" xmlns:r="http://schemas.openxmlformats.org/officeDocument/2006/relationships" xmlns:m="http://schemas.openxmlformats.org/officeDocument/2006/math" xmlns:v="urn:schemas-microsoft-com:vml" xmlns:wp14="http://schemas.microsoft.com/office/word/2010/wordprocessingDrawing" xmlns:wp="http://schemas.openxmlformats.org/drawingml/2006/wordprocessingDrawing" xmlns:w10="urn:schemas-microsoft-com:office:word" xmlns:w="http://schemas.openxmlformats.org/wordprocessingml/2006/main" xmlns:w14="http://schemas.microsoft.com/office/word/2010/wordml" xmlns:w15="http://schemas.microsoft.com/office/word/2012/wordml" xmlns:w16cex="http://schemas.microsoft.com/office/word/2018/wordml/cex" xmlns:w16cid="http://schemas.microsoft.com/office/word/2016/wordml/cid" xmlns:w16="http://schemas.microsoft.com/office/word/2018/wordml" xmlns:w16du="http://schemas.microsoft.com/office/word/2023/wordml/word16du" xmlns:w16sdtdh="http://schemas.microsoft.com/office/word/2020/wordml/sdtdatahash" xmlns:w16sdtfl="http://schemas.microsoft.com/office/word/2024/wordml/sdtformatlock" xmlns:w16se="http://schemas.microsoft.com/office/word/2015/wordml/symex" xmlns:wpg="http://schemas.microsoft.com/office/word/2010/wordprocessingGroup" xmlns:wpi="http://schemas.microsoft.com/office/word/2010/wordprocessingInk" xmlns:wne="http://schemas.microsoft.com/office/word/2006/wordml" xmlns:wps="http://schemas.microsoft.com/office/word/2010/wordprocessingShape" mc:Ignorable="w14 w15 w16se w16cid w16 w16cex w16sdtdh w16sdtfl w16du wp14">
   <w:endnote w:type="separator" w:id="-1">
     <w:p>
       <w:pPr>
@@ -9023,7 +9176,7 @@
 </file>
 
 <file path=word/footer1.xml><?xml version="1.0" encoding="utf-8"?>
-<w:ftr xmlns:wpc="http://schemas.microsoft.com/office/word/2010/wordprocessingCanvas" xmlns:cx="http://schemas.microsoft.com/office/drawing/2014/chartex" xmlns:cx1="http://schemas.microsoft.com/office/drawing/2015/9/8/chartex" xmlns:mc="http://schemas.openxmlformats.org/markup-compatibility/2006" xmlns:o="urn:schemas-microsoft-com:office:office" xmlns:r="http://schemas.openxmlformats.org/officeDocument/2006/relationships" xmlns:m="http://schemas.openxmlformats.org/officeDocument/2006/math" xmlns:v="urn:schemas-microsoft-com:vml" xmlns:wp14="http://schemas.microsoft.com/office/word/2010/wordprocessingDrawing" xmlns:wp="http://schemas.openxmlformats.org/drawingml/2006/wordprocessingDrawing" xmlns:w10="urn:schemas-microsoft-com:office:word" xmlns:w="http://schemas.openxmlformats.org/wordprocessingml/2006/main" xmlns:w14="http://schemas.microsoft.com/office/word/2010/wordml" xmlns:w15="http://schemas.microsoft.com/office/word/2012/wordml" xmlns:w16se="http://schemas.microsoft.com/office/word/2015/wordml/symex" xmlns:wpg="http://schemas.microsoft.com/office/word/2010/wordprocessingGroup" xmlns:wpi="http://schemas.microsoft.com/office/word/2010/wordprocessingInk" xmlns:wne="http://schemas.microsoft.com/office/word/2006/wordml" xmlns:wps="http://schemas.microsoft.com/office/word/2010/wordprocessingShape" mc:Ignorable="w14 w15 w16se wp14">
+<w:ftr xmlns:wpc="http://schemas.microsoft.com/office/word/2010/wordprocessingCanvas" xmlns:cx="http://schemas.microsoft.com/office/drawing/2014/chartex" xmlns:cx1="http://schemas.microsoft.com/office/drawing/2015/9/8/chartex" xmlns:cx2="http://schemas.microsoft.com/office/drawing/2015/10/21/chartex" xmlns:cx3="http://schemas.microsoft.com/office/drawing/2016/5/9/chartex" xmlns:cx4="http://schemas.microsoft.com/office/drawing/2016/5/10/chartex" xmlns:cx5="http://schemas.microsoft.com/office/drawing/2016/5/11/chartex" xmlns:cx6="http://schemas.microsoft.com/office/drawing/2016/5/12/chartex" xmlns:cx7="http://schemas.microsoft.com/office/drawing/2016/5/13/chartex" xmlns:cx8="http://schemas.microsoft.com/office/drawing/2016/5/14/chartex" xmlns:mc="http://schemas.openxmlformats.org/markup-compatibility/2006" xmlns:aink="http://schemas.microsoft.com/office/drawing/2016/ink" xmlns:am3d="http://schemas.microsoft.com/office/drawing/2017/model3d" xmlns:o="urn:schemas-microsoft-com:office:office" xmlns:oel="http://schemas.microsoft.com/office/2019/extlst" xmlns:r="http://schemas.openxmlformats.org/officeDocument/2006/relationships" xmlns:m="http://schemas.openxmlformats.org/officeDocument/2006/math" xmlns:v="urn:schemas-microsoft-com:vml" xmlns:wp14="http://schemas.microsoft.com/office/word/2010/wordprocessingDrawing" xmlns:wp="http://schemas.openxmlformats.org/drawingml/2006/wordprocessingDrawing" xmlns:w10="urn:schemas-microsoft-com:office:word" xmlns:w="http://schemas.openxmlformats.org/wordprocessingml/2006/main" xmlns:w14="http://schemas.microsoft.com/office/word/2010/wordml" xmlns:w15="http://schemas.microsoft.com/office/word/2012/wordml" xmlns:w16cex="http://schemas.microsoft.com/office/word/2018/wordml/cex" xmlns:w16cid="http://schemas.microsoft.com/office/word/2016/wordml/cid" xmlns:w16="http://schemas.microsoft.com/office/word/2018/wordml" xmlns:w16du="http://schemas.microsoft.com/office/word/2023/wordml/word16du" xmlns:w16sdtdh="http://schemas.microsoft.com/office/word/2020/wordml/sdtdatahash" xmlns:w16sdtfl="http://schemas.microsoft.com/office/word/2024/wordml/sdtformatlock" xmlns:w16se="http://schemas.microsoft.com/office/word/2015/wordml/symex" xmlns:wpg="http://schemas.microsoft.com/office/word/2010/wordprocessingGroup" xmlns:wpi="http://schemas.microsoft.com/office/word/2010/wordprocessingInk" xmlns:wne="http://schemas.microsoft.com/office/word/2006/wordml" xmlns:wps="http://schemas.microsoft.com/office/word/2010/wordprocessingShape" mc:Ignorable="w14 w15 w16se w16cid w16 w16cex w16sdtdh w16sdtfl w16du wp14">
   <w:p>
     <w:pPr>
       <w:pBdr>
@@ -9076,14 +9229,35 @@
         <w:bCs/>
       </w:rPr>
       <w:tab/>
-      <w:t xml:space="preserve">              v</w:t>
+      <w:t xml:space="preserve">              </w:t>
     </w:r>
     <w:r>
       <w:rPr>
         <w:b/>
         <w:bCs/>
       </w:rPr>
-      <w:t>edavms@gmail.com</w:t>
+      <w:t>www.</w:t>
+    </w:r>
+    <w:r>
+      <w:rPr>
+        <w:b/>
+        <w:bCs/>
+      </w:rPr>
+      <w:t>v</w:t>
+    </w:r>
+    <w:r>
+      <w:rPr>
+        <w:b/>
+        <w:bCs/>
+      </w:rPr>
+      <w:t>edavms</w:t>
+    </w:r>
+    <w:r>
+      <w:rPr>
+        <w:b/>
+        <w:bCs/>
+      </w:rPr>
+      <w:t>.in</w:t>
     </w:r>
     <w:r>
       <w:rPr>
@@ -9099,6 +9273,13 @@
       </w:rPr>
       <w:tab/>
       <w:t xml:space="preserve"> </w:t>
+    </w:r>
+    <w:r>
+      <w:rPr>
+        <w:b/>
+        <w:bCs/>
+      </w:rPr>
+      <w:t xml:space="preserve">                     </w:t>
     </w:r>
     <w:r>
       <w:tab/>
@@ -9205,7 +9386,7 @@
 </file>
 
 <file path=word/footer2.xml><?xml version="1.0" encoding="utf-8"?>
-<w:ftr xmlns:wpc="http://schemas.microsoft.com/office/word/2010/wordprocessingCanvas" xmlns:cx="http://schemas.microsoft.com/office/drawing/2014/chartex" xmlns:cx1="http://schemas.microsoft.com/office/drawing/2015/9/8/chartex" xmlns:mc="http://schemas.openxmlformats.org/markup-compatibility/2006" xmlns:o="urn:schemas-microsoft-com:office:office" xmlns:r="http://schemas.openxmlformats.org/officeDocument/2006/relationships" xmlns:m="http://schemas.openxmlformats.org/officeDocument/2006/math" xmlns:v="urn:schemas-microsoft-com:vml" xmlns:wp14="http://schemas.microsoft.com/office/word/2010/wordprocessingDrawing" xmlns:wp="http://schemas.openxmlformats.org/drawingml/2006/wordprocessingDrawing" xmlns:w10="urn:schemas-microsoft-com:office:word" xmlns:w="http://schemas.openxmlformats.org/wordprocessingml/2006/main" xmlns:w14="http://schemas.microsoft.com/office/word/2010/wordml" xmlns:w15="http://schemas.microsoft.com/office/word/2012/wordml" xmlns:w16se="http://schemas.microsoft.com/office/word/2015/wordml/symex" xmlns:wpg="http://schemas.microsoft.com/office/word/2010/wordprocessingGroup" xmlns:wpi="http://schemas.microsoft.com/office/word/2010/wordprocessingInk" xmlns:wne="http://schemas.microsoft.com/office/word/2006/wordml" xmlns:wps="http://schemas.microsoft.com/office/word/2010/wordprocessingShape" mc:Ignorable="w14 w15 w16se wp14">
+<w:ftr xmlns:wpc="http://schemas.microsoft.com/office/word/2010/wordprocessingCanvas" xmlns:cx="http://schemas.microsoft.com/office/drawing/2014/chartex" xmlns:cx1="http://schemas.microsoft.com/office/drawing/2015/9/8/chartex" xmlns:cx2="http://schemas.microsoft.com/office/drawing/2015/10/21/chartex" xmlns:cx3="http://schemas.microsoft.com/office/drawing/2016/5/9/chartex" xmlns:cx4="http://schemas.microsoft.com/office/drawing/2016/5/10/chartex" xmlns:cx5="http://schemas.microsoft.com/office/drawing/2016/5/11/chartex" xmlns:cx6="http://schemas.microsoft.com/office/drawing/2016/5/12/chartex" xmlns:cx7="http://schemas.microsoft.com/office/drawing/2016/5/13/chartex" xmlns:cx8="http://schemas.microsoft.com/office/drawing/2016/5/14/chartex" xmlns:mc="http://schemas.openxmlformats.org/markup-compatibility/2006" xmlns:aink="http://schemas.microsoft.com/office/drawing/2016/ink" xmlns:am3d="http://schemas.microsoft.com/office/drawing/2017/model3d" xmlns:o="urn:schemas-microsoft-com:office:office" xmlns:oel="http://schemas.microsoft.com/office/2019/extlst" xmlns:r="http://schemas.openxmlformats.org/officeDocument/2006/relationships" xmlns:m="http://schemas.openxmlformats.org/officeDocument/2006/math" xmlns:v="urn:schemas-microsoft-com:vml" xmlns:wp14="http://schemas.microsoft.com/office/word/2010/wordprocessingDrawing" xmlns:wp="http://schemas.openxmlformats.org/drawingml/2006/wordprocessingDrawing" xmlns:w10="urn:schemas-microsoft-com:office:word" xmlns:w="http://schemas.openxmlformats.org/wordprocessingml/2006/main" xmlns:w14="http://schemas.microsoft.com/office/word/2010/wordml" xmlns:w15="http://schemas.microsoft.com/office/word/2012/wordml" xmlns:w16cex="http://schemas.microsoft.com/office/word/2018/wordml/cex" xmlns:w16cid="http://schemas.microsoft.com/office/word/2016/wordml/cid" xmlns:w16="http://schemas.microsoft.com/office/word/2018/wordml" xmlns:w16du="http://schemas.microsoft.com/office/word/2023/wordml/word16du" xmlns:w16sdtdh="http://schemas.microsoft.com/office/word/2020/wordml/sdtdatahash" xmlns:w16sdtfl="http://schemas.microsoft.com/office/word/2024/wordml/sdtformatlock" xmlns:w16se="http://schemas.microsoft.com/office/word/2015/wordml/symex" xmlns:wpg="http://schemas.microsoft.com/office/word/2010/wordprocessingGroup" xmlns:wpi="http://schemas.microsoft.com/office/word/2010/wordprocessingInk" xmlns:wne="http://schemas.microsoft.com/office/word/2006/wordml" xmlns:wps="http://schemas.microsoft.com/office/word/2010/wordprocessingShape" mc:Ignorable="w14 w15 w16se w16cid w16 w16cex w16sdtdh w16sdtfl w16du wp14">
   <w:p>
     <w:pPr>
       <w:pBdr>
@@ -9293,7 +9474,13 @@
         <w:bCs/>
       </w:rPr>
       <w:tab/>
-      <w:t xml:space="preserve"> </w:t>
+    </w:r>
+    <w:r>
+      <w:rPr>
+        <w:b/>
+        <w:bCs/>
+      </w:rPr>
+      <w:t xml:space="preserve">                     </w:t>
     </w:r>
     <w:r>
       <w:tab/>
@@ -9408,7 +9595,7 @@
 </file>
 
 <file path=word/footnotes.xml><?xml version="1.0" encoding="utf-8"?>
-<w:footnotes xmlns:wpc="http://schemas.microsoft.com/office/word/2010/wordprocessingCanvas" xmlns:cx="http://schemas.microsoft.com/office/drawing/2014/chartex" xmlns:cx1="http://schemas.microsoft.com/office/drawing/2015/9/8/chartex" xmlns:mc="http://schemas.openxmlformats.org/markup-compatibility/2006" xmlns:o="urn:schemas-microsoft-com:office:office" xmlns:r="http://schemas.openxmlformats.org/officeDocument/2006/relationships" xmlns:m="http://schemas.openxmlformats.org/officeDocument/2006/math" xmlns:v="urn:schemas-microsoft-com:vml" xmlns:wp14="http://schemas.microsoft.com/office/word/2010/wordprocessingDrawing" xmlns:wp="http://schemas.openxmlformats.org/drawingml/2006/wordprocessingDrawing" xmlns:w10="urn:schemas-microsoft-com:office:word" xmlns:w="http://schemas.openxmlformats.org/wordprocessingml/2006/main" xmlns:w14="http://schemas.microsoft.com/office/word/2010/wordml" xmlns:w15="http://schemas.microsoft.com/office/word/2012/wordml" xmlns:w16se="http://schemas.microsoft.com/office/word/2015/wordml/symex" xmlns:wpg="http://schemas.microsoft.com/office/word/2010/wordprocessingGroup" xmlns:wpi="http://schemas.microsoft.com/office/word/2010/wordprocessingInk" xmlns:wne="http://schemas.microsoft.com/office/word/2006/wordml" xmlns:wps="http://schemas.microsoft.com/office/word/2010/wordprocessingShape" mc:Ignorable="w14 w15 w16se wp14">
+<w:footnotes xmlns:wpc="http://schemas.microsoft.com/office/word/2010/wordprocessingCanvas" xmlns:cx="http://schemas.microsoft.com/office/drawing/2014/chartex" xmlns:cx1="http://schemas.microsoft.com/office/drawing/2015/9/8/chartex" xmlns:cx2="http://schemas.microsoft.com/office/drawing/2015/10/21/chartex" xmlns:cx3="http://schemas.microsoft.com/office/drawing/2016/5/9/chartex" xmlns:cx4="http://schemas.microsoft.com/office/drawing/2016/5/10/chartex" xmlns:cx5="http://schemas.microsoft.com/office/drawing/2016/5/11/chartex" xmlns:cx6="http://schemas.microsoft.com/office/drawing/2016/5/12/chartex" xmlns:cx7="http://schemas.microsoft.com/office/drawing/2016/5/13/chartex" xmlns:cx8="http://schemas.microsoft.com/office/drawing/2016/5/14/chartex" xmlns:mc="http://schemas.openxmlformats.org/markup-compatibility/2006" xmlns:aink="http://schemas.microsoft.com/office/drawing/2016/ink" xmlns:am3d="http://schemas.microsoft.com/office/drawing/2017/model3d" xmlns:o="urn:schemas-microsoft-com:office:office" xmlns:oel="http://schemas.microsoft.com/office/2019/extlst" xmlns:r="http://schemas.openxmlformats.org/officeDocument/2006/relationships" xmlns:m="http://schemas.openxmlformats.org/officeDocument/2006/math" xmlns:v="urn:schemas-microsoft-com:vml" xmlns:wp14="http://schemas.microsoft.com/office/word/2010/wordprocessingDrawing" xmlns:wp="http://schemas.openxmlformats.org/drawingml/2006/wordprocessingDrawing" xmlns:w10="urn:schemas-microsoft-com:office:word" xmlns:w="http://schemas.openxmlformats.org/wordprocessingml/2006/main" xmlns:w14="http://schemas.microsoft.com/office/word/2010/wordml" xmlns:w15="http://schemas.microsoft.com/office/word/2012/wordml" xmlns:w16cex="http://schemas.microsoft.com/office/word/2018/wordml/cex" xmlns:w16cid="http://schemas.microsoft.com/office/word/2016/wordml/cid" xmlns:w16="http://schemas.microsoft.com/office/word/2018/wordml" xmlns:w16du="http://schemas.microsoft.com/office/word/2023/wordml/word16du" xmlns:w16sdtdh="http://schemas.microsoft.com/office/word/2020/wordml/sdtdatahash" xmlns:w16sdtfl="http://schemas.microsoft.com/office/word/2024/wordml/sdtformatlock" xmlns:w16se="http://schemas.microsoft.com/office/word/2015/wordml/symex" xmlns:wpg="http://schemas.microsoft.com/office/word/2010/wordprocessingGroup" xmlns:wpi="http://schemas.microsoft.com/office/word/2010/wordprocessingInk" xmlns:wne="http://schemas.microsoft.com/office/word/2006/wordml" xmlns:wps="http://schemas.microsoft.com/office/word/2010/wordprocessingShape" mc:Ignorable="w14 w15 w16se w16cid w16 w16cex w16sdtdh w16sdtfl w16du wp14">
   <w:footnote w:type="separator" w:id="-1">
     <w:p>
       <w:pPr>
@@ -9433,7 +9620,7 @@
 </file>
 
 <file path=word/header1.xml><?xml version="1.0" encoding="utf-8"?>
-<w:hdr xmlns:wpc="http://schemas.microsoft.com/office/word/2010/wordprocessingCanvas" xmlns:cx="http://schemas.microsoft.com/office/drawing/2014/chartex" xmlns:cx1="http://schemas.microsoft.com/office/drawing/2015/9/8/chartex" xmlns:mc="http://schemas.openxmlformats.org/markup-compatibility/2006" xmlns:o="urn:schemas-microsoft-com:office:office" xmlns:r="http://schemas.openxmlformats.org/officeDocument/2006/relationships" xmlns:m="http://schemas.openxmlformats.org/officeDocument/2006/math" xmlns:v="urn:schemas-microsoft-com:vml" xmlns:wp14="http://schemas.microsoft.com/office/word/2010/wordprocessingDrawing" xmlns:wp="http://schemas.openxmlformats.org/drawingml/2006/wordprocessingDrawing" xmlns:w10="urn:schemas-microsoft-com:office:word" xmlns:w="http://schemas.openxmlformats.org/wordprocessingml/2006/main" xmlns:w14="http://schemas.microsoft.com/office/word/2010/wordml" xmlns:w15="http://schemas.microsoft.com/office/word/2012/wordml" xmlns:w16se="http://schemas.microsoft.com/office/word/2015/wordml/symex" xmlns:wpg="http://schemas.microsoft.com/office/word/2010/wordprocessingGroup" xmlns:wpi="http://schemas.microsoft.com/office/word/2010/wordprocessingInk" xmlns:wne="http://schemas.microsoft.com/office/word/2006/wordml" xmlns:wps="http://schemas.microsoft.com/office/word/2010/wordprocessingShape" mc:Ignorable="w14 w15 w16se wp14">
+<w:hdr xmlns:wpc="http://schemas.microsoft.com/office/word/2010/wordprocessingCanvas" xmlns:cx="http://schemas.microsoft.com/office/drawing/2014/chartex" xmlns:cx1="http://schemas.microsoft.com/office/drawing/2015/9/8/chartex" xmlns:cx2="http://schemas.microsoft.com/office/drawing/2015/10/21/chartex" xmlns:cx3="http://schemas.microsoft.com/office/drawing/2016/5/9/chartex" xmlns:cx4="http://schemas.microsoft.com/office/drawing/2016/5/10/chartex" xmlns:cx5="http://schemas.microsoft.com/office/drawing/2016/5/11/chartex" xmlns:cx6="http://schemas.microsoft.com/office/drawing/2016/5/12/chartex" xmlns:cx7="http://schemas.microsoft.com/office/drawing/2016/5/13/chartex" xmlns:cx8="http://schemas.microsoft.com/office/drawing/2016/5/14/chartex" xmlns:mc="http://schemas.openxmlformats.org/markup-compatibility/2006" xmlns:aink="http://schemas.microsoft.com/office/drawing/2016/ink" xmlns:am3d="http://schemas.microsoft.com/office/drawing/2017/model3d" xmlns:o="urn:schemas-microsoft-com:office:office" xmlns:oel="http://schemas.microsoft.com/office/2019/extlst" xmlns:r="http://schemas.openxmlformats.org/officeDocument/2006/relationships" xmlns:m="http://schemas.openxmlformats.org/officeDocument/2006/math" xmlns:v="urn:schemas-microsoft-com:vml" xmlns:wp14="http://schemas.microsoft.com/office/word/2010/wordprocessingDrawing" xmlns:wp="http://schemas.openxmlformats.org/drawingml/2006/wordprocessingDrawing" xmlns:w10="urn:schemas-microsoft-com:office:word" xmlns:w="http://schemas.openxmlformats.org/wordprocessingml/2006/main" xmlns:w14="http://schemas.microsoft.com/office/word/2010/wordml" xmlns:w15="http://schemas.microsoft.com/office/word/2012/wordml" xmlns:w16cex="http://schemas.microsoft.com/office/word/2018/wordml/cex" xmlns:w16cid="http://schemas.microsoft.com/office/word/2016/wordml/cid" xmlns:w16="http://schemas.microsoft.com/office/word/2018/wordml" xmlns:w16du="http://schemas.microsoft.com/office/word/2023/wordml/word16du" xmlns:w16sdtdh="http://schemas.microsoft.com/office/word/2020/wordml/sdtdatahash" xmlns:w16sdtfl="http://schemas.microsoft.com/office/word/2024/wordml/sdtformatlock" xmlns:w16se="http://schemas.microsoft.com/office/word/2015/wordml/symex" xmlns:wpg="http://schemas.microsoft.com/office/word/2010/wordprocessingGroup" xmlns:wpi="http://schemas.microsoft.com/office/word/2010/wordprocessingInk" xmlns:wne="http://schemas.microsoft.com/office/word/2006/wordml" xmlns:wps="http://schemas.microsoft.com/office/word/2010/wordprocessingShape" mc:Ignorable="w14 w15 w16se w16cid w16 w16cex w16sdtdh w16sdtfl w16du wp14">
   <w:p>
     <w:pPr>
       <w:pStyle w:val="Header"/>
@@ -9446,7 +9633,7 @@
 </file>
 
 <file path=word/header2.xml><?xml version="1.0" encoding="utf-8"?>
-<w:hdr xmlns:wpc="http://schemas.microsoft.com/office/word/2010/wordprocessingCanvas" xmlns:cx="http://schemas.microsoft.com/office/drawing/2014/chartex" xmlns:cx1="http://schemas.microsoft.com/office/drawing/2015/9/8/chartex" xmlns:mc="http://schemas.openxmlformats.org/markup-compatibility/2006" xmlns:o="urn:schemas-microsoft-com:office:office" xmlns:r="http://schemas.openxmlformats.org/officeDocument/2006/relationships" xmlns:m="http://schemas.openxmlformats.org/officeDocument/2006/math" xmlns:v="urn:schemas-microsoft-com:vml" xmlns:wp14="http://schemas.microsoft.com/office/word/2010/wordprocessingDrawing" xmlns:wp="http://schemas.openxmlformats.org/drawingml/2006/wordprocessingDrawing" xmlns:w10="urn:schemas-microsoft-com:office:word" xmlns:w="http://schemas.openxmlformats.org/wordprocessingml/2006/main" xmlns:w14="http://schemas.microsoft.com/office/word/2010/wordml" xmlns:w15="http://schemas.microsoft.com/office/word/2012/wordml" xmlns:w16se="http://schemas.microsoft.com/office/word/2015/wordml/symex" xmlns:wpg="http://schemas.microsoft.com/office/word/2010/wordprocessingGroup" xmlns:wpi="http://schemas.microsoft.com/office/word/2010/wordprocessingInk" xmlns:wne="http://schemas.microsoft.com/office/word/2006/wordml" xmlns:wps="http://schemas.microsoft.com/office/word/2010/wordprocessingShape" mc:Ignorable="w14 w15 w16se wp14">
+<w:hdr xmlns:wpc="http://schemas.microsoft.com/office/word/2010/wordprocessingCanvas" xmlns:cx="http://schemas.microsoft.com/office/drawing/2014/chartex" xmlns:cx1="http://schemas.microsoft.com/office/drawing/2015/9/8/chartex" xmlns:cx2="http://schemas.microsoft.com/office/drawing/2015/10/21/chartex" xmlns:cx3="http://schemas.microsoft.com/office/drawing/2016/5/9/chartex" xmlns:cx4="http://schemas.microsoft.com/office/drawing/2016/5/10/chartex" xmlns:cx5="http://schemas.microsoft.com/office/drawing/2016/5/11/chartex" xmlns:cx6="http://schemas.microsoft.com/office/drawing/2016/5/12/chartex" xmlns:cx7="http://schemas.microsoft.com/office/drawing/2016/5/13/chartex" xmlns:cx8="http://schemas.microsoft.com/office/drawing/2016/5/14/chartex" xmlns:mc="http://schemas.openxmlformats.org/markup-compatibility/2006" xmlns:aink="http://schemas.microsoft.com/office/drawing/2016/ink" xmlns:am3d="http://schemas.microsoft.com/office/drawing/2017/model3d" xmlns:o="urn:schemas-microsoft-com:office:office" xmlns:oel="http://schemas.microsoft.com/office/2019/extlst" xmlns:r="http://schemas.openxmlformats.org/officeDocument/2006/relationships" xmlns:m="http://schemas.openxmlformats.org/officeDocument/2006/math" xmlns:v="urn:schemas-microsoft-com:vml" xmlns:wp14="http://schemas.microsoft.com/office/word/2010/wordprocessingDrawing" xmlns:wp="http://schemas.openxmlformats.org/drawingml/2006/wordprocessingDrawing" xmlns:w10="urn:schemas-microsoft-com:office:word" xmlns:w="http://schemas.openxmlformats.org/wordprocessingml/2006/main" xmlns:w14="http://schemas.microsoft.com/office/word/2010/wordml" xmlns:w15="http://schemas.microsoft.com/office/word/2012/wordml" xmlns:w16cex="http://schemas.microsoft.com/office/word/2018/wordml/cex" xmlns:w16cid="http://schemas.microsoft.com/office/word/2016/wordml/cid" xmlns:w16="http://schemas.microsoft.com/office/word/2018/wordml" xmlns:w16du="http://schemas.microsoft.com/office/word/2023/wordml/word16du" xmlns:w16sdtdh="http://schemas.microsoft.com/office/word/2020/wordml/sdtdatahash" xmlns:w16sdtfl="http://schemas.microsoft.com/office/word/2024/wordml/sdtformatlock" xmlns:w16se="http://schemas.microsoft.com/office/word/2015/wordml/symex" xmlns:wpg="http://schemas.microsoft.com/office/word/2010/wordprocessingGroup" xmlns:wpi="http://schemas.microsoft.com/office/word/2010/wordprocessingInk" xmlns:wne="http://schemas.microsoft.com/office/word/2006/wordml" xmlns:wps="http://schemas.microsoft.com/office/word/2010/wordprocessingShape" mc:Ignorable="w14 w15 w16se w16cid w16 w16cex w16sdtdh w16sdtfl w16du wp14">
   <w:p>
     <w:pPr>
       <w:pStyle w:val="Header"/>
@@ -9459,7 +9646,7 @@
 </file>
 
 <file path=word/styles.xml><?xml version="1.0" encoding="utf-8"?>
-<w:styles xmlns:mc="http://schemas.openxmlformats.org/markup-compatibility/2006" xmlns:r="http://schemas.openxmlformats.org/officeDocument/2006/relationships" xmlns:w="http://schemas.openxmlformats.org/wordprocessingml/2006/main" xmlns:w14="http://schemas.microsoft.com/office/word/2010/wordml" xmlns:w15="http://schemas.microsoft.com/office/word/2012/wordml" xmlns:w16se="http://schemas.microsoft.com/office/word/2015/wordml/symex" mc:Ignorable="w14 w15 w16se">
+<w:styles xmlns:mc="http://schemas.openxmlformats.org/markup-compatibility/2006" xmlns:r="http://schemas.openxmlformats.org/officeDocument/2006/relationships" xmlns:w="http://schemas.openxmlformats.org/wordprocessingml/2006/main" xmlns:w14="http://schemas.microsoft.com/office/word/2010/wordml" xmlns:w15="http://schemas.microsoft.com/office/word/2012/wordml" xmlns:w16cex="http://schemas.microsoft.com/office/word/2018/wordml/cex" xmlns:w16cid="http://schemas.microsoft.com/office/word/2016/wordml/cid" xmlns:w16="http://schemas.microsoft.com/office/word/2018/wordml" xmlns:w16du="http://schemas.microsoft.com/office/word/2023/wordml/word16du" xmlns:w16sdtdh="http://schemas.microsoft.com/office/word/2020/wordml/sdtdatahash" xmlns:w16sdtfl="http://schemas.microsoft.com/office/word/2024/wordml/sdtformatlock" xmlns:w16se="http://schemas.microsoft.com/office/word/2015/wordml/symex" mc:Ignorable="w14 w15 w16se w16cid w16 w16cex w16sdtdh w16sdtfl w16du">
   <w:docDefaults>
     <w:rPrDefault>
       <w:rPr>
@@ -9469,7 +9656,7 @@
     </w:rPrDefault>
     <w:pPrDefault/>
   </w:docDefaults>
-  <w:latentStyles w:defLockedState="0" w:defUIPriority="99" w:defSemiHidden="0" w:defUnhideWhenUsed="0" w:defQFormat="0" w:count="371">
+  <w:latentStyles w:defLockedState="0" w:defUIPriority="99" w:defSemiHidden="0" w:defUnhideWhenUsed="0" w:defQFormat="0" w:count="376">
     <w:lsdException w:name="Normal" w:uiPriority="0" w:qFormat="1"/>
     <w:lsdException w:name="heading 1" w:uiPriority="9" w:qFormat="1"/>
     <w:lsdException w:name="heading 2" w:semiHidden="1" w:uiPriority="9" w:unhideWhenUsed="1" w:qFormat="1"/>
@@ -9841,11 +10028,16 @@
     <w:lsdException w:name="List Table 5 Dark Accent 6" w:uiPriority="50"/>
     <w:lsdException w:name="List Table 6 Colorful Accent 6" w:uiPriority="51"/>
     <w:lsdException w:name="List Table 7 Colorful Accent 6" w:uiPriority="52"/>
+    <w:lsdException w:name="Mention" w:semiHidden="1" w:unhideWhenUsed="1"/>
+    <w:lsdException w:name="Smart Hyperlink" w:semiHidden="1" w:unhideWhenUsed="1"/>
+    <w:lsdException w:name="Hashtag" w:semiHidden="1" w:unhideWhenUsed="1"/>
+    <w:lsdException w:name="Unresolved Mention" w:semiHidden="1" w:unhideWhenUsed="1"/>
+    <w:lsdException w:name="Smart Link" w:semiHidden="1" w:unhideWhenUsed="1"/>
   </w:latentStyles>
   <w:style w:type="paragraph" w:default="1" w:styleId="Normal">
     <w:name w:val="Normal"/>
     <w:qFormat/>
-    <w:rsid w:val="00076C05"/>
+    <w:rsid w:val="008A1D45"/>
     <w:pPr>
       <w:spacing w:before="120" w:line="276" w:lineRule="auto"/>
     </w:pPr>

--- a/TS-Kramam/TS-6.5/TS 6.5 Sanskrit Krama Paatam Corrections.docx
+++ b/TS-Kramam/TS-6.5/TS 6.5 Sanskrit Krama Paatam Corrections.docx
@@ -83,7 +83,6 @@
         </w:rPr>
         <w:t xml:space="preserve">Observed till </w:t>
       </w:r>
-      <w:proofErr w:type="spellStart"/>
       <w:r>
         <w:rPr>
           <w:b/>
@@ -96,7 +95,6 @@
         </w:rPr>
         <w:t>xxxxxxxxx</w:t>
       </w:r>
-      <w:proofErr w:type="spellEnd"/>
     </w:p>
     <w:p>
       <w:pPr>
@@ -237,7 +235,7 @@
       </w:tr>
       <w:tr>
         <w:trPr>
-          <w:trHeight w:val="1091"/>
+          <w:trHeight w:val="1814"/>
         </w:trPr>
         <w:tc>
           <w:tcPr>
@@ -354,7 +352,6 @@
                 <w:szCs w:val="40"/>
               </w:rPr>
             </w:pPr>
-            <w:proofErr w:type="spellStart"/>
             <w:r>
               <w:rPr>
                 <w:rFonts w:ascii="BRH Devanagari Extra" w:hAnsi="BRH Devanagari Extra" w:cs="BRH Devanagari Extra"/>
@@ -363,70 +360,39 @@
               </w:rPr>
               <w:t>kÉëÑ</w:t>
             </w:r>
-            <w:proofErr w:type="spellEnd"/>
-            <w:r>
-              <w:rPr>
-                <w:rFonts w:ascii="BRH Malayalam Extra" w:hAnsi="BRH Malayalam Extra" w:cs="BRH Devanagari Extra"/>
-                <w:b/>
-                <w:sz w:val="32"/>
-                <w:szCs w:val="40"/>
-              </w:rPr>
-              <w:t>–</w:t>
-            </w:r>
-            <w:proofErr w:type="spellStart"/>
-            <w:r>
-              <w:rPr>
-                <w:rFonts w:ascii="BRH Devanagari Extra" w:hAnsi="BRH Devanagari Extra" w:cs="BRH Devanagari Extra"/>
-                <w:sz w:val="40"/>
-                <w:szCs w:val="40"/>
-              </w:rPr>
-              <w:t>uÉxrÉþ</w:t>
-            </w:r>
-            <w:proofErr w:type="spellEnd"/>
-            <w:r>
-              <w:rPr>
-                <w:rFonts w:ascii="BRH Devanagari Extra" w:hAnsi="BRH Devanagari Extra" w:cs="BRH Devanagari Extra"/>
-                <w:sz w:val="40"/>
-                <w:szCs w:val="40"/>
-              </w:rPr>
-              <w:t xml:space="preserve"> </w:t>
-            </w:r>
-            <w:proofErr w:type="spellStart"/>
-            <w:r>
-              <w:rPr>
-                <w:rFonts w:ascii="BRH Devanagari Extra" w:hAnsi="BRH Devanagari Extra" w:cs="BRH Devanagari Extra"/>
-                <w:sz w:val="40"/>
-                <w:szCs w:val="40"/>
-              </w:rPr>
-              <w:t>kÉëÑuÉ</w:t>
-            </w:r>
-            <w:proofErr w:type="spellEnd"/>
-            <w:r>
-              <w:rPr>
-                <w:rFonts w:ascii="BRH Malayalam Extra" w:hAnsi="BRH Malayalam Extra" w:cs="BRH Devanagari Extra"/>
-                <w:b/>
-                <w:sz w:val="32"/>
-                <w:szCs w:val="40"/>
-              </w:rPr>
-              <w:t>–</w:t>
-            </w:r>
-            <w:proofErr w:type="spellStart"/>
-            <w:r>
-              <w:rPr>
-                <w:rFonts w:ascii="BRH Devanagari Extra" w:hAnsi="BRH Devanagari Extra" w:cs="BRH Devanagari Extra"/>
-                <w:sz w:val="40"/>
-                <w:szCs w:val="40"/>
-              </w:rPr>
-              <w:t>iuÉqÉç</w:t>
-            </w:r>
-            <w:proofErr w:type="spellEnd"/>
-            <w:r>
-              <w:rPr>
-                <w:rFonts w:ascii="BRH Devanagari Extra" w:hAnsi="BRH Devanagari Extra" w:cs="BRH Devanagari Extra"/>
-                <w:sz w:val="40"/>
-                <w:szCs w:val="40"/>
-              </w:rPr>
-              <w:t xml:space="preserve"> |</w:t>
+            <w:r>
+              <w:rPr>
+                <w:rFonts w:ascii="BRH Malayalam Extra" w:hAnsi="BRH Malayalam Extra" w:cs="BRH Devanagari Extra"/>
+                <w:b/>
+                <w:sz w:val="32"/>
+                <w:szCs w:val="40"/>
+              </w:rPr>
+              <w:t>–</w:t>
+            </w:r>
+            <w:r>
+              <w:rPr>
+                <w:rFonts w:ascii="BRH Devanagari Extra" w:hAnsi="BRH Devanagari Extra" w:cs="BRH Devanagari Extra"/>
+                <w:sz w:val="40"/>
+                <w:szCs w:val="40"/>
+              </w:rPr>
+              <w:t>uÉxrÉþ kÉëÑuÉ</w:t>
+            </w:r>
+            <w:r>
+              <w:rPr>
+                <w:rFonts w:ascii="BRH Malayalam Extra" w:hAnsi="BRH Malayalam Extra" w:cs="BRH Devanagari Extra"/>
+                <w:b/>
+                <w:sz w:val="32"/>
+                <w:szCs w:val="40"/>
+              </w:rPr>
+              <w:t>–</w:t>
+            </w:r>
+            <w:r>
+              <w:rPr>
+                <w:rFonts w:ascii="BRH Devanagari Extra" w:hAnsi="BRH Devanagari Extra" w:cs="BRH Devanagari Extra"/>
+                <w:sz w:val="40"/>
+                <w:szCs w:val="40"/>
+              </w:rPr>
+              <w:t>iuÉqÉç |</w:t>
             </w:r>
             <w:r>
               <w:rPr>
@@ -452,7 +418,6 @@
                 <w:lang w:val="en-IN" w:eastAsia="en-IN" w:bidi="ml-IN"/>
               </w:rPr>
             </w:pPr>
-            <w:proofErr w:type="spellStart"/>
             <w:r>
               <w:rPr>
                 <w:rFonts w:ascii="BRH Devanagari Extra" w:hAnsi="BRH Devanagari Extra" w:cs="BRH Devanagari Extra"/>
@@ -463,7 +428,6 @@
               </w:rPr>
               <w:t>kÉÑ</w:t>
             </w:r>
-            <w:proofErr w:type="spellEnd"/>
             <w:r>
               <w:rPr>
                 <w:rFonts w:ascii="BRH Malayalam Extra" w:hAnsi="BRH Malayalam Extra" w:cs="BRH Devanagari Extra"/>
@@ -492,41 +456,13 @@
               </w:rPr>
               <w:t>–</w:t>
             </w:r>
-            <w:proofErr w:type="spellStart"/>
-            <w:r>
-              <w:rPr>
-                <w:rFonts w:ascii="BRH Devanagari Extra" w:hAnsi="BRH Devanagari Extra" w:cs="BRH Devanagari Extra"/>
-                <w:sz w:val="40"/>
-                <w:szCs w:val="40"/>
-              </w:rPr>
-              <w:t>iuÉqÉç</w:t>
-            </w:r>
-            <w:proofErr w:type="spellEnd"/>
-            <w:r>
-              <w:rPr>
-                <w:rFonts w:ascii="BRH Devanagari Extra" w:hAnsi="BRH Devanagari Extra" w:cs="BRH Devanagari Extra"/>
-                <w:sz w:val="40"/>
-                <w:szCs w:val="40"/>
-              </w:rPr>
-              <w:t xml:space="preserve"> </w:t>
-            </w:r>
-            <w:proofErr w:type="spellStart"/>
-            <w:r>
-              <w:rPr>
-                <w:rFonts w:ascii="BRH Devanagari Extra" w:hAnsi="BRH Devanagari Extra" w:cs="BRH Devanagari Extra"/>
-                <w:sz w:val="40"/>
-                <w:szCs w:val="40"/>
-              </w:rPr>
-              <w:t>ÆrÉiÉç</w:t>
-            </w:r>
-            <w:proofErr w:type="spellEnd"/>
-            <w:r>
-              <w:rPr>
-                <w:rFonts w:ascii="BRH Devanagari Extra" w:hAnsi="BRH Devanagari Extra" w:cs="BRH Devanagari Extra"/>
-                <w:sz w:val="40"/>
-                <w:szCs w:val="40"/>
-              </w:rPr>
-              <w:t xml:space="preserve"> |</w:t>
+            <w:r>
+              <w:rPr>
+                <w:rFonts w:ascii="BRH Devanagari Extra" w:hAnsi="BRH Devanagari Extra" w:cs="BRH Devanagari Extra"/>
+                <w:sz w:val="40"/>
+                <w:szCs w:val="40"/>
+              </w:rPr>
+              <w:t>iuÉqÉç ÆrÉiÉç |</w:t>
             </w:r>
           </w:p>
         </w:tc>
@@ -547,7 +483,6 @@
                 <w:szCs w:val="40"/>
               </w:rPr>
             </w:pPr>
-            <w:proofErr w:type="spellStart"/>
             <w:r>
               <w:rPr>
                 <w:rFonts w:ascii="BRH Devanagari Extra" w:hAnsi="BRH Devanagari Extra" w:cs="BRH Devanagari Extra"/>
@@ -556,70 +491,39 @@
               </w:rPr>
               <w:t>kÉëÑ</w:t>
             </w:r>
-            <w:proofErr w:type="spellEnd"/>
-            <w:r>
-              <w:rPr>
-                <w:rFonts w:ascii="BRH Malayalam Extra" w:hAnsi="BRH Malayalam Extra" w:cs="BRH Devanagari Extra"/>
-                <w:b/>
-                <w:sz w:val="32"/>
-                <w:szCs w:val="40"/>
-              </w:rPr>
-              <w:t>–</w:t>
-            </w:r>
-            <w:proofErr w:type="spellStart"/>
-            <w:r>
-              <w:rPr>
-                <w:rFonts w:ascii="BRH Devanagari Extra" w:hAnsi="BRH Devanagari Extra" w:cs="BRH Devanagari Extra"/>
-                <w:sz w:val="40"/>
-                <w:szCs w:val="40"/>
-              </w:rPr>
-              <w:t>uÉxrÉþ</w:t>
-            </w:r>
-            <w:proofErr w:type="spellEnd"/>
-            <w:r>
-              <w:rPr>
-                <w:rFonts w:ascii="BRH Devanagari Extra" w:hAnsi="BRH Devanagari Extra" w:cs="BRH Devanagari Extra"/>
-                <w:sz w:val="40"/>
-                <w:szCs w:val="40"/>
-              </w:rPr>
-              <w:t xml:space="preserve"> </w:t>
-            </w:r>
-            <w:proofErr w:type="spellStart"/>
-            <w:r>
-              <w:rPr>
-                <w:rFonts w:ascii="BRH Devanagari Extra" w:hAnsi="BRH Devanagari Extra" w:cs="BRH Devanagari Extra"/>
-                <w:sz w:val="40"/>
-                <w:szCs w:val="40"/>
-              </w:rPr>
-              <w:t>kÉëÑuÉ</w:t>
-            </w:r>
-            <w:proofErr w:type="spellEnd"/>
-            <w:r>
-              <w:rPr>
-                <w:rFonts w:ascii="BRH Malayalam Extra" w:hAnsi="BRH Malayalam Extra" w:cs="BRH Devanagari Extra"/>
-                <w:b/>
-                <w:sz w:val="32"/>
-                <w:szCs w:val="40"/>
-              </w:rPr>
-              <w:t>–</w:t>
-            </w:r>
-            <w:proofErr w:type="spellStart"/>
-            <w:r>
-              <w:rPr>
-                <w:rFonts w:ascii="BRH Devanagari Extra" w:hAnsi="BRH Devanagari Extra" w:cs="BRH Devanagari Extra"/>
-                <w:sz w:val="40"/>
-                <w:szCs w:val="40"/>
-              </w:rPr>
-              <w:t>iuÉqÉç</w:t>
-            </w:r>
-            <w:proofErr w:type="spellEnd"/>
-            <w:r>
-              <w:rPr>
-                <w:rFonts w:ascii="BRH Devanagari Extra" w:hAnsi="BRH Devanagari Extra" w:cs="BRH Devanagari Extra"/>
-                <w:sz w:val="40"/>
-                <w:szCs w:val="40"/>
-              </w:rPr>
-              <w:t xml:space="preserve"> |</w:t>
+            <w:r>
+              <w:rPr>
+                <w:rFonts w:ascii="BRH Malayalam Extra" w:hAnsi="BRH Malayalam Extra" w:cs="BRH Devanagari Extra"/>
+                <w:b/>
+                <w:sz w:val="32"/>
+                <w:szCs w:val="40"/>
+              </w:rPr>
+              <w:t>–</w:t>
+            </w:r>
+            <w:r>
+              <w:rPr>
+                <w:rFonts w:ascii="BRH Devanagari Extra" w:hAnsi="BRH Devanagari Extra" w:cs="BRH Devanagari Extra"/>
+                <w:sz w:val="40"/>
+                <w:szCs w:val="40"/>
+              </w:rPr>
+              <w:t>uÉxrÉþ kÉëÑuÉ</w:t>
+            </w:r>
+            <w:r>
+              <w:rPr>
+                <w:rFonts w:ascii="BRH Malayalam Extra" w:hAnsi="BRH Malayalam Extra" w:cs="BRH Devanagari Extra"/>
+                <w:b/>
+                <w:sz w:val="32"/>
+                <w:szCs w:val="40"/>
+              </w:rPr>
+              <w:t>–</w:t>
+            </w:r>
+            <w:r>
+              <w:rPr>
+                <w:rFonts w:ascii="BRH Devanagari Extra" w:hAnsi="BRH Devanagari Extra" w:cs="BRH Devanagari Extra"/>
+                <w:sz w:val="40"/>
+                <w:szCs w:val="40"/>
+              </w:rPr>
+              <w:t>iuÉqÉç |</w:t>
             </w:r>
             <w:r>
               <w:rPr>
@@ -638,92 +542,6 @@
               <w:adjustRightInd w:val="0"/>
               <w:spacing w:before="0" w:line="240" w:lineRule="auto"/>
               <w:rPr>
-                <w:rFonts w:ascii="BRH Devanagari Extra" w:hAnsi="BRH Devanagari Extra" w:cs="BRH Devanagari Extra"/>
-                <w:sz w:val="40"/>
-                <w:szCs w:val="40"/>
-              </w:rPr>
-            </w:pPr>
-            <w:proofErr w:type="spellStart"/>
-            <w:r>
-              <w:rPr>
-                <w:rFonts w:ascii="BRH Devanagari Extra" w:hAnsi="BRH Devanagari Extra" w:cs="BRH Devanagari Extra"/>
-                <w:sz w:val="40"/>
-                <w:szCs w:val="40"/>
-              </w:rPr>
-              <w:t>kÉëÑ</w:t>
-            </w:r>
-            <w:proofErr w:type="spellEnd"/>
-            <w:r>
-              <w:rPr>
-                <w:rFonts w:ascii="BRH Malayalam Extra" w:hAnsi="BRH Malayalam Extra" w:cs="BRH Devanagari Extra"/>
-                <w:b/>
-                <w:sz w:val="32"/>
-                <w:szCs w:val="40"/>
-              </w:rPr>
-              <w:t>–</w:t>
-            </w:r>
-            <w:r>
-              <w:rPr>
-                <w:rFonts w:ascii="BRH Devanagari Extra" w:hAnsi="BRH Devanagari Extra" w:cs="BRH Devanagari Extra"/>
-                <w:sz w:val="40"/>
-                <w:szCs w:val="40"/>
-              </w:rPr>
-              <w:t>uÉ</w:t>
-            </w:r>
-            <w:r>
-              <w:rPr>
-                <w:rFonts w:ascii="BRH Malayalam Extra" w:hAnsi="BRH Malayalam Extra" w:cs="BRH Devanagari Extra"/>
-                <w:b/>
-                <w:sz w:val="32"/>
-                <w:szCs w:val="40"/>
-              </w:rPr>
-              <w:t>–</w:t>
-            </w:r>
-            <w:proofErr w:type="spellStart"/>
-            <w:r>
-              <w:rPr>
-                <w:rFonts w:ascii="BRH Devanagari Extra" w:hAnsi="BRH Devanagari Extra" w:cs="BRH Devanagari Extra"/>
-                <w:sz w:val="40"/>
-                <w:szCs w:val="40"/>
-              </w:rPr>
-              <w:t>iuÉqÉç</w:t>
-            </w:r>
-            <w:proofErr w:type="spellEnd"/>
-            <w:r>
-              <w:rPr>
-                <w:rFonts w:ascii="BRH Devanagari Extra" w:hAnsi="BRH Devanagari Extra" w:cs="BRH Devanagari Extra"/>
-                <w:sz w:val="40"/>
-                <w:szCs w:val="40"/>
-              </w:rPr>
-              <w:t xml:space="preserve"> </w:t>
-            </w:r>
-            <w:proofErr w:type="spellStart"/>
-            <w:r>
-              <w:rPr>
-                <w:rFonts w:ascii="BRH Devanagari Extra" w:hAnsi="BRH Devanagari Extra" w:cs="BRH Devanagari Extra"/>
-                <w:sz w:val="40"/>
-                <w:szCs w:val="40"/>
-              </w:rPr>
-              <w:t>ÆrÉiÉç</w:t>
-            </w:r>
-            <w:proofErr w:type="spellEnd"/>
-            <w:r>
-              <w:rPr>
-                <w:rFonts w:ascii="BRH Devanagari Extra" w:hAnsi="BRH Devanagari Extra" w:cs="BRH Devanagari Extra"/>
-                <w:sz w:val="40"/>
-                <w:szCs w:val="40"/>
-              </w:rPr>
-              <w:t xml:space="preserve"> |</w:t>
-            </w:r>
-          </w:p>
-          <w:p>
-            <w:pPr>
-              <w:widowControl w:val="0"/>
-              <w:autoSpaceDE w:val="0"/>
-              <w:autoSpaceDN w:val="0"/>
-              <w:adjustRightInd w:val="0"/>
-              <w:spacing w:before="0" w:line="240" w:lineRule="auto"/>
-              <w:rPr>
                 <w:rFonts w:ascii="BRH Malayalam Extra" w:eastAsia="Times New Roman" w:hAnsi="BRH Malayalam Extra" w:cs="BRH Malayalam Extra"/>
                 <w:color w:val="000000"/>
                 <w:sz w:val="40"/>
@@ -731,6 +549,57 @@
                 <w:lang w:val="en-IN" w:eastAsia="en-IN" w:bidi="ml-IN"/>
               </w:rPr>
             </w:pPr>
+            <w:r>
+              <w:rPr>
+                <w:rFonts w:ascii="BRH Devanagari Extra" w:hAnsi="BRH Devanagari Extra" w:cs="BRH Devanagari Extra"/>
+                <w:sz w:val="40"/>
+                <w:szCs w:val="40"/>
+                <w:highlight w:val="green"/>
+              </w:rPr>
+              <w:t>kÉ</w:t>
+            </w:r>
+            <w:r>
+              <w:rPr>
+                <w:rFonts w:ascii="BRH Devanagari Extra" w:hAnsi="BRH Devanagari Extra" w:cs="BRH Devanagari Extra"/>
+                <w:sz w:val="40"/>
+                <w:szCs w:val="40"/>
+              </w:rPr>
+              <w:t>ëÑ</w:t>
+            </w:r>
+            <w:r>
+              <w:rPr>
+                <w:rFonts w:ascii="BRH Malayalam Extra" w:hAnsi="BRH Malayalam Extra" w:cs="BRH Devanagari Extra"/>
+                <w:b/>
+                <w:sz w:val="32"/>
+                <w:szCs w:val="40"/>
+              </w:rPr>
+              <w:t>–</w:t>
+            </w:r>
+            <w:r>
+              <w:rPr>
+                <w:rFonts w:ascii="BRH Devanagari Extra" w:hAnsi="BRH Devanagari Extra" w:cs="BRH Devanagari Extra"/>
+                <w:sz w:val="40"/>
+                <w:szCs w:val="40"/>
+              </w:rPr>
+              <w:t>uÉ</w:t>
+            </w:r>
+            <w:r>
+              <w:rPr>
+                <w:rFonts w:ascii="BRH Malayalam Extra" w:hAnsi="BRH Malayalam Extra" w:cs="BRH Devanagari Extra"/>
+                <w:b/>
+                <w:sz w:val="32"/>
+                <w:szCs w:val="40"/>
+              </w:rPr>
+              <w:t>–</w:t>
+            </w:r>
+            <w:r>
+              <w:rPr>
+                <w:rFonts w:ascii="BRH Devanagari Extra" w:hAnsi="BRH Devanagari Extra" w:cs="BRH Devanagari Extra"/>
+                <w:sz w:val="40"/>
+                <w:szCs w:val="40"/>
+              </w:rPr>
+              <w:t>iuÉqÉç ÆrÉiÉç |</w:t>
+            </w:r>
           </w:p>
         </w:tc>
       </w:tr>
@@ -1171,7 +1040,6 @@
               </w:rPr>
               <w:t>–</w:t>
             </w:r>
-            <w:proofErr w:type="spellStart"/>
             <w:r>
               <w:rPr>
                 <w:rFonts w:ascii="BRH Devanagari Extra" w:hAnsi="BRH Devanagari Extra" w:cs="BRH Devanagari Extra"/>
@@ -1188,52 +1056,32 @@
               </w:rPr>
               <w:t>å</w:t>
             </w:r>
-            <w:proofErr w:type="spellEnd"/>
-            <w:r>
-              <w:rPr>
-                <w:rFonts w:ascii="BRH Malayalam Extra" w:hAnsi="BRH Malayalam Extra" w:cs="BRH Devanagari Extra"/>
-                <w:b/>
-                <w:sz w:val="32"/>
-                <w:szCs w:val="40"/>
-              </w:rPr>
-              <w:t>–</w:t>
-            </w:r>
-            <w:r>
-              <w:rPr>
-                <w:rFonts w:ascii="BRH Devanagari Extra" w:hAnsi="BRH Devanagari Extra" w:cs="BRH Devanagari Extra"/>
-                <w:sz w:val="40"/>
-                <w:szCs w:val="40"/>
-              </w:rPr>
-              <w:t xml:space="preserve"> </w:t>
-            </w:r>
-            <w:proofErr w:type="spellStart"/>
-            <w:r>
-              <w:rPr>
-                <w:rFonts w:ascii="BRH Devanagari Extra" w:hAnsi="BRH Devanagari Extra" w:cs="BRH Devanagari Extra"/>
-                <w:sz w:val="40"/>
-                <w:szCs w:val="40"/>
-              </w:rPr>
-              <w:t>CÌiÉþ</w:t>
-            </w:r>
-            <w:proofErr w:type="spellEnd"/>
-            <w:r>
-              <w:rPr>
-                <w:rFonts w:ascii="BRH Devanagari Extra" w:hAnsi="BRH Devanagari Extra" w:cs="BRH Devanagari Extra"/>
-                <w:sz w:val="40"/>
-                <w:szCs w:val="40"/>
-              </w:rPr>
-              <w:t xml:space="preserve"> | C</w:t>
-            </w:r>
-            <w:r>
-              <w:rPr>
-                <w:rFonts w:ascii="BRH Malayalam Extra" w:hAnsi="BRH Malayalam Extra" w:cs="BRH Devanagari Extra"/>
-                <w:b/>
-                <w:sz w:val="32"/>
-                <w:szCs w:val="40"/>
-              </w:rPr>
-              <w:t>–</w:t>
-            </w:r>
-            <w:proofErr w:type="spellStart"/>
+            <w:r>
+              <w:rPr>
+                <w:rFonts w:ascii="BRH Malayalam Extra" w:hAnsi="BRH Malayalam Extra" w:cs="BRH Devanagari Extra"/>
+                <w:b/>
+                <w:sz w:val="32"/>
+                <w:szCs w:val="40"/>
+              </w:rPr>
+              <w:t>–</w:t>
+            </w:r>
+            <w:r>
+              <w:rPr>
+                <w:rFonts w:ascii="BRH Devanagari Extra" w:hAnsi="BRH Devanagari Extra" w:cs="BRH Devanagari Extra"/>
+                <w:sz w:val="40"/>
+                <w:szCs w:val="40"/>
+              </w:rPr>
+              <w:t xml:space="preserve"> CÌiÉþ | C</w:t>
+            </w:r>
+            <w:r>
+              <w:rPr>
+                <w:rFonts w:ascii="BRH Malayalam Extra" w:hAnsi="BRH Malayalam Extra" w:cs="BRH Devanagari Extra"/>
+                <w:b/>
+                <w:sz w:val="32"/>
+                <w:szCs w:val="40"/>
+              </w:rPr>
+              <w:t>–</w:t>
+            </w:r>
             <w:r>
               <w:rPr>
                 <w:rFonts w:ascii="BRH Devanagari Extra" w:hAnsi="BRH Devanagari Extra" w:cs="BRH Devanagari Extra"/>
@@ -1250,32 +1098,22 @@
               </w:rPr>
               <w:t>å</w:t>
             </w:r>
-            <w:proofErr w:type="spellEnd"/>
-            <w:r>
-              <w:rPr>
-                <w:rFonts w:ascii="BRH Malayalam Extra" w:hAnsi="BRH Malayalam Extra" w:cs="BRH Devanagari Extra"/>
-                <w:b/>
-                <w:sz w:val="32"/>
-                <w:szCs w:val="40"/>
-              </w:rPr>
-              <w:t>–</w:t>
-            </w:r>
-            <w:r>
-              <w:rPr>
-                <w:rFonts w:ascii="BRH Devanagari Extra" w:hAnsi="BRH Devanagari Extra" w:cs="BRH Devanagari Extra"/>
-                <w:sz w:val="40"/>
-                <w:szCs w:val="40"/>
-              </w:rPr>
-              <w:t xml:space="preserve"> </w:t>
-            </w:r>
-            <w:proofErr w:type="spellStart"/>
-            <w:r>
-              <w:rPr>
-                <w:rFonts w:ascii="BRH Devanagari Extra" w:hAnsi="BRH Devanagari Extra" w:cs="BRH Devanagari Extra"/>
-                <w:sz w:val="40"/>
-                <w:szCs w:val="40"/>
-              </w:rPr>
-              <w:t>CiÉÏ</w:t>
+            <w:r>
+              <w:rPr>
+                <w:rFonts w:ascii="BRH Malayalam Extra" w:hAnsi="BRH Malayalam Extra" w:cs="BRH Devanagari Extra"/>
+                <w:b/>
+                <w:sz w:val="32"/>
+                <w:szCs w:val="40"/>
+              </w:rPr>
+              <w:t>–</w:t>
+            </w:r>
+            <w:r>
+              <w:rPr>
+                <w:rFonts w:ascii="BRH Devanagari Extra" w:hAnsi="BRH Devanagari Extra" w:cs="BRH Devanagari Extra"/>
+                <w:sz w:val="40"/>
+                <w:szCs w:val="40"/>
+              </w:rPr>
+              <w:t xml:space="preserve"> CiÉÏ</w:t>
             </w:r>
             <w:r>
               <w:rPr>
@@ -1300,16 +1138,7 @@
                 <w:sz w:val="40"/>
                 <w:szCs w:val="40"/>
               </w:rPr>
-              <w:t>ÿ</w:t>
-            </w:r>
-            <w:proofErr w:type="spellEnd"/>
-            <w:r>
-              <w:rPr>
-                <w:rFonts w:ascii="BRH Devanagari Extra" w:hAnsi="BRH Devanagari Extra" w:cs="BRH Devanagari Extra"/>
-                <w:sz w:val="40"/>
-                <w:szCs w:val="40"/>
-              </w:rPr>
-              <w:t xml:space="preserve"> |</w:t>
+              <w:t>ÿ |</w:t>
             </w:r>
           </w:p>
         </w:tc>
@@ -1349,7 +1178,6 @@
               </w:rPr>
               <w:t>–</w:t>
             </w:r>
-            <w:proofErr w:type="spellStart"/>
             <w:r>
               <w:rPr>
                 <w:rFonts w:ascii="BRH Devanagari Extra" w:hAnsi="BRH Devanagari Extra" w:cs="BRH Devanagari Extra"/>
@@ -1366,52 +1194,32 @@
               </w:rPr>
               <w:t>å</w:t>
             </w:r>
-            <w:proofErr w:type="spellEnd"/>
-            <w:r>
-              <w:rPr>
-                <w:rFonts w:ascii="BRH Malayalam Extra" w:hAnsi="BRH Malayalam Extra" w:cs="BRH Devanagari Extra"/>
-                <w:b/>
-                <w:sz w:val="32"/>
-                <w:szCs w:val="40"/>
-              </w:rPr>
-              <w:t>–</w:t>
-            </w:r>
-            <w:r>
-              <w:rPr>
-                <w:rFonts w:ascii="BRH Devanagari Extra" w:hAnsi="BRH Devanagari Extra" w:cs="BRH Devanagari Extra"/>
-                <w:sz w:val="40"/>
-                <w:szCs w:val="40"/>
-              </w:rPr>
-              <w:t xml:space="preserve"> </w:t>
-            </w:r>
-            <w:proofErr w:type="spellStart"/>
-            <w:r>
-              <w:rPr>
-                <w:rFonts w:ascii="BRH Devanagari Extra" w:hAnsi="BRH Devanagari Extra" w:cs="BRH Devanagari Extra"/>
-                <w:sz w:val="40"/>
-                <w:szCs w:val="40"/>
-              </w:rPr>
-              <w:t>CÌiÉþ</w:t>
-            </w:r>
-            <w:proofErr w:type="spellEnd"/>
-            <w:r>
-              <w:rPr>
-                <w:rFonts w:ascii="BRH Devanagari Extra" w:hAnsi="BRH Devanagari Extra" w:cs="BRH Devanagari Extra"/>
-                <w:sz w:val="40"/>
-                <w:szCs w:val="40"/>
-              </w:rPr>
-              <w:t xml:space="preserve"> | C</w:t>
-            </w:r>
-            <w:r>
-              <w:rPr>
-                <w:rFonts w:ascii="BRH Malayalam Extra" w:hAnsi="BRH Malayalam Extra" w:cs="BRH Devanagari Extra"/>
-                <w:b/>
-                <w:sz w:val="32"/>
-                <w:szCs w:val="40"/>
-              </w:rPr>
-              <w:t>–</w:t>
-            </w:r>
-            <w:proofErr w:type="spellStart"/>
+            <w:r>
+              <w:rPr>
+                <w:rFonts w:ascii="BRH Malayalam Extra" w:hAnsi="BRH Malayalam Extra" w:cs="BRH Devanagari Extra"/>
+                <w:b/>
+                <w:sz w:val="32"/>
+                <w:szCs w:val="40"/>
+              </w:rPr>
+              <w:t>–</w:t>
+            </w:r>
+            <w:r>
+              <w:rPr>
+                <w:rFonts w:ascii="BRH Devanagari Extra" w:hAnsi="BRH Devanagari Extra" w:cs="BRH Devanagari Extra"/>
+                <w:sz w:val="40"/>
+                <w:szCs w:val="40"/>
+              </w:rPr>
+              <w:t xml:space="preserve"> CÌiÉþ | C</w:t>
+            </w:r>
+            <w:r>
+              <w:rPr>
+                <w:rFonts w:ascii="BRH Malayalam Extra" w:hAnsi="BRH Malayalam Extra" w:cs="BRH Devanagari Extra"/>
+                <w:b/>
+                <w:sz w:val="32"/>
+                <w:szCs w:val="40"/>
+              </w:rPr>
+              <w:t>–</w:t>
+            </w:r>
             <w:r>
               <w:rPr>
                 <w:rFonts w:ascii="BRH Devanagari Extra" w:hAnsi="BRH Devanagari Extra" w:cs="BRH Devanagari Extra"/>
@@ -1428,32 +1236,22 @@
               </w:rPr>
               <w:t>å</w:t>
             </w:r>
-            <w:proofErr w:type="spellEnd"/>
-            <w:r>
-              <w:rPr>
-                <w:rFonts w:ascii="BRH Malayalam Extra" w:hAnsi="BRH Malayalam Extra" w:cs="BRH Devanagari Extra"/>
-                <w:b/>
-                <w:sz w:val="32"/>
-                <w:szCs w:val="40"/>
-              </w:rPr>
-              <w:t>–</w:t>
-            </w:r>
-            <w:r>
-              <w:rPr>
-                <w:rFonts w:ascii="BRH Devanagari Extra" w:hAnsi="BRH Devanagari Extra" w:cs="BRH Devanagari Extra"/>
-                <w:sz w:val="40"/>
-                <w:szCs w:val="40"/>
-              </w:rPr>
-              <w:t xml:space="preserve"> </w:t>
-            </w:r>
-            <w:proofErr w:type="spellStart"/>
-            <w:r>
-              <w:rPr>
-                <w:rFonts w:ascii="BRH Devanagari Extra" w:hAnsi="BRH Devanagari Extra" w:cs="BRH Devanagari Extra"/>
-                <w:sz w:val="40"/>
-                <w:szCs w:val="40"/>
-              </w:rPr>
-              <w:t>C</w:t>
+            <w:r>
+              <w:rPr>
+                <w:rFonts w:ascii="BRH Malayalam Extra" w:hAnsi="BRH Malayalam Extra" w:cs="BRH Devanagari Extra"/>
+                <w:b/>
+                <w:sz w:val="32"/>
+                <w:szCs w:val="40"/>
+              </w:rPr>
+              <w:t>–</w:t>
+            </w:r>
+            <w:r>
+              <w:rPr>
+                <w:rFonts w:ascii="BRH Devanagari Extra" w:hAnsi="BRH Devanagari Extra" w:cs="BRH Devanagari Extra"/>
+                <w:sz w:val="40"/>
+                <w:szCs w:val="40"/>
+              </w:rPr>
+              <w:t xml:space="preserve"> C</w:t>
             </w:r>
             <w:r>
               <w:rPr>
@@ -1480,7 +1278,6 @@
               </w:rPr>
               <w:t>å</w:t>
             </w:r>
-            <w:proofErr w:type="spellEnd"/>
             <w:r>
               <w:rPr>
                 <w:rFonts w:ascii="BRH Devanagari Extra" w:hAnsi="BRH Devanagari Extra" w:cs="BRH Devanagari Extra"/>
@@ -1539,7 +1336,6 @@
           <w:szCs w:val="32"/>
           <w:u w:val="single"/>
         </w:rPr>
-        <w:lastRenderedPageBreak/>
         <w:t xml:space="preserve">TS </w:t>
       </w:r>
       <w:r>
@@ -1656,6 +1452,7 @@
           <w:b/>
           <w:bCs/>
         </w:rPr>
+        <w:lastRenderedPageBreak/>
         <w:t>(ignore those which are already incorporated in your book’s version and date)</w:t>
       </w:r>
     </w:p>
@@ -1909,53 +1706,23 @@
                 <w:lang w:val="en-IN" w:eastAsia="en-IN" w:bidi="ml-IN"/>
               </w:rPr>
             </w:pPr>
-            <w:proofErr w:type="spellStart"/>
-            <w:r>
-              <w:rPr>
-                <w:rFonts w:ascii="BRH Devanagari Extra" w:hAnsi="BRH Devanagari Extra" w:cs="BRH Devanagari Extra"/>
-                <w:sz w:val="40"/>
-                <w:szCs w:val="40"/>
-              </w:rPr>
-              <w:t>ClSìÉþrÉ</w:t>
-            </w:r>
-            <w:proofErr w:type="spellEnd"/>
-            <w:r>
-              <w:rPr>
-                <w:rFonts w:ascii="BRH Devanagari Extra" w:hAnsi="BRH Devanagari Extra" w:cs="BRH Devanagari Extra"/>
-                <w:sz w:val="40"/>
-                <w:szCs w:val="40"/>
-              </w:rPr>
-              <w:t xml:space="preserve"> </w:t>
-            </w:r>
-            <w:proofErr w:type="spellStart"/>
-            <w:r>
-              <w:rPr>
-                <w:rFonts w:ascii="BRH Devanagari Extra" w:hAnsi="BRH Devanagari Extra" w:cs="BRH Devanagari Extra"/>
-                <w:sz w:val="40"/>
-                <w:szCs w:val="40"/>
+            <w:r>
+              <w:rPr>
+                <w:rFonts w:ascii="BRH Devanagari Extra" w:hAnsi="BRH Devanagari Extra" w:cs="BRH Devanagari Extra"/>
+                <w:sz w:val="40"/>
+                <w:szCs w:val="40"/>
+              </w:rPr>
+              <w:t xml:space="preserve">ClSìÉþrÉ iuÉÉ | </w:t>
+            </w:r>
+            <w:r>
+              <w:rPr>
+                <w:rFonts w:ascii="BRH Devanagari Extra" w:hAnsi="BRH Devanagari Extra" w:cs="BRH Devanagari Extra"/>
+                <w:sz w:val="40"/>
+                <w:szCs w:val="40"/>
+                <w:highlight w:val="yellow"/>
               </w:rPr>
               <w:t>iuÉÉ</w:t>
             </w:r>
-            <w:proofErr w:type="spellEnd"/>
-            <w:r>
-              <w:rPr>
-                <w:rFonts w:ascii="BRH Devanagari Extra" w:hAnsi="BRH Devanagari Extra" w:cs="BRH Devanagari Extra"/>
-                <w:sz w:val="40"/>
-                <w:szCs w:val="40"/>
-              </w:rPr>
-              <w:t xml:space="preserve"> | </w:t>
-            </w:r>
-            <w:proofErr w:type="spellStart"/>
-            <w:r>
-              <w:rPr>
-                <w:rFonts w:ascii="BRH Devanagari Extra" w:hAnsi="BRH Devanagari Extra" w:cs="BRH Devanagari Extra"/>
-                <w:sz w:val="40"/>
-                <w:szCs w:val="40"/>
-                <w:highlight w:val="yellow"/>
-              </w:rPr>
-              <w:t>iuÉÉ</w:t>
-            </w:r>
-            <w:proofErr w:type="spellEnd"/>
             <w:r>
               <w:rPr>
                 <w:rFonts w:ascii="BRH Devanagari Extra" w:hAnsi="BRH Devanagari Extra" w:cs="BRH Devanagari Extra"/>
@@ -2018,53 +1785,23 @@
                 <w:lang w:val="en-IN" w:eastAsia="en-IN" w:bidi="ml-IN"/>
               </w:rPr>
             </w:pPr>
-            <w:proofErr w:type="spellStart"/>
-            <w:r>
-              <w:rPr>
-                <w:rFonts w:ascii="BRH Devanagari Extra" w:hAnsi="BRH Devanagari Extra" w:cs="BRH Devanagari Extra"/>
-                <w:sz w:val="40"/>
-                <w:szCs w:val="40"/>
-              </w:rPr>
-              <w:t>ClSìÉþrÉ</w:t>
-            </w:r>
-            <w:proofErr w:type="spellEnd"/>
-            <w:r>
-              <w:rPr>
-                <w:rFonts w:ascii="BRH Devanagari Extra" w:hAnsi="BRH Devanagari Extra" w:cs="BRH Devanagari Extra"/>
-                <w:sz w:val="40"/>
-                <w:szCs w:val="40"/>
-              </w:rPr>
-              <w:t xml:space="preserve"> </w:t>
-            </w:r>
-            <w:proofErr w:type="spellStart"/>
-            <w:r>
-              <w:rPr>
-                <w:rFonts w:ascii="BRH Devanagari Extra" w:hAnsi="BRH Devanagari Extra" w:cs="BRH Devanagari Extra"/>
-                <w:sz w:val="40"/>
-                <w:szCs w:val="40"/>
+            <w:r>
+              <w:rPr>
+                <w:rFonts w:ascii="BRH Devanagari Extra" w:hAnsi="BRH Devanagari Extra" w:cs="BRH Devanagari Extra"/>
+                <w:sz w:val="40"/>
+                <w:szCs w:val="40"/>
+              </w:rPr>
+              <w:t xml:space="preserve">ClSìÉþrÉ iuÉÉ | </w:t>
+            </w:r>
+            <w:r>
+              <w:rPr>
+                <w:rFonts w:ascii="BRH Devanagari Extra" w:hAnsi="BRH Devanagari Extra" w:cs="BRH Devanagari Extra"/>
+                <w:sz w:val="40"/>
+                <w:szCs w:val="40"/>
+                <w:highlight w:val="green"/>
               </w:rPr>
               <w:t>iuÉÉ</w:t>
             </w:r>
-            <w:proofErr w:type="spellEnd"/>
-            <w:r>
-              <w:rPr>
-                <w:rFonts w:ascii="BRH Devanagari Extra" w:hAnsi="BRH Devanagari Extra" w:cs="BRH Devanagari Extra"/>
-                <w:sz w:val="40"/>
-                <w:szCs w:val="40"/>
-              </w:rPr>
-              <w:t xml:space="preserve"> | </w:t>
-            </w:r>
-            <w:proofErr w:type="spellStart"/>
-            <w:r>
-              <w:rPr>
-                <w:rFonts w:ascii="BRH Devanagari Extra" w:hAnsi="BRH Devanagari Extra" w:cs="BRH Devanagari Extra"/>
-                <w:sz w:val="40"/>
-                <w:szCs w:val="40"/>
-                <w:highlight w:val="green"/>
-              </w:rPr>
-              <w:t>iuÉÉ</w:t>
-            </w:r>
-            <w:proofErr w:type="spellEnd"/>
             <w:r>
               <w:rPr>
                 <w:rFonts w:ascii="BRH Malayalam Extra" w:hAnsi="BRH Malayalam Extra" w:cs="BRH Devanagari Extra"/>
@@ -2267,7 +2004,6 @@
                 <w:szCs w:val="40"/>
               </w:rPr>
             </w:pPr>
-            <w:proofErr w:type="spellStart"/>
             <w:r>
               <w:rPr>
                 <w:rFonts w:ascii="BRH Devanagari Extra" w:hAnsi="BRH Devanagari Extra" w:cs="BRH Devanagari Extra"/>
@@ -2292,17 +2028,15 @@
               </w:rPr>
               <w:t>ÌiÉþËUlSìÉ</w:t>
             </w:r>
-            <w:proofErr w:type="spellEnd"/>
-            <w:r>
-              <w:rPr>
-                <w:rFonts w:ascii="BRH Malayalam Extra" w:hAnsi="BRH Malayalam Extra" w:cs="BRH Devanagari Extra"/>
-                <w:b/>
-                <w:sz w:val="32"/>
-                <w:szCs w:val="40"/>
-              </w:rPr>
-              <w:t>–</w:t>
-            </w:r>
-            <w:proofErr w:type="spellStart"/>
+            <w:r>
+              <w:rPr>
+                <w:rFonts w:ascii="BRH Malayalam Extra" w:hAnsi="BRH Malayalam Extra" w:cs="BRH Devanagari Extra"/>
+                <w:b/>
+                <w:sz w:val="32"/>
+                <w:szCs w:val="40"/>
+              </w:rPr>
+              <w:t>–</w:t>
+            </w:r>
             <w:r>
               <w:rPr>
                 <w:rFonts w:ascii="BRH Devanagari Extra" w:hAnsi="BRH Devanagari Extra" w:cs="BRH Devanagari Extra"/>
@@ -2312,7 +2046,6 @@
               </w:rPr>
               <w:t>ÎalÉ</w:t>
             </w:r>
-            <w:proofErr w:type="spellEnd"/>
             <w:r>
               <w:rPr>
                 <w:rFonts w:ascii="BRH Devanagari Extra" w:hAnsi="BRH Devanagari Extra" w:cs="BRH Devanagari Extra"/>
@@ -2330,7 +2063,6 @@
               </w:rPr>
               <w:t>–</w:t>
             </w:r>
-            <w:proofErr w:type="spellStart"/>
             <w:r>
               <w:rPr>
                 <w:rFonts w:ascii="BRH Devanagari Extra" w:hAnsi="BRH Devanagari Extra" w:cs="BRH Devanagari Extra"/>
@@ -2339,51 +2071,22 @@
               </w:rPr>
               <w:t>lSìÉ</w:t>
             </w:r>
-            <w:proofErr w:type="spellEnd"/>
-            <w:r>
-              <w:rPr>
-                <w:rFonts w:ascii="BRH Malayalam Extra" w:hAnsi="BRH Malayalam Extra" w:cs="BRH Devanagari Extra"/>
-                <w:b/>
-                <w:sz w:val="32"/>
-                <w:szCs w:val="40"/>
-              </w:rPr>
-              <w:t>–</w:t>
-            </w:r>
-            <w:proofErr w:type="spellStart"/>
-            <w:r>
-              <w:rPr>
-                <w:rFonts w:ascii="BRH Devanagari Extra" w:hAnsi="BRH Devanagari Extra" w:cs="BRH Devanagari Extra"/>
-                <w:sz w:val="40"/>
-                <w:szCs w:val="40"/>
-              </w:rPr>
-              <w:t>alÉÏ</w:t>
-            </w:r>
-            <w:proofErr w:type="spellEnd"/>
-            <w:r>
-              <w:rPr>
-                <w:rFonts w:ascii="BRH Devanagari Extra" w:hAnsi="BRH Devanagari Extra" w:cs="BRH Devanagari Extra"/>
-                <w:sz w:val="40"/>
-                <w:szCs w:val="40"/>
-              </w:rPr>
-              <w:t xml:space="preserve"> </w:t>
-            </w:r>
-            <w:proofErr w:type="spellStart"/>
-            <w:r>
-              <w:rPr>
-                <w:rFonts w:ascii="BRH Devanagari Extra" w:hAnsi="BRH Devanagari Extra" w:cs="BRH Devanagari Extra"/>
-                <w:sz w:val="40"/>
-                <w:szCs w:val="40"/>
-              </w:rPr>
-              <w:t>rÉiÉç</w:t>
-            </w:r>
-            <w:proofErr w:type="spellEnd"/>
-            <w:r>
-              <w:rPr>
-                <w:rFonts w:ascii="BRH Devanagari Extra" w:hAnsi="BRH Devanagari Extra" w:cs="BRH Devanagari Extra"/>
-                <w:sz w:val="40"/>
-                <w:szCs w:val="40"/>
-              </w:rPr>
-              <w:t xml:space="preserve"> |</w:t>
+            <w:r>
+              <w:rPr>
+                <w:rFonts w:ascii="BRH Malayalam Extra" w:hAnsi="BRH Malayalam Extra" w:cs="BRH Devanagari Extra"/>
+                <w:b/>
+                <w:sz w:val="32"/>
+                <w:szCs w:val="40"/>
+              </w:rPr>
+              <w:t>–</w:t>
+            </w:r>
+            <w:r>
+              <w:rPr>
+                <w:rFonts w:ascii="BRH Devanagari Extra" w:hAnsi="BRH Devanagari Extra" w:cs="BRH Devanagari Extra"/>
+                <w:sz w:val="40"/>
+                <w:szCs w:val="40"/>
+              </w:rPr>
+              <w:t>alÉÏ rÉiÉç |</w:t>
             </w:r>
           </w:p>
         </w:tc>
@@ -2401,7 +2104,6 @@
                 <w:szCs w:val="40"/>
               </w:rPr>
             </w:pPr>
-            <w:proofErr w:type="spellStart"/>
             <w:r>
               <w:rPr>
                 <w:rFonts w:ascii="BRH Devanagari Extra" w:hAnsi="BRH Devanagari Extra" w:cs="BRH Devanagari Extra"/>
@@ -2426,17 +2128,15 @@
               </w:rPr>
               <w:t>ÌiÉþËUlSìÉ</w:t>
             </w:r>
-            <w:proofErr w:type="spellEnd"/>
-            <w:r>
-              <w:rPr>
-                <w:rFonts w:ascii="BRH Malayalam Extra" w:hAnsi="BRH Malayalam Extra" w:cs="BRH Devanagari Extra"/>
-                <w:b/>
-                <w:sz w:val="32"/>
-                <w:szCs w:val="40"/>
-              </w:rPr>
-              <w:t>–</w:t>
-            </w:r>
-            <w:proofErr w:type="spellStart"/>
+            <w:r>
+              <w:rPr>
+                <w:rFonts w:ascii="BRH Malayalam Extra" w:hAnsi="BRH Malayalam Extra" w:cs="BRH Devanagari Extra"/>
+                <w:b/>
+                <w:sz w:val="32"/>
+                <w:szCs w:val="40"/>
+              </w:rPr>
+              <w:t>–</w:t>
+            </w:r>
             <w:r>
               <w:rPr>
                 <w:rFonts w:ascii="BRH Devanagari Extra" w:hAnsi="BRH Devanagari Extra" w:cs="BRH Devanagari Extra"/>
@@ -2446,7 +2146,6 @@
               </w:rPr>
               <w:t>alÉÏ</w:t>
             </w:r>
-            <w:proofErr w:type="spellEnd"/>
             <w:r>
               <w:rPr>
                 <w:rFonts w:ascii="BRH Devanagari Extra" w:hAnsi="BRH Devanagari Extra" w:cs="BRH Devanagari Extra"/>
@@ -2464,7 +2163,6 @@
               </w:rPr>
               <w:t>–</w:t>
             </w:r>
-            <w:proofErr w:type="spellStart"/>
             <w:r>
               <w:rPr>
                 <w:rFonts w:ascii="BRH Devanagari Extra" w:hAnsi="BRH Devanagari Extra" w:cs="BRH Devanagari Extra"/>
@@ -2473,51 +2171,22 @@
               </w:rPr>
               <w:t>lSìÉ</w:t>
             </w:r>
-            <w:proofErr w:type="spellEnd"/>
-            <w:r>
-              <w:rPr>
-                <w:rFonts w:ascii="BRH Malayalam Extra" w:hAnsi="BRH Malayalam Extra" w:cs="BRH Devanagari Extra"/>
-                <w:b/>
-                <w:sz w:val="32"/>
-                <w:szCs w:val="40"/>
-              </w:rPr>
-              <w:t>–</w:t>
-            </w:r>
-            <w:proofErr w:type="spellStart"/>
-            <w:r>
-              <w:rPr>
-                <w:rFonts w:ascii="BRH Devanagari Extra" w:hAnsi="BRH Devanagari Extra" w:cs="BRH Devanagari Extra"/>
-                <w:sz w:val="40"/>
-                <w:szCs w:val="40"/>
-              </w:rPr>
-              <w:t>alÉÏ</w:t>
-            </w:r>
-            <w:proofErr w:type="spellEnd"/>
-            <w:r>
-              <w:rPr>
-                <w:rFonts w:ascii="BRH Devanagari Extra" w:hAnsi="BRH Devanagari Extra" w:cs="BRH Devanagari Extra"/>
-                <w:sz w:val="40"/>
-                <w:szCs w:val="40"/>
-              </w:rPr>
-              <w:t xml:space="preserve"> </w:t>
-            </w:r>
-            <w:proofErr w:type="spellStart"/>
-            <w:r>
-              <w:rPr>
-                <w:rFonts w:ascii="BRH Devanagari Extra" w:hAnsi="BRH Devanagari Extra" w:cs="BRH Devanagari Extra"/>
-                <w:sz w:val="40"/>
-                <w:szCs w:val="40"/>
-              </w:rPr>
-              <w:t>rÉiÉç</w:t>
-            </w:r>
-            <w:proofErr w:type="spellEnd"/>
-            <w:r>
-              <w:rPr>
-                <w:rFonts w:ascii="BRH Devanagari Extra" w:hAnsi="BRH Devanagari Extra" w:cs="BRH Devanagari Extra"/>
-                <w:sz w:val="40"/>
-                <w:szCs w:val="40"/>
-              </w:rPr>
-              <w:t xml:space="preserve"> |</w:t>
+            <w:r>
+              <w:rPr>
+                <w:rFonts w:ascii="BRH Malayalam Extra" w:hAnsi="BRH Malayalam Extra" w:cs="BRH Devanagari Extra"/>
+                <w:b/>
+                <w:sz w:val="32"/>
+                <w:szCs w:val="40"/>
+              </w:rPr>
+              <w:t>–</w:t>
+            </w:r>
+            <w:r>
+              <w:rPr>
+                <w:rFonts w:ascii="BRH Devanagari Extra" w:hAnsi="BRH Devanagari Extra" w:cs="BRH Devanagari Extra"/>
+                <w:sz w:val="40"/>
+                <w:szCs w:val="40"/>
+              </w:rPr>
+              <w:t>alÉÏ rÉiÉç |</w:t>
             </w:r>
           </w:p>
         </w:tc>
@@ -2664,7 +2333,6 @@
               </w:rPr>
               <w:t>–</w:t>
             </w:r>
-            <w:proofErr w:type="spellStart"/>
             <w:r>
               <w:rPr>
                 <w:rFonts w:ascii="BRH Devanagari Extra" w:hAnsi="BRH Devanagari Extra" w:cs="BRH Devanagari Extra"/>
@@ -2673,17 +2341,15 @@
               </w:rPr>
               <w:t>lSìÉ</w:t>
             </w:r>
-            <w:proofErr w:type="spellEnd"/>
-            <w:r>
-              <w:rPr>
-                <w:rFonts w:ascii="BRH Malayalam Extra" w:hAnsi="BRH Malayalam Extra" w:cs="BRH Devanagari Extra"/>
-                <w:b/>
-                <w:sz w:val="32"/>
-                <w:szCs w:val="40"/>
-              </w:rPr>
-              <w:t>–</w:t>
-            </w:r>
-            <w:proofErr w:type="spellStart"/>
+            <w:r>
+              <w:rPr>
+                <w:rFonts w:ascii="BRH Malayalam Extra" w:hAnsi="BRH Malayalam Extra" w:cs="BRH Devanagari Extra"/>
+                <w:b/>
+                <w:sz w:val="32"/>
+                <w:szCs w:val="40"/>
+              </w:rPr>
+              <w:t>–</w:t>
+            </w:r>
             <w:r>
               <w:rPr>
                 <w:rFonts w:ascii="BRH Devanagari Extra" w:hAnsi="BRH Devanagari Extra" w:cs="BRH Devanagari Extra"/>
@@ -2700,7 +2366,6 @@
               </w:rPr>
               <w:t>å</w:t>
             </w:r>
-            <w:proofErr w:type="spellEnd"/>
             <w:r>
               <w:rPr>
                 <w:rFonts w:ascii="BRH Devanagari Extra" w:hAnsi="BRH Devanagari Extra" w:cs="BRH Devanagari Extra"/>
@@ -2795,7 +2460,6 @@
               </w:rPr>
               <w:t>–</w:t>
             </w:r>
-            <w:proofErr w:type="spellStart"/>
             <w:r>
               <w:rPr>
                 <w:rFonts w:ascii="BRH Devanagari Extra" w:hAnsi="BRH Devanagari Extra" w:cs="BRH Devanagari Extra"/>
@@ -2804,17 +2468,15 @@
               </w:rPr>
               <w:t>lSìÉ</w:t>
             </w:r>
-            <w:proofErr w:type="spellEnd"/>
-            <w:r>
-              <w:rPr>
-                <w:rFonts w:ascii="BRH Malayalam Extra" w:hAnsi="BRH Malayalam Extra" w:cs="BRH Devanagari Extra"/>
-                <w:b/>
-                <w:sz w:val="32"/>
-                <w:szCs w:val="40"/>
-              </w:rPr>
-              <w:t>–</w:t>
-            </w:r>
-            <w:proofErr w:type="spellStart"/>
+            <w:r>
+              <w:rPr>
+                <w:rFonts w:ascii="BRH Malayalam Extra" w:hAnsi="BRH Malayalam Extra" w:cs="BRH Devanagari Extra"/>
+                <w:b/>
+                <w:sz w:val="32"/>
+                <w:szCs w:val="40"/>
+              </w:rPr>
+              <w:t>–</w:t>
+            </w:r>
             <w:r>
               <w:rPr>
                 <w:rFonts w:ascii="BRH Devanagari Extra" w:hAnsi="BRH Devanagari Extra" w:cs="BRH Devanagari Extra"/>
@@ -2831,7 +2493,6 @@
               </w:rPr>
               <w:t>å</w:t>
             </w:r>
-            <w:proofErr w:type="spellEnd"/>
             <w:r>
               <w:rPr>
                 <w:rFonts w:ascii="BRH Devanagari Extra" w:hAnsi="BRH Devanagari Extra" w:cs="BRH Devanagari Extra"/>
@@ -3020,71 +2681,31 @@
                 <w:lang w:val="en-IN" w:eastAsia="en-IN" w:bidi="ml-IN"/>
               </w:rPr>
             </w:pPr>
-            <w:proofErr w:type="spellStart"/>
-            <w:r>
-              <w:rPr>
-                <w:rFonts w:ascii="BRH Devanagari Extra" w:hAnsi="BRH Devanagari Extra" w:cs="BRH Devanagari Extra"/>
-                <w:sz w:val="40"/>
-                <w:szCs w:val="40"/>
-              </w:rPr>
-              <w:t>xÉuÉÉïÿÈ</w:t>
-            </w:r>
-            <w:proofErr w:type="spellEnd"/>
-            <w:r>
-              <w:rPr>
-                <w:rFonts w:ascii="BRH Devanagari Extra" w:hAnsi="BRH Devanagari Extra" w:cs="BRH Devanagari Extra"/>
-                <w:sz w:val="40"/>
-                <w:szCs w:val="40"/>
-              </w:rPr>
-              <w:t xml:space="preserve"> </w:t>
-            </w:r>
-            <w:proofErr w:type="spellStart"/>
-            <w:r>
-              <w:rPr>
-                <w:rFonts w:ascii="BRH Devanagari Extra" w:hAnsi="BRH Devanagari Extra" w:cs="BRH Devanagari Extra"/>
-                <w:sz w:val="40"/>
-                <w:szCs w:val="40"/>
-              </w:rPr>
-              <w:t>mÉë</w:t>
-            </w:r>
-            <w:proofErr w:type="spellEnd"/>
-            <w:r>
-              <w:rPr>
-                <w:rFonts w:ascii="BRH Malayalam Extra" w:hAnsi="BRH Malayalam Extra" w:cs="BRH Devanagari Extra"/>
-                <w:b/>
-                <w:sz w:val="32"/>
-                <w:szCs w:val="40"/>
-              </w:rPr>
-              <w:t>–</w:t>
-            </w:r>
-            <w:proofErr w:type="spellStart"/>
-            <w:r>
-              <w:rPr>
-                <w:rFonts w:ascii="BRH Devanagari Extra" w:hAnsi="BRH Devanagari Extra" w:cs="BRH Devanagari Extra"/>
-                <w:sz w:val="40"/>
-                <w:szCs w:val="40"/>
-              </w:rPr>
-              <w:t>eÉÉÈ</w:t>
-            </w:r>
-            <w:proofErr w:type="spellEnd"/>
-            <w:r>
-              <w:rPr>
-                <w:rFonts w:ascii="BRH Devanagari Extra" w:hAnsi="BRH Devanagari Extra" w:cs="BRH Devanagari Extra"/>
-                <w:sz w:val="40"/>
-                <w:szCs w:val="40"/>
-              </w:rPr>
-              <w:t xml:space="preserve"> | </w:t>
-            </w:r>
-            <w:proofErr w:type="spellStart"/>
-            <w:r>
-              <w:rPr>
-                <w:rFonts w:ascii="BRH Devanagari Extra" w:hAnsi="BRH Devanagari Extra" w:cs="BRH Devanagari Extra"/>
-                <w:sz w:val="40"/>
-                <w:szCs w:val="40"/>
-              </w:rPr>
-              <w:t>mÉë</w:t>
-            </w:r>
-            <w:proofErr w:type="spellEnd"/>
+            <w:r>
+              <w:rPr>
+                <w:rFonts w:ascii="BRH Devanagari Extra" w:hAnsi="BRH Devanagari Extra" w:cs="BRH Devanagari Extra"/>
+                <w:sz w:val="40"/>
+                <w:szCs w:val="40"/>
+              </w:rPr>
+              <w:t>xÉuÉÉïÿÈ mÉë</w:t>
+            </w:r>
+            <w:r>
+              <w:rPr>
+                <w:rFonts w:ascii="BRH Malayalam Extra" w:hAnsi="BRH Malayalam Extra" w:cs="BRH Devanagari Extra"/>
+                <w:b/>
+                <w:sz w:val="32"/>
+                <w:szCs w:val="40"/>
+              </w:rPr>
+              <w:t>–</w:t>
+            </w:r>
+            <w:r>
+              <w:rPr>
+                <w:rFonts w:ascii="BRH Devanagari Extra" w:hAnsi="BRH Devanagari Extra" w:cs="BRH Devanagari Extra"/>
+                <w:sz w:val="40"/>
+                <w:szCs w:val="40"/>
+              </w:rPr>
+              <w:t>eÉÉÈ | mÉë</w:t>
+            </w:r>
             <w:r>
               <w:rPr>
                 <w:rFonts w:ascii="BRH Malayalam Extra" w:hAnsi="BRH Malayalam Extra" w:cs="BRH Devanagari Extra"/>
@@ -3109,44 +2730,24 @@
                 <w:sz w:val="40"/>
                 <w:szCs w:val="40"/>
               </w:rPr>
-              <w:t xml:space="preserve"> </w:t>
-            </w:r>
-            <w:proofErr w:type="spellStart"/>
-            <w:r>
-              <w:rPr>
-                <w:rFonts w:ascii="BRH Devanagari Extra" w:hAnsi="BRH Devanagari Extra" w:cs="BRH Devanagari Extra"/>
-                <w:sz w:val="40"/>
-                <w:szCs w:val="40"/>
-              </w:rPr>
-              <w:t>mÉë</w:t>
-            </w:r>
-            <w:proofErr w:type="spellEnd"/>
-            <w:r>
-              <w:rPr>
-                <w:rFonts w:ascii="BRH Malayalam Extra" w:hAnsi="BRH Malayalam Extra" w:cs="BRH Devanagari Extra"/>
-                <w:b/>
-                <w:sz w:val="32"/>
-                <w:szCs w:val="40"/>
-              </w:rPr>
-              <w:t>–</w:t>
-            </w:r>
-            <w:proofErr w:type="spellStart"/>
-            <w:r>
-              <w:rPr>
-                <w:rFonts w:ascii="BRH Devanagari Extra" w:hAnsi="BRH Devanagari Extra" w:cs="BRH Devanagari Extra"/>
-                <w:sz w:val="40"/>
-                <w:szCs w:val="40"/>
-              </w:rPr>
-              <w:t>irÉXçXèû</w:t>
-            </w:r>
-            <w:proofErr w:type="spellEnd"/>
-            <w:r>
-              <w:rPr>
-                <w:rFonts w:ascii="BRH Devanagari Extra" w:hAnsi="BRH Devanagari Extra" w:cs="BRH Devanagari Extra"/>
-                <w:sz w:val="40"/>
-                <w:szCs w:val="40"/>
-              </w:rPr>
-              <w:t xml:space="preserve"> |</w:t>
+              <w:t xml:space="preserve"> mÉë</w:t>
+            </w:r>
+            <w:r>
+              <w:rPr>
+                <w:rFonts w:ascii="BRH Malayalam Extra" w:hAnsi="BRH Malayalam Extra" w:cs="BRH Devanagari Extra"/>
+                <w:b/>
+                <w:sz w:val="32"/>
+                <w:szCs w:val="40"/>
+              </w:rPr>
+              <w:t>–</w:t>
+            </w:r>
+            <w:r>
+              <w:rPr>
+                <w:rFonts w:ascii="BRH Devanagari Extra" w:hAnsi="BRH Devanagari Extra" w:cs="BRH Devanagari Extra"/>
+                <w:sz w:val="40"/>
+                <w:szCs w:val="40"/>
+              </w:rPr>
+              <w:t>irÉXçXèû |</w:t>
             </w:r>
           </w:p>
         </w:tc>
@@ -3165,135 +2766,73 @@
                 <w:lang w:val="en-IN" w:eastAsia="en-IN" w:bidi="ml-IN"/>
               </w:rPr>
             </w:pPr>
-            <w:proofErr w:type="spellStart"/>
-            <w:r>
-              <w:rPr>
-                <w:rFonts w:ascii="BRH Devanagari Extra" w:hAnsi="BRH Devanagari Extra" w:cs="BRH Devanagari Extra"/>
-                <w:sz w:val="40"/>
-                <w:szCs w:val="40"/>
-              </w:rPr>
-              <w:t>xÉuÉÉïÿÈ</w:t>
-            </w:r>
-            <w:proofErr w:type="spellEnd"/>
-            <w:r>
-              <w:rPr>
-                <w:rFonts w:ascii="BRH Devanagari Extra" w:hAnsi="BRH Devanagari Extra" w:cs="BRH Devanagari Extra"/>
-                <w:sz w:val="40"/>
-                <w:szCs w:val="40"/>
-              </w:rPr>
-              <w:t xml:space="preserve"> </w:t>
-            </w:r>
-            <w:proofErr w:type="spellStart"/>
-            <w:r>
-              <w:rPr>
-                <w:rFonts w:ascii="BRH Devanagari Extra" w:hAnsi="BRH Devanagari Extra" w:cs="BRH Devanagari Extra"/>
-                <w:sz w:val="40"/>
-                <w:szCs w:val="40"/>
-              </w:rPr>
-              <w:t>mÉë</w:t>
-            </w:r>
-            <w:proofErr w:type="spellEnd"/>
-            <w:r>
-              <w:rPr>
-                <w:rFonts w:ascii="BRH Malayalam Extra" w:hAnsi="BRH Malayalam Extra" w:cs="BRH Devanagari Extra"/>
-                <w:b/>
-                <w:sz w:val="32"/>
-                <w:szCs w:val="40"/>
-              </w:rPr>
-              <w:t>–</w:t>
-            </w:r>
-            <w:proofErr w:type="spellStart"/>
-            <w:r>
-              <w:rPr>
-                <w:rFonts w:ascii="BRH Devanagari Extra" w:hAnsi="BRH Devanagari Extra" w:cs="BRH Devanagari Extra"/>
-                <w:sz w:val="40"/>
-                <w:szCs w:val="40"/>
+            <w:r>
+              <w:rPr>
+                <w:rFonts w:ascii="BRH Devanagari Extra" w:hAnsi="BRH Devanagari Extra" w:cs="BRH Devanagari Extra"/>
+                <w:sz w:val="40"/>
+                <w:szCs w:val="40"/>
+              </w:rPr>
+              <w:t>xÉuÉÉïÿÈ mÉë</w:t>
+            </w:r>
+            <w:r>
+              <w:rPr>
+                <w:rFonts w:ascii="BRH Malayalam Extra" w:hAnsi="BRH Malayalam Extra" w:cs="BRH Devanagari Extra"/>
+                <w:b/>
+                <w:sz w:val="32"/>
+                <w:szCs w:val="40"/>
+              </w:rPr>
+              <w:t>–</w:t>
+            </w:r>
+            <w:r>
+              <w:rPr>
+                <w:rFonts w:ascii="BRH Devanagari Extra" w:hAnsi="BRH Devanagari Extra" w:cs="BRH Devanagari Extra"/>
+                <w:sz w:val="40"/>
+                <w:szCs w:val="40"/>
+              </w:rPr>
+              <w:t>eÉÉÈ | mÉë</w:t>
+            </w:r>
+            <w:r>
+              <w:rPr>
+                <w:rFonts w:ascii="BRH Malayalam Extra" w:hAnsi="BRH Malayalam Extra" w:cs="BRH Devanagari Extra"/>
+                <w:b/>
+                <w:sz w:val="32"/>
+                <w:szCs w:val="40"/>
+              </w:rPr>
+              <w:t>–</w:t>
+            </w:r>
+            <w:r>
+              <w:rPr>
+                <w:rFonts w:ascii="BRH Devanagari Extra" w:hAnsi="BRH Devanagari Extra" w:cs="BRH Devanagari Extra"/>
+                <w:sz w:val="40"/>
+                <w:szCs w:val="40"/>
+                <w:highlight w:val="green"/>
               </w:rPr>
               <w:t>eÉÉÈ</w:t>
             </w:r>
-            <w:proofErr w:type="spellEnd"/>
-            <w:r>
-              <w:rPr>
-                <w:rFonts w:ascii="BRH Devanagari Extra" w:hAnsi="BRH Devanagari Extra" w:cs="BRH Devanagari Extra"/>
-                <w:sz w:val="40"/>
-                <w:szCs w:val="40"/>
-              </w:rPr>
-              <w:t xml:space="preserve"> | </w:t>
-            </w:r>
-            <w:proofErr w:type="spellStart"/>
-            <w:r>
-              <w:rPr>
-                <w:rFonts w:ascii="BRH Devanagari Extra" w:hAnsi="BRH Devanagari Extra" w:cs="BRH Devanagari Extra"/>
-                <w:sz w:val="40"/>
-                <w:szCs w:val="40"/>
-              </w:rPr>
-              <w:t>mÉë</w:t>
-            </w:r>
-            <w:proofErr w:type="spellEnd"/>
-            <w:r>
-              <w:rPr>
-                <w:rFonts w:ascii="BRH Malayalam Extra" w:hAnsi="BRH Malayalam Extra" w:cs="BRH Devanagari Extra"/>
-                <w:b/>
-                <w:sz w:val="32"/>
-                <w:szCs w:val="40"/>
-              </w:rPr>
-              <w:t>–</w:t>
-            </w:r>
-            <w:proofErr w:type="spellStart"/>
-            <w:r>
-              <w:rPr>
-                <w:rFonts w:ascii="BRH Devanagari Extra" w:hAnsi="BRH Devanagari Extra" w:cs="BRH Devanagari Extra"/>
-                <w:sz w:val="40"/>
-                <w:szCs w:val="40"/>
-                <w:highlight w:val="green"/>
-              </w:rPr>
-              <w:t>eÉÉÈ</w:t>
-            </w:r>
-            <w:proofErr w:type="spellEnd"/>
-            <w:r>
-              <w:rPr>
-                <w:rFonts w:ascii="BRH Devanagari Extra" w:hAnsi="BRH Devanagari Extra" w:cs="BRH Devanagari Extra"/>
-                <w:sz w:val="40"/>
-                <w:szCs w:val="40"/>
-              </w:rPr>
-              <w:t xml:space="preserve"> </w:t>
-            </w:r>
-            <w:proofErr w:type="spellStart"/>
-            <w:r>
-              <w:rPr>
-                <w:rFonts w:ascii="BRH Devanagari Extra" w:hAnsi="BRH Devanagari Extra" w:cs="BRH Devanagari Extra"/>
-                <w:sz w:val="40"/>
-                <w:szCs w:val="40"/>
-              </w:rPr>
-              <w:t>mÉë</w:t>
-            </w:r>
-            <w:proofErr w:type="spellEnd"/>
-            <w:r>
-              <w:rPr>
-                <w:rFonts w:ascii="BRH Malayalam Extra" w:hAnsi="BRH Malayalam Extra" w:cs="BRH Devanagari Extra"/>
-                <w:b/>
-                <w:sz w:val="32"/>
-                <w:szCs w:val="40"/>
-              </w:rPr>
-              <w:t>–</w:t>
-            </w:r>
-            <w:proofErr w:type="spellStart"/>
-            <w:r>
-              <w:rPr>
-                <w:rFonts w:ascii="BRH Devanagari Extra" w:hAnsi="BRH Devanagari Extra" w:cs="BRH Devanagari Extra"/>
-                <w:sz w:val="40"/>
-                <w:szCs w:val="40"/>
-              </w:rPr>
-              <w:t>irÉXçXèû</w:t>
-            </w:r>
-            <w:proofErr w:type="spellEnd"/>
-            <w:r>
-              <w:rPr>
-                <w:rFonts w:ascii="BRH Devanagari Extra" w:hAnsi="BRH Devanagari Extra" w:cs="BRH Devanagari Extra"/>
-                <w:sz w:val="40"/>
-                <w:szCs w:val="40"/>
-              </w:rPr>
-              <w:t xml:space="preserve"> |</w:t>
+            <w:r>
+              <w:rPr>
+                <w:rFonts w:ascii="BRH Devanagari Extra" w:hAnsi="BRH Devanagari Extra" w:cs="BRH Devanagari Extra"/>
+                <w:sz w:val="40"/>
+                <w:szCs w:val="40"/>
+              </w:rPr>
+              <w:t xml:space="preserve"> mÉë</w:t>
+            </w:r>
+            <w:r>
+              <w:rPr>
+                <w:rFonts w:ascii="BRH Malayalam Extra" w:hAnsi="BRH Malayalam Extra" w:cs="BRH Devanagari Extra"/>
+                <w:b/>
+                <w:sz w:val="32"/>
+                <w:szCs w:val="40"/>
+              </w:rPr>
+              <w:t>–</w:t>
+            </w:r>
+            <w:r>
+              <w:rPr>
+                <w:rFonts w:ascii="BRH Devanagari Extra" w:hAnsi="BRH Devanagari Extra" w:cs="BRH Devanagari Extra"/>
+                <w:sz w:val="40"/>
+                <w:szCs w:val="40"/>
+              </w:rPr>
+              <w:t>irÉXçXèû |</w:t>
             </w:r>
           </w:p>
         </w:tc>
@@ -3423,7 +2962,6 @@
                 <w:lang w:val="en-IN" w:eastAsia="en-IN" w:bidi="ml-IN"/>
               </w:rPr>
             </w:pPr>
-            <w:proofErr w:type="spellStart"/>
             <w:r>
               <w:rPr>
                 <w:rFonts w:ascii="BRH Devanagari Extra" w:hAnsi="BRH Devanagari Extra" w:cs="BRH Devanagari Extra"/>
@@ -3432,17 +2970,15 @@
               </w:rPr>
               <w:t>mÉë</w:t>
             </w:r>
-            <w:proofErr w:type="spellEnd"/>
-            <w:r>
-              <w:rPr>
-                <w:rFonts w:ascii="BRH Malayalam Extra" w:hAnsi="BRH Malayalam Extra" w:cs="BRH Devanagari Extra"/>
-                <w:b/>
-                <w:sz w:val="32"/>
-                <w:szCs w:val="40"/>
-              </w:rPr>
-              <w:t>–</w:t>
-            </w:r>
-            <w:proofErr w:type="spellStart"/>
+            <w:r>
+              <w:rPr>
+                <w:rFonts w:ascii="BRH Malayalam Extra" w:hAnsi="BRH Malayalam Extra" w:cs="BRH Devanagari Extra"/>
+                <w:b/>
+                <w:sz w:val="32"/>
+                <w:szCs w:val="40"/>
+              </w:rPr>
+              <w:t>–</w:t>
+            </w:r>
             <w:r>
               <w:rPr>
                 <w:rFonts w:ascii="BRH Devanagari Extra" w:hAnsi="BRH Devanagari Extra" w:cs="BRH Devanagari Extra"/>
@@ -3459,60 +2995,22 @@
               </w:rPr>
               <w:t>å</w:t>
             </w:r>
-            <w:proofErr w:type="spellEnd"/>
-            <w:r>
-              <w:rPr>
-                <w:rFonts w:ascii="BRH Malayalam Extra" w:hAnsi="BRH Malayalam Extra" w:cs="BRH Devanagari Extra"/>
-                <w:b/>
-                <w:sz w:val="32"/>
-                <w:szCs w:val="40"/>
-              </w:rPr>
-              <w:t>–</w:t>
-            </w:r>
-            <w:proofErr w:type="spellStart"/>
-            <w:r>
-              <w:rPr>
-                <w:rFonts w:ascii="BRH Devanagari Extra" w:hAnsi="BRH Devanagari Extra" w:cs="BRH Devanagari Extra"/>
-                <w:sz w:val="40"/>
-                <w:szCs w:val="40"/>
-              </w:rPr>
-              <w:t>ÌSÌiÉþ</w:t>
-            </w:r>
-            <w:proofErr w:type="spellEnd"/>
-            <w:r>
-              <w:rPr>
-                <w:rFonts w:ascii="BRH Devanagari Extra" w:hAnsi="BRH Devanagari Extra" w:cs="BRH Devanagari Extra"/>
-                <w:sz w:val="40"/>
-                <w:szCs w:val="40"/>
-              </w:rPr>
-              <w:t xml:space="preserve"> </w:t>
-            </w:r>
-            <w:proofErr w:type="spellStart"/>
-            <w:r>
-              <w:rPr>
-                <w:rFonts w:ascii="BRH Devanagari Extra" w:hAnsi="BRH Devanagari Extra" w:cs="BRH Devanagari Extra"/>
-                <w:sz w:val="40"/>
-                <w:szCs w:val="40"/>
-              </w:rPr>
-              <w:t>mÉë</w:t>
-            </w:r>
-            <w:proofErr w:type="spellEnd"/>
-            <w:r>
-              <w:rPr>
-                <w:rFonts w:ascii="BRH Devanagari Extra" w:hAnsi="BRH Devanagari Extra" w:cs="BRH Devanagari Extra"/>
-                <w:sz w:val="40"/>
-                <w:szCs w:val="40"/>
-              </w:rPr>
-              <w:t xml:space="preserve"> - </w:t>
-            </w:r>
-            <w:proofErr w:type="spellStart"/>
-            <w:r>
-              <w:rPr>
-                <w:rFonts w:ascii="BRH Devanagari Extra" w:hAnsi="BRH Devanagari Extra" w:cs="BRH Devanagari Extra"/>
-                <w:sz w:val="40"/>
-                <w:szCs w:val="40"/>
-              </w:rPr>
-              <w:t>xMülS</w:t>
+            <w:r>
+              <w:rPr>
+                <w:rFonts w:ascii="BRH Malayalam Extra" w:hAnsi="BRH Malayalam Extra" w:cs="BRH Devanagari Extra"/>
+                <w:b/>
+                <w:sz w:val="32"/>
+                <w:szCs w:val="40"/>
+              </w:rPr>
+              <w:t>–</w:t>
+            </w:r>
+            <w:r>
+              <w:rPr>
+                <w:rFonts w:ascii="BRH Devanagari Extra" w:hAnsi="BRH Devanagari Extra" w:cs="BRH Devanagari Extra"/>
+                <w:sz w:val="40"/>
+                <w:szCs w:val="40"/>
+              </w:rPr>
+              <w:t>ÌSÌiÉþ mÉë - xMülS</w:t>
             </w:r>
             <w:r>
               <w:rPr>
@@ -3539,7 +3037,6 @@
               </w:rPr>
               <w:t>iÉ</w:t>
             </w:r>
-            <w:proofErr w:type="spellEnd"/>
             <w:r>
               <w:rPr>
                 <w:rFonts w:ascii="BRH Devanagari Extra" w:hAnsi="BRH Devanagari Extra" w:cs="BRH Devanagari Extra"/>
@@ -3565,7 +3062,6 @@
                 <w:lang w:val="en-IN" w:eastAsia="en-IN" w:bidi="ml-IN"/>
               </w:rPr>
             </w:pPr>
-            <w:proofErr w:type="spellStart"/>
             <w:r>
               <w:rPr>
                 <w:rFonts w:ascii="BRH Devanagari Extra" w:hAnsi="BRH Devanagari Extra" w:cs="BRH Devanagari Extra"/>
@@ -3574,17 +3070,15 @@
               </w:rPr>
               <w:t>mÉë</w:t>
             </w:r>
-            <w:proofErr w:type="spellEnd"/>
-            <w:r>
-              <w:rPr>
-                <w:rFonts w:ascii="BRH Malayalam Extra" w:hAnsi="BRH Malayalam Extra" w:cs="BRH Devanagari Extra"/>
-                <w:b/>
-                <w:sz w:val="32"/>
-                <w:szCs w:val="40"/>
-              </w:rPr>
-              <w:t>–</w:t>
-            </w:r>
-            <w:proofErr w:type="spellStart"/>
+            <w:r>
+              <w:rPr>
+                <w:rFonts w:ascii="BRH Malayalam Extra" w:hAnsi="BRH Malayalam Extra" w:cs="BRH Devanagari Extra"/>
+                <w:b/>
+                <w:sz w:val="32"/>
+                <w:szCs w:val="40"/>
+              </w:rPr>
+              <w:t>–</w:t>
+            </w:r>
             <w:r>
               <w:rPr>
                 <w:rFonts w:ascii="BRH Devanagari Extra" w:hAnsi="BRH Devanagari Extra" w:cs="BRH Devanagari Extra"/>
@@ -3601,60 +3095,22 @@
               </w:rPr>
               <w:t>å</w:t>
             </w:r>
-            <w:proofErr w:type="spellEnd"/>
-            <w:r>
-              <w:rPr>
-                <w:rFonts w:ascii="BRH Malayalam Extra" w:hAnsi="BRH Malayalam Extra" w:cs="BRH Devanagari Extra"/>
-                <w:b/>
-                <w:sz w:val="32"/>
-                <w:szCs w:val="40"/>
-              </w:rPr>
-              <w:t>–</w:t>
-            </w:r>
-            <w:proofErr w:type="spellStart"/>
-            <w:r>
-              <w:rPr>
-                <w:rFonts w:ascii="BRH Devanagari Extra" w:hAnsi="BRH Devanagari Extra" w:cs="BRH Devanagari Extra"/>
-                <w:sz w:val="40"/>
-                <w:szCs w:val="40"/>
-              </w:rPr>
-              <w:t>ÌSÌiÉþ</w:t>
-            </w:r>
-            <w:proofErr w:type="spellEnd"/>
-            <w:r>
-              <w:rPr>
-                <w:rFonts w:ascii="BRH Devanagari Extra" w:hAnsi="BRH Devanagari Extra" w:cs="BRH Devanagari Extra"/>
-                <w:sz w:val="40"/>
-                <w:szCs w:val="40"/>
-              </w:rPr>
-              <w:t xml:space="preserve"> </w:t>
-            </w:r>
-            <w:proofErr w:type="spellStart"/>
-            <w:r>
-              <w:rPr>
-                <w:rFonts w:ascii="BRH Devanagari Extra" w:hAnsi="BRH Devanagari Extra" w:cs="BRH Devanagari Extra"/>
-                <w:sz w:val="40"/>
-                <w:szCs w:val="40"/>
-              </w:rPr>
-              <w:t>mÉë</w:t>
-            </w:r>
-            <w:proofErr w:type="spellEnd"/>
-            <w:r>
-              <w:rPr>
-                <w:rFonts w:ascii="BRH Devanagari Extra" w:hAnsi="BRH Devanagari Extra" w:cs="BRH Devanagari Extra"/>
-                <w:sz w:val="40"/>
-                <w:szCs w:val="40"/>
-              </w:rPr>
-              <w:t xml:space="preserve"> - </w:t>
-            </w:r>
-            <w:proofErr w:type="spellStart"/>
-            <w:r>
-              <w:rPr>
-                <w:rFonts w:ascii="BRH Devanagari Extra" w:hAnsi="BRH Devanagari Extra" w:cs="BRH Devanagari Extra"/>
-                <w:sz w:val="40"/>
-                <w:szCs w:val="40"/>
-              </w:rPr>
-              <w:t>xMülS</w:t>
+            <w:r>
+              <w:rPr>
+                <w:rFonts w:ascii="BRH Malayalam Extra" w:hAnsi="BRH Malayalam Extra" w:cs="BRH Devanagari Extra"/>
+                <w:b/>
+                <w:sz w:val="32"/>
+                <w:szCs w:val="40"/>
+              </w:rPr>
+              <w:t>–</w:t>
+            </w:r>
+            <w:r>
+              <w:rPr>
+                <w:rFonts w:ascii="BRH Devanagari Extra" w:hAnsi="BRH Devanagari Extra" w:cs="BRH Devanagari Extra"/>
+                <w:sz w:val="40"/>
+                <w:szCs w:val="40"/>
+              </w:rPr>
+              <w:t>ÌSÌiÉþ mÉë - xMülS</w:t>
             </w:r>
             <w:r>
               <w:rPr>
@@ -3680,16 +3136,7 @@
                 <w:sz w:val="40"/>
                 <w:szCs w:val="40"/>
               </w:rPr>
-              <w:t>ç</w:t>
-            </w:r>
-            <w:proofErr w:type="spellEnd"/>
-            <w:r>
-              <w:rPr>
-                <w:rFonts w:ascii="BRH Devanagari Extra" w:hAnsi="BRH Devanagari Extra" w:cs="BRH Devanagari Extra"/>
-                <w:sz w:val="40"/>
-                <w:szCs w:val="40"/>
-              </w:rPr>
-              <w:t xml:space="preserve"> |</w:t>
+              <w:t>ç |</w:t>
             </w:r>
           </w:p>
         </w:tc>
@@ -3817,7 +3264,6 @@
                 <w:szCs w:val="40"/>
               </w:rPr>
             </w:pPr>
-            <w:proofErr w:type="spellStart"/>
             <w:r>
               <w:rPr>
                 <w:rFonts w:ascii="BRH Devanagari Extra" w:hAnsi="BRH Devanagari Extra" w:cs="BRH Devanagari Extra"/>
@@ -3826,17 +3272,15 @@
               </w:rPr>
               <w:t>xÉÉ</w:t>
             </w:r>
-            <w:proofErr w:type="spellEnd"/>
-            <w:r>
-              <w:rPr>
-                <w:rFonts w:ascii="BRH Malayalam Extra" w:hAnsi="BRH Malayalam Extra" w:cs="BRH Devanagari Extra"/>
-                <w:b/>
-                <w:sz w:val="32"/>
-                <w:szCs w:val="40"/>
-              </w:rPr>
-              <w:t>–</w:t>
-            </w:r>
-            <w:proofErr w:type="spellStart"/>
+            <w:r>
+              <w:rPr>
+                <w:rFonts w:ascii="BRH Malayalam Extra" w:hAnsi="BRH Malayalam Extra" w:cs="BRH Devanagari Extra"/>
+                <w:b/>
+                <w:sz w:val="32"/>
+                <w:szCs w:val="40"/>
+              </w:rPr>
+              <w:t>–</w:t>
+            </w:r>
             <w:r>
               <w:rPr>
                 <w:rFonts w:ascii="BRH Devanagari Extra" w:hAnsi="BRH Devanagari Extra" w:cs="BRH Devanagari Extra"/>
@@ -3845,60 +3289,39 @@
               </w:rPr>
               <w:t>ÌuÉ</w:t>
             </w:r>
-            <w:proofErr w:type="spellEnd"/>
-            <w:r>
-              <w:rPr>
-                <w:rFonts w:ascii="BRH Malayalam Extra" w:hAnsi="BRH Malayalam Extra" w:cs="BRH Devanagari Extra"/>
-                <w:b/>
-                <w:sz w:val="32"/>
-                <w:szCs w:val="40"/>
-              </w:rPr>
-              <w:t>–</w:t>
-            </w:r>
-            <w:r>
-              <w:rPr>
-                <w:rFonts w:ascii="BRH Devanagari Extra" w:hAnsi="BRH Devanagari Extra" w:cs="BRH Devanagari Extra"/>
-                <w:sz w:val="40"/>
-                <w:szCs w:val="40"/>
-              </w:rPr>
-              <w:t>§</w:t>
-            </w:r>
-            <w:proofErr w:type="spellStart"/>
-            <w:r>
-              <w:rPr>
-                <w:rFonts w:ascii="BRH Devanagari Extra" w:hAnsi="BRH Devanagari Extra" w:cs="BRH Devanagari Extra"/>
-                <w:sz w:val="40"/>
-                <w:szCs w:val="40"/>
-              </w:rPr>
-              <w:t>ÉqÉÉÿaÉërÉ</w:t>
-            </w:r>
-            <w:proofErr w:type="spellEnd"/>
-            <w:r>
-              <w:rPr>
-                <w:rFonts w:ascii="BRH Malayalam Extra" w:hAnsi="BRH Malayalam Extra" w:cs="BRH Devanagari Extra"/>
-                <w:b/>
-                <w:sz w:val="32"/>
-                <w:szCs w:val="40"/>
-              </w:rPr>
-              <w:t>–</w:t>
-            </w:r>
-            <w:proofErr w:type="spellStart"/>
-            <w:r>
-              <w:rPr>
-                <w:rFonts w:ascii="BRH Devanagari Extra" w:hAnsi="BRH Devanagari Extra" w:cs="BRH Devanagari Extra"/>
-                <w:sz w:val="40"/>
-                <w:szCs w:val="40"/>
-              </w:rPr>
-              <w:t>hÉÉiÉç</w:t>
-            </w:r>
-            <w:proofErr w:type="spellEnd"/>
-            <w:r>
-              <w:rPr>
-                <w:rFonts w:ascii="BRH Devanagari Extra" w:hAnsi="BRH Devanagari Extra" w:cs="BRH Devanagari Extra"/>
-                <w:sz w:val="40"/>
-                <w:szCs w:val="40"/>
-              </w:rPr>
-              <w:t xml:space="preserve"> | </w:t>
+            <w:r>
+              <w:rPr>
+                <w:rFonts w:ascii="BRH Malayalam Extra" w:hAnsi="BRH Malayalam Extra" w:cs="BRH Devanagari Extra"/>
+                <w:b/>
+                <w:sz w:val="32"/>
+                <w:szCs w:val="40"/>
+              </w:rPr>
+              <w:t>–</w:t>
+            </w:r>
+            <w:r>
+              <w:rPr>
+                <w:rFonts w:ascii="BRH Devanagari Extra" w:hAnsi="BRH Devanagari Extra" w:cs="BRH Devanagari Extra"/>
+                <w:sz w:val="40"/>
+                <w:szCs w:val="40"/>
+              </w:rPr>
+              <w:t>§ÉqÉÉÿaÉërÉ</w:t>
+            </w:r>
+            <w:r>
+              <w:rPr>
+                <w:rFonts w:ascii="BRH Malayalam Extra" w:hAnsi="BRH Malayalam Extra" w:cs="BRH Devanagari Extra"/>
+                <w:b/>
+                <w:sz w:val="32"/>
+                <w:szCs w:val="40"/>
+              </w:rPr>
+              <w:t>–</w:t>
+            </w:r>
+            <w:r>
+              <w:rPr>
+                <w:rFonts w:ascii="BRH Devanagari Extra" w:hAnsi="BRH Devanagari Extra" w:cs="BRH Devanagari Extra"/>
+                <w:sz w:val="40"/>
+                <w:szCs w:val="40"/>
+              </w:rPr>
+              <w:t xml:space="preserve">hÉÉiÉç | </w:t>
             </w:r>
           </w:p>
           <w:p>
@@ -3946,7 +3369,6 @@
               </w:rPr>
               <w:t>–</w:t>
             </w:r>
-            <w:proofErr w:type="spellStart"/>
             <w:r>
               <w:rPr>
                 <w:rFonts w:ascii="BRH Devanagari Extra" w:hAnsi="BRH Devanagari Extra" w:cs="BRH Devanagari Extra"/>
@@ -3962,34 +3384,7 @@
                 <w:sz w:val="40"/>
                 <w:szCs w:val="40"/>
               </w:rPr>
-              <w:t>hÉÉSè</w:t>
-            </w:r>
-            <w:proofErr w:type="spellEnd"/>
-            <w:r>
-              <w:rPr>
-                <w:rFonts w:ascii="BRH Devanagari Extra" w:hAnsi="BRH Devanagari Extra" w:cs="BRH Devanagari Extra"/>
-                <w:sz w:val="40"/>
-                <w:szCs w:val="40"/>
-              </w:rPr>
-              <w:t xml:space="preserve"> </w:t>
-            </w:r>
-            <w:proofErr w:type="spellStart"/>
-            <w:r>
-              <w:rPr>
-                <w:rFonts w:ascii="BRH Devanagari Extra" w:hAnsi="BRH Devanagari Extra" w:cs="BRH Devanagari Extra"/>
-                <w:sz w:val="40"/>
-                <w:szCs w:val="40"/>
-              </w:rPr>
-              <w:t>aÉ×þºûÉÌiÉ</w:t>
-            </w:r>
-            <w:proofErr w:type="spellEnd"/>
-            <w:r>
-              <w:rPr>
-                <w:rFonts w:ascii="BRH Devanagari Extra" w:hAnsi="BRH Devanagari Extra" w:cs="BRH Devanagari Extra"/>
-                <w:sz w:val="40"/>
-                <w:szCs w:val="40"/>
-              </w:rPr>
-              <w:t xml:space="preserve"> | </w:t>
+              <w:t xml:space="preserve">hÉÉSè aÉ×þºûÉÌiÉ | </w:t>
             </w:r>
             <w:r>
               <w:rPr>
@@ -4016,7 +3411,6 @@
                 <w:szCs w:val="40"/>
               </w:rPr>
             </w:pPr>
-            <w:proofErr w:type="spellStart"/>
             <w:r>
               <w:rPr>
                 <w:rFonts w:ascii="BRH Devanagari Extra" w:hAnsi="BRH Devanagari Extra" w:cs="BRH Devanagari Extra"/>
@@ -4025,17 +3419,15 @@
               </w:rPr>
               <w:t>xÉÉ</w:t>
             </w:r>
-            <w:proofErr w:type="spellEnd"/>
-            <w:r>
-              <w:rPr>
-                <w:rFonts w:ascii="BRH Malayalam Extra" w:hAnsi="BRH Malayalam Extra" w:cs="BRH Devanagari Extra"/>
-                <w:b/>
-                <w:sz w:val="32"/>
-                <w:szCs w:val="40"/>
-              </w:rPr>
-              <w:t>–</w:t>
-            </w:r>
-            <w:proofErr w:type="spellStart"/>
+            <w:r>
+              <w:rPr>
+                <w:rFonts w:ascii="BRH Malayalam Extra" w:hAnsi="BRH Malayalam Extra" w:cs="BRH Devanagari Extra"/>
+                <w:b/>
+                <w:sz w:val="32"/>
+                <w:szCs w:val="40"/>
+              </w:rPr>
+              <w:t>–</w:t>
+            </w:r>
             <w:r>
               <w:rPr>
                 <w:rFonts w:ascii="BRH Devanagari Extra" w:hAnsi="BRH Devanagari Extra" w:cs="BRH Devanagari Extra"/>
@@ -4044,60 +3436,39 @@
               </w:rPr>
               <w:t>ÌuÉ</w:t>
             </w:r>
-            <w:proofErr w:type="spellEnd"/>
-            <w:r>
-              <w:rPr>
-                <w:rFonts w:ascii="BRH Malayalam Extra" w:hAnsi="BRH Malayalam Extra" w:cs="BRH Devanagari Extra"/>
-                <w:b/>
-                <w:sz w:val="32"/>
-                <w:szCs w:val="40"/>
-              </w:rPr>
-              <w:t>–</w:t>
-            </w:r>
-            <w:r>
-              <w:rPr>
-                <w:rFonts w:ascii="BRH Devanagari Extra" w:hAnsi="BRH Devanagari Extra" w:cs="BRH Devanagari Extra"/>
-                <w:sz w:val="40"/>
-                <w:szCs w:val="40"/>
-              </w:rPr>
-              <w:t>§</w:t>
-            </w:r>
-            <w:proofErr w:type="spellStart"/>
-            <w:r>
-              <w:rPr>
-                <w:rFonts w:ascii="BRH Devanagari Extra" w:hAnsi="BRH Devanagari Extra" w:cs="BRH Devanagari Extra"/>
-                <w:sz w:val="40"/>
-                <w:szCs w:val="40"/>
-              </w:rPr>
-              <w:t>ÉqÉÉÿaÉërÉ</w:t>
-            </w:r>
-            <w:proofErr w:type="spellEnd"/>
-            <w:r>
-              <w:rPr>
-                <w:rFonts w:ascii="BRH Malayalam Extra" w:hAnsi="BRH Malayalam Extra" w:cs="BRH Devanagari Extra"/>
-                <w:b/>
-                <w:sz w:val="32"/>
-                <w:szCs w:val="40"/>
-              </w:rPr>
-              <w:t>–</w:t>
-            </w:r>
-            <w:proofErr w:type="spellStart"/>
-            <w:r>
-              <w:rPr>
-                <w:rFonts w:ascii="BRH Devanagari Extra" w:hAnsi="BRH Devanagari Extra" w:cs="BRH Devanagari Extra"/>
-                <w:sz w:val="40"/>
-                <w:szCs w:val="40"/>
-              </w:rPr>
-              <w:t>hÉÉiÉç</w:t>
-            </w:r>
-            <w:proofErr w:type="spellEnd"/>
-            <w:r>
-              <w:rPr>
-                <w:rFonts w:ascii="BRH Devanagari Extra" w:hAnsi="BRH Devanagari Extra" w:cs="BRH Devanagari Extra"/>
-                <w:sz w:val="40"/>
-                <w:szCs w:val="40"/>
-              </w:rPr>
-              <w:t xml:space="preserve"> | </w:t>
+            <w:r>
+              <w:rPr>
+                <w:rFonts w:ascii="BRH Malayalam Extra" w:hAnsi="BRH Malayalam Extra" w:cs="BRH Devanagari Extra"/>
+                <w:b/>
+                <w:sz w:val="32"/>
+                <w:szCs w:val="40"/>
+              </w:rPr>
+              <w:t>–</w:t>
+            </w:r>
+            <w:r>
+              <w:rPr>
+                <w:rFonts w:ascii="BRH Devanagari Extra" w:hAnsi="BRH Devanagari Extra" w:cs="BRH Devanagari Extra"/>
+                <w:sz w:val="40"/>
+                <w:szCs w:val="40"/>
+              </w:rPr>
+              <w:t>§ÉqÉÉÿaÉërÉ</w:t>
+            </w:r>
+            <w:r>
+              <w:rPr>
+                <w:rFonts w:ascii="BRH Malayalam Extra" w:hAnsi="BRH Malayalam Extra" w:cs="BRH Devanagari Extra"/>
+                <w:b/>
+                <w:sz w:val="32"/>
+                <w:szCs w:val="40"/>
+              </w:rPr>
+              <w:t>–</w:t>
+            </w:r>
+            <w:r>
+              <w:rPr>
+                <w:rFonts w:ascii="BRH Devanagari Extra" w:hAnsi="BRH Devanagari Extra" w:cs="BRH Devanagari Extra"/>
+                <w:sz w:val="40"/>
+                <w:szCs w:val="40"/>
+              </w:rPr>
+              <w:t xml:space="preserve">hÉÉiÉç | </w:t>
             </w:r>
           </w:p>
           <w:p>
@@ -4164,41 +3535,13 @@
               </w:rPr>
               <w:t>–</w:t>
             </w:r>
-            <w:proofErr w:type="spellStart"/>
-            <w:r>
-              <w:rPr>
-                <w:rFonts w:ascii="BRH Devanagari Extra" w:hAnsi="BRH Devanagari Extra" w:cs="BRH Devanagari Extra"/>
-                <w:sz w:val="40"/>
-                <w:szCs w:val="40"/>
-              </w:rPr>
-              <w:t>hÉÉSè</w:t>
-            </w:r>
-            <w:proofErr w:type="spellEnd"/>
-            <w:r>
-              <w:rPr>
-                <w:rFonts w:ascii="BRH Devanagari Extra" w:hAnsi="BRH Devanagari Extra" w:cs="BRH Devanagari Extra"/>
-                <w:sz w:val="40"/>
-                <w:szCs w:val="40"/>
-              </w:rPr>
-              <w:t xml:space="preserve"> </w:t>
-            </w:r>
-            <w:proofErr w:type="spellStart"/>
-            <w:r>
-              <w:rPr>
-                <w:rFonts w:ascii="BRH Devanagari Extra" w:hAnsi="BRH Devanagari Extra" w:cs="BRH Devanagari Extra"/>
-                <w:sz w:val="40"/>
-                <w:szCs w:val="40"/>
-              </w:rPr>
-              <w:t>aÉ×þºûÉÌiÉ</w:t>
-            </w:r>
-            <w:proofErr w:type="spellEnd"/>
-            <w:r>
-              <w:rPr>
-                <w:rFonts w:ascii="BRH Devanagari Extra" w:hAnsi="BRH Devanagari Extra" w:cs="BRH Devanagari Extra"/>
-                <w:sz w:val="40"/>
-                <w:szCs w:val="40"/>
-              </w:rPr>
-              <w:t xml:space="preserve"> |</w:t>
+            <w:r>
+              <w:rPr>
+                <w:rFonts w:ascii="BRH Devanagari Extra" w:hAnsi="BRH Devanagari Extra" w:cs="BRH Devanagari Extra"/>
+                <w:sz w:val="40"/>
+                <w:szCs w:val="40"/>
+              </w:rPr>
+              <w:t>hÉÉSè aÉ×þºûÉÌiÉ |</w:t>
             </w:r>
           </w:p>
         </w:tc>
@@ -4333,32 +3676,13 @@
                 <w:lang w:val="en-IN" w:eastAsia="en-IN" w:bidi="ml-IN"/>
               </w:rPr>
             </w:pPr>
-            <w:proofErr w:type="spellStart"/>
-            <w:r>
-              <w:rPr>
-                <w:rFonts w:ascii="BRH Devanagari Extra" w:hAnsi="BRH Devanagari Extra" w:cs="BRH Devanagari Extra"/>
-                <w:sz w:val="40"/>
-                <w:szCs w:val="40"/>
-              </w:rPr>
-              <w:t>E±þirÉæ</w:t>
-            </w:r>
-            <w:proofErr w:type="spellEnd"/>
-            <w:r>
-              <w:rPr>
-                <w:rFonts w:ascii="BRH Devanagari Extra" w:hAnsi="BRH Devanagari Extra" w:cs="BRH Devanagari Extra"/>
-                <w:sz w:val="40"/>
-                <w:szCs w:val="40"/>
-              </w:rPr>
-              <w:t xml:space="preserve"> </w:t>
-            </w:r>
-            <w:proofErr w:type="spellStart"/>
-            <w:r>
-              <w:rPr>
-                <w:rFonts w:ascii="BRH Devanagari Extra" w:hAnsi="BRH Devanagari Extra" w:cs="BRH Devanagari Extra"/>
-                <w:sz w:val="40"/>
-                <w:szCs w:val="40"/>
-              </w:rPr>
-              <w:t>xÉÌuÉiÉ×</w:t>
+            <w:r>
+              <w:rPr>
+                <w:rFonts w:ascii="BRH Devanagari Extra" w:hAnsi="BRH Devanagari Extra" w:cs="BRH Devanagari Extra"/>
+                <w:sz w:val="40"/>
+                <w:szCs w:val="40"/>
+              </w:rPr>
+              <w:t>E±þirÉæ xÉÌuÉiÉ×</w:t>
             </w:r>
             <w:r>
               <w:rPr>
@@ -4369,7 +3693,6 @@
               </w:rPr>
               <w:t>mÉëÉ</w:t>
             </w:r>
-            <w:proofErr w:type="spellEnd"/>
             <w:r>
               <w:rPr>
                 <w:rFonts w:ascii="BRH Malayalam Extra" w:hAnsi="BRH Malayalam Extra" w:cs="BRH Devanagari Extra"/>
@@ -4386,16 +3709,7 @@
                 <w:sz w:val="40"/>
                 <w:szCs w:val="40"/>
               </w:rPr>
-              <w:t>§</w:t>
-            </w:r>
-            <w:proofErr w:type="spellStart"/>
-            <w:r>
-              <w:rPr>
-                <w:rFonts w:ascii="BRH Devanagari Extra" w:hAnsi="BRH Devanagari Extra" w:cs="BRH Devanagari Extra"/>
-                <w:sz w:val="40"/>
-                <w:szCs w:val="40"/>
-              </w:rPr>
-              <w:t>É</w:t>
+              <w:t>§É</w:t>
             </w:r>
             <w:r>
               <w:rPr>
@@ -4411,16 +3725,7 @@
                 <w:sz w:val="40"/>
                 <w:szCs w:val="40"/>
               </w:rPr>
-              <w:t>hÉþ</w:t>
-            </w:r>
-            <w:proofErr w:type="spellEnd"/>
-            <w:r>
-              <w:rPr>
-                <w:rFonts w:ascii="BRH Devanagari Extra" w:hAnsi="BRH Devanagari Extra" w:cs="BRH Devanagari Extra"/>
-                <w:sz w:val="40"/>
-                <w:szCs w:val="40"/>
-              </w:rPr>
-              <w:t xml:space="preserve"> | </w:t>
+              <w:t xml:space="preserve">hÉþ | </w:t>
             </w:r>
           </w:p>
         </w:tc>
@@ -4443,32 +3748,13 @@
                 <w:lang w:val="en-IN" w:eastAsia="en-IN" w:bidi="ml-IN"/>
               </w:rPr>
             </w:pPr>
-            <w:proofErr w:type="spellStart"/>
-            <w:r>
-              <w:rPr>
-                <w:rFonts w:ascii="BRH Devanagari Extra" w:hAnsi="BRH Devanagari Extra" w:cs="BRH Devanagari Extra"/>
-                <w:sz w:val="40"/>
-                <w:szCs w:val="40"/>
-              </w:rPr>
-              <w:t>E±þirÉæ</w:t>
-            </w:r>
-            <w:proofErr w:type="spellEnd"/>
-            <w:r>
-              <w:rPr>
-                <w:rFonts w:ascii="BRH Devanagari Extra" w:hAnsi="BRH Devanagari Extra" w:cs="BRH Devanagari Extra"/>
-                <w:sz w:val="40"/>
-                <w:szCs w:val="40"/>
-              </w:rPr>
-              <w:t xml:space="preserve"> </w:t>
-            </w:r>
-            <w:proofErr w:type="spellStart"/>
-            <w:r>
-              <w:rPr>
-                <w:rFonts w:ascii="BRH Devanagari Extra" w:hAnsi="BRH Devanagari Extra" w:cs="BRH Devanagari Extra"/>
-                <w:sz w:val="40"/>
-                <w:szCs w:val="40"/>
-              </w:rPr>
-              <w:t>xÉÌuÉiÉ×</w:t>
+            <w:r>
+              <w:rPr>
+                <w:rFonts w:ascii="BRH Devanagari Extra" w:hAnsi="BRH Devanagari Extra" w:cs="BRH Devanagari Extra"/>
+                <w:sz w:val="40"/>
+                <w:szCs w:val="40"/>
+              </w:rPr>
+              <w:t>E±þirÉæ xÉÌuÉiÉ×</w:t>
             </w:r>
             <w:r>
               <w:rPr>
@@ -4488,32 +3774,22 @@
               </w:rPr>
               <w:t>É</w:t>
             </w:r>
-            <w:proofErr w:type="spellEnd"/>
-            <w:r>
-              <w:rPr>
-                <w:rFonts w:ascii="BRH Malayalam Extra" w:hAnsi="BRH Malayalam Extra" w:cs="BRH Devanagari Extra"/>
-                <w:b/>
-                <w:sz w:val="32"/>
-                <w:szCs w:val="40"/>
-              </w:rPr>
-              <w:t>–</w:t>
-            </w:r>
-            <w:r>
-              <w:rPr>
-                <w:rFonts w:ascii="BRH Devanagari Extra" w:hAnsi="BRH Devanagari Extra" w:cs="BRH Devanagari Extra"/>
-                <w:sz w:val="40"/>
-                <w:szCs w:val="40"/>
-              </w:rPr>
-              <w:t>§</w:t>
-            </w:r>
-            <w:proofErr w:type="spellStart"/>
-            <w:r>
-              <w:rPr>
-                <w:rFonts w:ascii="BRH Devanagari Extra" w:hAnsi="BRH Devanagari Extra" w:cs="BRH Devanagari Extra"/>
-                <w:sz w:val="40"/>
-                <w:szCs w:val="40"/>
-              </w:rPr>
-              <w:t>É</w:t>
+            <w:r>
+              <w:rPr>
+                <w:rFonts w:ascii="BRH Malayalam Extra" w:hAnsi="BRH Malayalam Extra" w:cs="BRH Devanagari Extra"/>
+                <w:b/>
+                <w:sz w:val="32"/>
+                <w:szCs w:val="40"/>
+              </w:rPr>
+              <w:t>–</w:t>
+            </w:r>
+            <w:r>
+              <w:rPr>
+                <w:rFonts w:ascii="BRH Devanagari Extra" w:hAnsi="BRH Devanagari Extra" w:cs="BRH Devanagari Extra"/>
+                <w:sz w:val="40"/>
+                <w:szCs w:val="40"/>
+              </w:rPr>
+              <w:t>§É</w:t>
             </w:r>
             <w:r>
               <w:rPr>
@@ -4529,16 +3805,7 @@
                 <w:sz w:val="40"/>
                 <w:szCs w:val="40"/>
               </w:rPr>
-              <w:t>hÉþ</w:t>
-            </w:r>
-            <w:proofErr w:type="spellEnd"/>
-            <w:r>
-              <w:rPr>
-                <w:rFonts w:ascii="BRH Devanagari Extra" w:hAnsi="BRH Devanagari Extra" w:cs="BRH Devanagari Extra"/>
-                <w:sz w:val="40"/>
-                <w:szCs w:val="40"/>
-              </w:rPr>
-              <w:t xml:space="preserve"> | </w:t>
+              <w:t xml:space="preserve">hÉþ | </w:t>
             </w:r>
             <w:r>
               <w:rPr>
@@ -4572,23 +3839,7 @@
                 <w:b/>
                 <w:bCs/>
               </w:rPr>
-              <w:t>“</w:t>
-            </w:r>
-            <w:proofErr w:type="spellStart"/>
-            <w:r>
-              <w:rPr>
-                <w:b/>
-                <w:bCs/>
-              </w:rPr>
-              <w:t>pA</w:t>
-            </w:r>
-            <w:proofErr w:type="spellEnd"/>
-            <w:r>
-              <w:rPr>
-                <w:b/>
-                <w:bCs/>
-              </w:rPr>
-              <w:t>”</w:t>
+              <w:t>“pA”</w:t>
             </w:r>
             <w:r>
               <w:rPr>
@@ -4744,7 +3995,6 @@
               </w:rPr>
               <w:t>–</w:t>
             </w:r>
-            <w:proofErr w:type="spellStart"/>
             <w:r>
               <w:rPr>
                 <w:rFonts w:ascii="BRH Devanagari Extra" w:hAnsi="BRH Devanagari Extra" w:cs="BRH Devanagari Extra"/>
@@ -4753,7 +4003,6 @@
               </w:rPr>
               <w:t>ÌuÉ</w:t>
             </w:r>
-            <w:proofErr w:type="spellEnd"/>
             <w:r>
               <w:rPr>
                 <w:rFonts w:ascii="BRH Malayalam Extra" w:hAnsi="BRH Malayalam Extra" w:cs="BRH Devanagari Extra"/>
@@ -4790,7 +4039,6 @@
               </w:rPr>
               <w:t>–</w:t>
             </w:r>
-            <w:proofErr w:type="spellStart"/>
             <w:r>
               <w:rPr>
                 <w:rFonts w:ascii="BRH Devanagari Extra" w:hAnsi="BRH Devanagari Extra" w:cs="BRH Devanagari Extra"/>
@@ -4800,32 +4048,22 @@
               </w:rPr>
               <w:t>mÉëÉ</w:t>
             </w:r>
-            <w:proofErr w:type="spellEnd"/>
-            <w:r>
-              <w:rPr>
-                <w:rFonts w:ascii="BRH Malayalam Extra" w:hAnsi="BRH Malayalam Extra" w:cs="BRH Devanagari Extra"/>
-                <w:b/>
-                <w:sz w:val="32"/>
-                <w:szCs w:val="40"/>
-              </w:rPr>
-              <w:t>–</w:t>
-            </w:r>
-            <w:r>
-              <w:rPr>
-                <w:rFonts w:ascii="BRH Devanagari Extra" w:hAnsi="BRH Devanagari Extra" w:cs="BRH Devanagari Extra"/>
-                <w:sz w:val="40"/>
-                <w:szCs w:val="40"/>
-              </w:rPr>
-              <w:t>§</w:t>
-            </w:r>
-            <w:proofErr w:type="spellStart"/>
-            <w:r>
-              <w:rPr>
-                <w:rFonts w:ascii="BRH Devanagari Extra" w:hAnsi="BRH Devanagari Extra" w:cs="BRH Devanagari Extra"/>
-                <w:sz w:val="40"/>
-                <w:szCs w:val="40"/>
-              </w:rPr>
-              <w:t>É</w:t>
+            <w:r>
+              <w:rPr>
+                <w:rFonts w:ascii="BRH Malayalam Extra" w:hAnsi="BRH Malayalam Extra" w:cs="BRH Devanagari Extra"/>
+                <w:b/>
+                <w:sz w:val="32"/>
+                <w:szCs w:val="40"/>
+              </w:rPr>
+              <w:t>–</w:t>
+            </w:r>
+            <w:r>
+              <w:rPr>
+                <w:rFonts w:ascii="BRH Devanagari Extra" w:hAnsi="BRH Devanagari Extra" w:cs="BRH Devanagari Extra"/>
+                <w:sz w:val="40"/>
+                <w:szCs w:val="40"/>
+              </w:rPr>
+              <w:t>§É</w:t>
             </w:r>
             <w:r>
               <w:rPr>
@@ -4841,25 +4079,7 @@
                 <w:sz w:val="40"/>
                 <w:szCs w:val="40"/>
               </w:rPr>
-              <w:t>hÉþ</w:t>
-            </w:r>
-            <w:proofErr w:type="spellEnd"/>
-            <w:r>
-              <w:rPr>
-                <w:rFonts w:ascii="BRH Devanagari Extra" w:hAnsi="BRH Devanagari Extra" w:cs="BRH Devanagari Extra"/>
-                <w:sz w:val="40"/>
-                <w:szCs w:val="40"/>
-              </w:rPr>
-              <w:t xml:space="preserve"> </w:t>
-            </w:r>
-            <w:proofErr w:type="spellStart"/>
-            <w:r>
-              <w:rPr>
-                <w:rFonts w:ascii="BRH Devanagari Extra" w:hAnsi="BRH Devanagari Extra" w:cs="BRH Devanagari Extra"/>
-                <w:sz w:val="40"/>
-                <w:szCs w:val="40"/>
-              </w:rPr>
-              <w:t>uÉæµÉS</w:t>
+              <w:t>hÉþ uÉæµÉS</w:t>
             </w:r>
             <w:r>
               <w:rPr>
@@ -4869,33 +4089,22 @@
               </w:rPr>
               <w:t>å</w:t>
             </w:r>
-            <w:proofErr w:type="spellEnd"/>
-            <w:r>
-              <w:rPr>
-                <w:rFonts w:ascii="BRH Malayalam Extra" w:hAnsi="BRH Malayalam Extra" w:cs="BRH Devanagari Extra"/>
-                <w:b/>
-                <w:sz w:val="32"/>
-                <w:szCs w:val="40"/>
-              </w:rPr>
-              <w:t>–</w:t>
-            </w:r>
-            <w:proofErr w:type="spellStart"/>
-            <w:r>
-              <w:rPr>
-                <w:rFonts w:ascii="BRH Devanagari Extra" w:hAnsi="BRH Devanagari Extra" w:cs="BRH Devanagari Extra"/>
-                <w:sz w:val="40"/>
-                <w:szCs w:val="40"/>
-              </w:rPr>
-              <w:t>uÉqÉç</w:t>
-            </w:r>
-            <w:proofErr w:type="spellEnd"/>
-            <w:r>
-              <w:rPr>
-                <w:rFonts w:ascii="BRH Devanagari Extra" w:hAnsi="BRH Devanagari Extra" w:cs="BRH Devanagari Extra"/>
-                <w:sz w:val="40"/>
-                <w:szCs w:val="40"/>
-              </w:rPr>
-              <w:t xml:space="preserve"> | </w:t>
+            <w:r>
+              <w:rPr>
+                <w:rFonts w:ascii="BRH Malayalam Extra" w:hAnsi="BRH Malayalam Extra" w:cs="BRH Devanagari Extra"/>
+                <w:b/>
+                <w:sz w:val="32"/>
+                <w:szCs w:val="40"/>
+              </w:rPr>
+              <w:t>–</w:t>
+            </w:r>
+            <w:r>
+              <w:rPr>
+                <w:rFonts w:ascii="BRH Devanagari Extra" w:hAnsi="BRH Devanagari Extra" w:cs="BRH Devanagari Extra"/>
+                <w:sz w:val="40"/>
+                <w:szCs w:val="40"/>
+              </w:rPr>
+              <w:t xml:space="preserve">uÉqÉç | </w:t>
             </w:r>
           </w:p>
           <w:p>
@@ -4930,7 +4139,6 @@
               </w:rPr>
               <w:t>–</w:t>
             </w:r>
-            <w:proofErr w:type="spellStart"/>
             <w:r>
               <w:rPr>
                 <w:rFonts w:ascii="BRH Devanagari Extra" w:hAnsi="BRH Devanagari Extra" w:cs="BRH Devanagari Extra"/>
@@ -4939,7 +4147,6 @@
               </w:rPr>
               <w:t>ÌuÉ</w:t>
             </w:r>
-            <w:proofErr w:type="spellEnd"/>
             <w:r>
               <w:rPr>
                 <w:rFonts w:ascii="BRH Malayalam Extra" w:hAnsi="BRH Malayalam Extra" w:cs="BRH Devanagari Extra"/>
@@ -4966,7 +4173,6 @@
               </w:rPr>
               <w:t>–</w:t>
             </w:r>
-            <w:proofErr w:type="spellStart"/>
             <w:r>
               <w:rPr>
                 <w:rFonts w:ascii="BRH Devanagari Extra" w:hAnsi="BRH Devanagari Extra" w:cs="BRH Devanagari Extra"/>
@@ -4976,7 +4182,6 @@
               </w:rPr>
               <w:t>mÉë</w:t>
             </w:r>
-            <w:proofErr w:type="spellEnd"/>
             <w:r>
               <w:rPr>
                 <w:rFonts w:ascii="BRH Malayalam Extra" w:hAnsi="BRH Malayalam Extra" w:cs="BRH Devanagari Extra"/>
@@ -4987,7 +4192,6 @@
               </w:rPr>
               <w:t>–</w:t>
             </w:r>
-            <w:proofErr w:type="spellStart"/>
             <w:r>
               <w:rPr>
                 <w:rFonts w:ascii="BRH Devanagari Extra" w:hAnsi="BRH Devanagari Extra" w:cs="BRH Devanagari Extra"/>
@@ -5035,36 +4239,8 @@
                 <w:sz w:val="40"/>
                 <w:szCs w:val="40"/>
               </w:rPr>
-              <w:t>ÌiÉþ</w:t>
-            </w:r>
-            <w:proofErr w:type="spellEnd"/>
-            <w:r>
-              <w:rPr>
-                <w:rFonts w:ascii="BRH Devanagari Extra" w:hAnsi="BRH Devanagari Extra" w:cs="BRH Devanagari Extra"/>
-                <w:sz w:val="40"/>
-                <w:szCs w:val="40"/>
-              </w:rPr>
-              <w:t xml:space="preserve"> </w:t>
-            </w:r>
-            <w:proofErr w:type="spellStart"/>
-            <w:r>
-              <w:rPr>
-                <w:rFonts w:ascii="BRH Devanagari Extra" w:hAnsi="BRH Devanagari Extra" w:cs="BRH Devanagari Extra"/>
-                <w:sz w:val="40"/>
-                <w:szCs w:val="40"/>
-              </w:rPr>
-              <w:t>xÉÌuÉiÉ</w:t>
-            </w:r>
-            <w:proofErr w:type="spellEnd"/>
-            <w:r>
-              <w:rPr>
-                <w:rFonts w:ascii="BRH Devanagari Extra" w:hAnsi="BRH Devanagari Extra" w:cs="BRH Devanagari Extra"/>
-                <w:sz w:val="40"/>
-                <w:szCs w:val="40"/>
-              </w:rPr>
-              <w:t>×-</w:t>
-            </w:r>
-            <w:proofErr w:type="spellStart"/>
+              <w:t>ÌiÉþ xÉÌuÉiÉ×-</w:t>
+            </w:r>
             <w:r>
               <w:rPr>
                 <w:rFonts w:ascii="BRH Devanagari Extra" w:hAnsi="BRH Devanagari Extra" w:cs="BRH Devanagari Extra"/>
@@ -5074,7 +4250,6 @@
               </w:rPr>
               <w:t>mÉëÉ</w:t>
             </w:r>
-            <w:proofErr w:type="spellEnd"/>
             <w:r>
               <w:rPr>
                 <w:rFonts w:ascii="BRH Malayalam Extra" w:hAnsi="BRH Malayalam Extra" w:cs="BRH Devanagari Extra"/>
@@ -5094,7 +4269,6 @@
               </w:rPr>
               <w:t>§</w:t>
             </w:r>
-            <w:proofErr w:type="spellStart"/>
             <w:r>
               <w:rPr>
                 <w:rFonts w:ascii="BRH Devanagari Extra" w:hAnsi="BRH Devanagari Extra" w:cs="BRH Devanagari Extra"/>
@@ -5117,16 +4291,7 @@
                 <w:sz w:val="40"/>
                 <w:szCs w:val="40"/>
               </w:rPr>
-              <w:t>hÉþ</w:t>
-            </w:r>
-            <w:proofErr w:type="spellEnd"/>
-            <w:r>
-              <w:rPr>
-                <w:rFonts w:ascii="BRH Devanagari Extra" w:hAnsi="BRH Devanagari Extra" w:cs="BRH Devanagari Extra"/>
-                <w:sz w:val="40"/>
-                <w:szCs w:val="40"/>
-              </w:rPr>
-              <w:t xml:space="preserve"> |</w:t>
+              <w:t>hÉþ |</w:t>
             </w:r>
             <w:r>
               <w:rPr>
@@ -5170,7 +4335,6 @@
               </w:rPr>
               <w:t>–</w:t>
             </w:r>
-            <w:proofErr w:type="spellStart"/>
             <w:r>
               <w:rPr>
                 <w:rFonts w:ascii="BRH Devanagari Extra" w:hAnsi="BRH Devanagari Extra" w:cs="BRH Devanagari Extra"/>
@@ -5179,7 +4343,6 @@
               </w:rPr>
               <w:t>ÌuÉ</w:t>
             </w:r>
-            <w:proofErr w:type="spellEnd"/>
             <w:r>
               <w:rPr>
                 <w:rFonts w:ascii="BRH Malayalam Extra" w:hAnsi="BRH Malayalam Extra" w:cs="BRH Devanagari Extra"/>
@@ -5206,7 +4369,6 @@
               </w:rPr>
               <w:t>–</w:t>
             </w:r>
-            <w:proofErr w:type="spellStart"/>
             <w:r>
               <w:rPr>
                 <w:rFonts w:ascii="BRH Devanagari Extra" w:hAnsi="BRH Devanagari Extra" w:cs="BRH Devanagari Extra"/>
@@ -5224,32 +4386,22 @@
               </w:rPr>
               <w:t>É</w:t>
             </w:r>
-            <w:proofErr w:type="spellEnd"/>
-            <w:r>
-              <w:rPr>
-                <w:rFonts w:ascii="BRH Malayalam Extra" w:hAnsi="BRH Malayalam Extra" w:cs="BRH Devanagari Extra"/>
-                <w:b/>
-                <w:sz w:val="32"/>
-                <w:szCs w:val="40"/>
-              </w:rPr>
-              <w:t>–</w:t>
-            </w:r>
-            <w:r>
-              <w:rPr>
-                <w:rFonts w:ascii="BRH Devanagari Extra" w:hAnsi="BRH Devanagari Extra" w:cs="BRH Devanagari Extra"/>
-                <w:sz w:val="40"/>
-                <w:szCs w:val="40"/>
-              </w:rPr>
-              <w:t>§</w:t>
-            </w:r>
-            <w:proofErr w:type="spellStart"/>
-            <w:r>
-              <w:rPr>
-                <w:rFonts w:ascii="BRH Devanagari Extra" w:hAnsi="BRH Devanagari Extra" w:cs="BRH Devanagari Extra"/>
-                <w:sz w:val="40"/>
-                <w:szCs w:val="40"/>
-              </w:rPr>
-              <w:t>É</w:t>
+            <w:r>
+              <w:rPr>
+                <w:rFonts w:ascii="BRH Malayalam Extra" w:hAnsi="BRH Malayalam Extra" w:cs="BRH Devanagari Extra"/>
+                <w:b/>
+                <w:sz w:val="32"/>
+                <w:szCs w:val="40"/>
+              </w:rPr>
+              <w:t>–</w:t>
+            </w:r>
+            <w:r>
+              <w:rPr>
+                <w:rFonts w:ascii="BRH Devanagari Extra" w:hAnsi="BRH Devanagari Extra" w:cs="BRH Devanagari Extra"/>
+                <w:sz w:val="40"/>
+                <w:szCs w:val="40"/>
+              </w:rPr>
+              <w:t>§É</w:t>
             </w:r>
             <w:r>
               <w:rPr>
@@ -5265,25 +4417,7 @@
                 <w:sz w:val="40"/>
                 <w:szCs w:val="40"/>
               </w:rPr>
-              <w:t>hÉþ</w:t>
-            </w:r>
-            <w:proofErr w:type="spellEnd"/>
-            <w:r>
-              <w:rPr>
-                <w:rFonts w:ascii="BRH Devanagari Extra" w:hAnsi="BRH Devanagari Extra" w:cs="BRH Devanagari Extra"/>
-                <w:sz w:val="40"/>
-                <w:szCs w:val="40"/>
-              </w:rPr>
-              <w:t xml:space="preserve"> </w:t>
-            </w:r>
-            <w:proofErr w:type="spellStart"/>
-            <w:r>
-              <w:rPr>
-                <w:rFonts w:ascii="BRH Devanagari Extra" w:hAnsi="BRH Devanagari Extra" w:cs="BRH Devanagari Extra"/>
-                <w:sz w:val="40"/>
-                <w:szCs w:val="40"/>
-              </w:rPr>
-              <w:t>uÉæµÉS</w:t>
+              <w:t>hÉþ uÉæµÉS</w:t>
             </w:r>
             <w:r>
               <w:rPr>
@@ -5293,33 +4427,22 @@
               </w:rPr>
               <w:t>å</w:t>
             </w:r>
-            <w:proofErr w:type="spellEnd"/>
-            <w:r>
-              <w:rPr>
-                <w:rFonts w:ascii="BRH Malayalam Extra" w:hAnsi="BRH Malayalam Extra" w:cs="BRH Devanagari Extra"/>
-                <w:b/>
-                <w:sz w:val="32"/>
-                <w:szCs w:val="40"/>
-              </w:rPr>
-              <w:t>–</w:t>
-            </w:r>
-            <w:proofErr w:type="spellStart"/>
-            <w:r>
-              <w:rPr>
-                <w:rFonts w:ascii="BRH Devanagari Extra" w:hAnsi="BRH Devanagari Extra" w:cs="BRH Devanagari Extra"/>
-                <w:sz w:val="40"/>
-                <w:szCs w:val="40"/>
-              </w:rPr>
-              <w:t>uÉqÉç</w:t>
-            </w:r>
-            <w:proofErr w:type="spellEnd"/>
-            <w:r>
-              <w:rPr>
-                <w:rFonts w:ascii="BRH Devanagari Extra" w:hAnsi="BRH Devanagari Extra" w:cs="BRH Devanagari Extra"/>
-                <w:sz w:val="40"/>
-                <w:szCs w:val="40"/>
-              </w:rPr>
-              <w:t xml:space="preserve"> | </w:t>
+            <w:r>
+              <w:rPr>
+                <w:rFonts w:ascii="BRH Malayalam Extra" w:hAnsi="BRH Malayalam Extra" w:cs="BRH Devanagari Extra"/>
+                <w:b/>
+                <w:sz w:val="32"/>
+                <w:szCs w:val="40"/>
+              </w:rPr>
+              <w:t>–</w:t>
+            </w:r>
+            <w:r>
+              <w:rPr>
+                <w:rFonts w:ascii="BRH Devanagari Extra" w:hAnsi="BRH Devanagari Extra" w:cs="BRH Devanagari Extra"/>
+                <w:sz w:val="40"/>
+                <w:szCs w:val="40"/>
+              </w:rPr>
+              <w:t xml:space="preserve">uÉqÉç | </w:t>
             </w:r>
           </w:p>
           <w:p>
@@ -5350,7 +4473,6 @@
               </w:rPr>
               <w:t>–</w:t>
             </w:r>
-            <w:proofErr w:type="spellStart"/>
             <w:r>
               <w:rPr>
                 <w:rFonts w:ascii="BRH Devanagari Extra" w:hAnsi="BRH Devanagari Extra" w:cs="BRH Devanagari Extra"/>
@@ -5359,7 +4481,6 @@
               </w:rPr>
               <w:t>ÌuÉ</w:t>
             </w:r>
-            <w:proofErr w:type="spellEnd"/>
             <w:r>
               <w:rPr>
                 <w:rFonts w:ascii="BRH Malayalam Extra" w:hAnsi="BRH Malayalam Extra" w:cs="BRH Devanagari Extra"/>
@@ -5404,7 +4525,6 @@
               </w:rPr>
               <w:t>–</w:t>
             </w:r>
-            <w:proofErr w:type="spellStart"/>
             <w:r>
               <w:rPr>
                 <w:rFonts w:ascii="BRH Devanagari Extra" w:hAnsi="BRH Devanagari Extra" w:cs="BRH Devanagari Extra"/>
@@ -5443,36 +4563,8 @@
                 <w:sz w:val="40"/>
                 <w:szCs w:val="40"/>
               </w:rPr>
-              <w:t>ÌiÉþ</w:t>
-            </w:r>
-            <w:proofErr w:type="spellEnd"/>
-            <w:r>
-              <w:rPr>
-                <w:rFonts w:ascii="BRH Devanagari Extra" w:hAnsi="BRH Devanagari Extra" w:cs="BRH Devanagari Extra"/>
-                <w:sz w:val="40"/>
-                <w:szCs w:val="40"/>
-              </w:rPr>
-              <w:t xml:space="preserve"> </w:t>
-            </w:r>
-            <w:proofErr w:type="spellStart"/>
-            <w:r>
-              <w:rPr>
-                <w:rFonts w:ascii="BRH Devanagari Extra" w:hAnsi="BRH Devanagari Extra" w:cs="BRH Devanagari Extra"/>
-                <w:sz w:val="40"/>
-                <w:szCs w:val="40"/>
-              </w:rPr>
-              <w:t>xÉÌuÉiÉ</w:t>
-            </w:r>
-            <w:proofErr w:type="spellEnd"/>
-            <w:r>
-              <w:rPr>
-                <w:rFonts w:ascii="BRH Devanagari Extra" w:hAnsi="BRH Devanagari Extra" w:cs="BRH Devanagari Extra"/>
-                <w:sz w:val="40"/>
-                <w:szCs w:val="40"/>
-              </w:rPr>
-              <w:t xml:space="preserve">× - </w:t>
-            </w:r>
-            <w:proofErr w:type="spellStart"/>
+              <w:t xml:space="preserve">ÌiÉþ xÉÌuÉiÉ× - </w:t>
+            </w:r>
             <w:r>
               <w:rPr>
                 <w:rFonts w:ascii="BRH Devanagari Extra" w:hAnsi="BRH Devanagari Extra" w:cs="BRH Devanagari Extra"/>
@@ -5490,32 +4582,22 @@
               </w:rPr>
               <w:t>É</w:t>
             </w:r>
-            <w:proofErr w:type="spellEnd"/>
-            <w:r>
-              <w:rPr>
-                <w:rFonts w:ascii="BRH Malayalam Extra" w:hAnsi="BRH Malayalam Extra" w:cs="BRH Devanagari Extra"/>
-                <w:b/>
-                <w:sz w:val="32"/>
-                <w:szCs w:val="40"/>
-              </w:rPr>
-              <w:t>–</w:t>
-            </w:r>
-            <w:r>
-              <w:rPr>
-                <w:rFonts w:ascii="BRH Devanagari Extra" w:hAnsi="BRH Devanagari Extra" w:cs="BRH Devanagari Extra"/>
-                <w:sz w:val="40"/>
-                <w:szCs w:val="40"/>
-              </w:rPr>
-              <w:t>§</w:t>
-            </w:r>
-            <w:proofErr w:type="spellStart"/>
-            <w:r>
-              <w:rPr>
-                <w:rFonts w:ascii="BRH Devanagari Extra" w:hAnsi="BRH Devanagari Extra" w:cs="BRH Devanagari Extra"/>
-                <w:sz w:val="40"/>
-                <w:szCs w:val="40"/>
-              </w:rPr>
-              <w:t>É</w:t>
+            <w:r>
+              <w:rPr>
+                <w:rFonts w:ascii="BRH Malayalam Extra" w:hAnsi="BRH Malayalam Extra" w:cs="BRH Devanagari Extra"/>
+                <w:b/>
+                <w:sz w:val="32"/>
+                <w:szCs w:val="40"/>
+              </w:rPr>
+              <w:t>–</w:t>
+            </w:r>
+            <w:r>
+              <w:rPr>
+                <w:rFonts w:ascii="BRH Devanagari Extra" w:hAnsi="BRH Devanagari Extra" w:cs="BRH Devanagari Extra"/>
+                <w:sz w:val="40"/>
+                <w:szCs w:val="40"/>
+              </w:rPr>
+              <w:t>§É</w:t>
             </w:r>
             <w:r>
               <w:rPr>
@@ -5531,16 +4613,7 @@
                 <w:sz w:val="40"/>
                 <w:szCs w:val="40"/>
               </w:rPr>
-              <w:t>hÉþ</w:t>
-            </w:r>
-            <w:proofErr w:type="spellEnd"/>
-            <w:r>
-              <w:rPr>
-                <w:rFonts w:ascii="BRH Devanagari Extra" w:hAnsi="BRH Devanagari Extra" w:cs="BRH Devanagari Extra"/>
-                <w:sz w:val="40"/>
-                <w:szCs w:val="40"/>
-              </w:rPr>
-              <w:t xml:space="preserve"> |</w:t>
+              <w:t>hÉþ |</w:t>
             </w:r>
             <w:r>
               <w:rPr>
@@ -5586,23 +4659,7 @@
                 <w:b/>
                 <w:bCs/>
               </w:rPr>
-              <w:t>“</w:t>
-            </w:r>
-            <w:proofErr w:type="spellStart"/>
-            <w:r>
-              <w:rPr>
-                <w:b/>
-                <w:bCs/>
-              </w:rPr>
-              <w:t>pA</w:t>
-            </w:r>
-            <w:proofErr w:type="spellEnd"/>
-            <w:r>
-              <w:rPr>
-                <w:b/>
-                <w:bCs/>
-              </w:rPr>
-              <w:t>”</w:t>
+              <w:t>“pA”</w:t>
             </w:r>
             <w:r>
               <w:rPr>
@@ -5739,7 +4796,6 @@
                 <w:lang w:val="en-IN" w:eastAsia="en-IN" w:bidi="ml-IN"/>
               </w:rPr>
             </w:pPr>
-            <w:proofErr w:type="spellStart"/>
             <w:r>
               <w:rPr>
                 <w:rFonts w:ascii="BRH Devanagari Extra" w:hAnsi="BRH Devanagari Extra" w:cs="BRH Devanagari Extra"/>
@@ -5748,7 +4804,6 @@
               </w:rPr>
               <w:t>xÉÑ</w:t>
             </w:r>
-            <w:proofErr w:type="spellEnd"/>
             <w:r>
               <w:rPr>
                 <w:rFonts w:ascii="BRH Malayalam Extra" w:hAnsi="BRH Malayalam Extra" w:cs="BRH Devanagari Extra"/>
@@ -5775,16 +4830,23 @@
               </w:rPr>
               <w:t>–</w:t>
             </w:r>
-            <w:proofErr w:type="spellStart"/>
-            <w:r>
-              <w:rPr>
-                <w:rFonts w:ascii="BRH Devanagari Extra" w:hAnsi="BRH Devanagari Extra" w:cs="BRH Devanagari Extra"/>
-                <w:sz w:val="40"/>
-                <w:szCs w:val="40"/>
-              </w:rPr>
-              <w:t>aÉïÍqÉÌiÉþ</w:t>
-            </w:r>
-            <w:proofErr w:type="spellEnd"/>
+            <w:r>
+              <w:rPr>
+                <w:rFonts w:ascii="BRH Devanagari Extra" w:hAnsi="BRH Devanagari Extra" w:cs="BRH Devanagari Extra"/>
+                <w:sz w:val="40"/>
+                <w:szCs w:val="40"/>
+              </w:rPr>
+              <w:t>aÉïÍqÉÌiÉþ xÉÑ</w:t>
+            </w:r>
+            <w:r>
+              <w:rPr>
+                <w:rFonts w:ascii="BRH Devanagari Extra" w:hAnsi="BRH Devanagari Extra" w:cs="BRH Devanagari Extra"/>
+                <w:sz w:val="40"/>
+                <w:szCs w:val="40"/>
+                <w:highlight w:val="yellow"/>
+              </w:rPr>
+              <w:t>uÉ</w:t>
+            </w:r>
             <w:r>
               <w:rPr>
                 <w:rFonts w:ascii="BRH Devanagari Extra" w:hAnsi="BRH Devanagari Extra" w:cs="BRH Devanagari Extra"/>
@@ -5793,25 +4855,14 @@
               </w:rPr>
               <w:t xml:space="preserve"> </w:t>
             </w:r>
-            <w:proofErr w:type="spellStart"/>
-            <w:r>
-              <w:rPr>
-                <w:rFonts w:ascii="BRH Devanagari Extra" w:hAnsi="BRH Devanagari Extra" w:cs="BRH Devanagari Extra"/>
-                <w:sz w:val="40"/>
-                <w:szCs w:val="40"/>
-              </w:rPr>
-              <w:t>xÉÑ</w:t>
-            </w:r>
-            <w:r>
-              <w:rPr>
-                <w:rFonts w:ascii="BRH Devanagari Extra" w:hAnsi="BRH Devanagari Extra" w:cs="BRH Devanagari Extra"/>
-                <w:sz w:val="40"/>
-                <w:szCs w:val="40"/>
-                <w:highlight w:val="yellow"/>
-              </w:rPr>
-              <w:t>uÉ</w:t>
-            </w:r>
-            <w:proofErr w:type="spellEnd"/>
+            <w:r>
+              <w:rPr>
+                <w:rFonts w:ascii="BRH Devanagari Extra" w:hAnsi="BRH Devanagari Extra" w:cs="BRH Devanagari Extra"/>
+                <w:sz w:val="40"/>
+                <w:szCs w:val="40"/>
+              </w:rPr>
+              <w:t>-</w:t>
+            </w:r>
             <w:r>
               <w:rPr>
                 <w:rFonts w:ascii="BRH Devanagari Extra" w:hAnsi="BRH Devanagari Extra" w:cs="BRH Devanagari Extra"/>
@@ -5826,33 +4877,7 @@
                 <w:sz w:val="40"/>
                 <w:szCs w:val="40"/>
               </w:rPr>
-              <w:t>-</w:t>
-            </w:r>
-            <w:r>
-              <w:rPr>
-                <w:rFonts w:ascii="BRH Devanagari Extra" w:hAnsi="BRH Devanagari Extra" w:cs="BRH Devanagari Extra"/>
-                <w:sz w:val="40"/>
-                <w:szCs w:val="40"/>
-              </w:rPr>
-              <w:t xml:space="preserve"> </w:t>
-            </w:r>
-            <w:proofErr w:type="spellStart"/>
-            <w:r>
-              <w:rPr>
-                <w:rFonts w:ascii="BRH Devanagari Extra" w:hAnsi="BRH Devanagari Extra" w:cs="BRH Devanagari Extra"/>
-                <w:sz w:val="40"/>
-                <w:szCs w:val="40"/>
-              </w:rPr>
-              <w:t>aÉqÉç</w:t>
-            </w:r>
-            <w:proofErr w:type="spellEnd"/>
-            <w:r>
-              <w:rPr>
-                <w:rFonts w:ascii="BRH Devanagari Extra" w:hAnsi="BRH Devanagari Extra" w:cs="BRH Devanagari Extra"/>
-                <w:sz w:val="40"/>
-                <w:szCs w:val="40"/>
-              </w:rPr>
-              <w:t xml:space="preserve"> |</w:t>
+              <w:t>aÉqÉç |</w:t>
             </w:r>
           </w:p>
         </w:tc>
@@ -5871,7 +4896,6 @@
                 <w:lang w:val="en-IN" w:eastAsia="en-IN" w:bidi="ml-IN"/>
               </w:rPr>
             </w:pPr>
-            <w:proofErr w:type="spellStart"/>
             <w:r>
               <w:rPr>
                 <w:rFonts w:ascii="BRH Devanagari Extra" w:hAnsi="BRH Devanagari Extra" w:cs="BRH Devanagari Extra"/>
@@ -5880,7 +4904,6 @@
               </w:rPr>
               <w:t>xÉÑ</w:t>
             </w:r>
-            <w:proofErr w:type="spellEnd"/>
             <w:r>
               <w:rPr>
                 <w:rFonts w:ascii="BRH Malayalam Extra" w:hAnsi="BRH Malayalam Extra" w:cs="BRH Devanagari Extra"/>
@@ -5907,16 +4930,23 @@
               </w:rPr>
               <w:t>–</w:t>
             </w:r>
-            <w:proofErr w:type="spellStart"/>
-            <w:r>
-              <w:rPr>
-                <w:rFonts w:ascii="BRH Devanagari Extra" w:hAnsi="BRH Devanagari Extra" w:cs="BRH Devanagari Extra"/>
-                <w:sz w:val="40"/>
-                <w:szCs w:val="40"/>
-              </w:rPr>
-              <w:t>aÉïÍqÉÌiÉþ</w:t>
-            </w:r>
-            <w:proofErr w:type="spellEnd"/>
+            <w:r>
+              <w:rPr>
+                <w:rFonts w:ascii="BRH Devanagari Extra" w:hAnsi="BRH Devanagari Extra" w:cs="BRH Devanagari Extra"/>
+                <w:sz w:val="40"/>
+                <w:szCs w:val="40"/>
+              </w:rPr>
+              <w:t>aÉïÍqÉÌiÉþ xÉÑ</w:t>
+            </w:r>
+            <w:r>
+              <w:rPr>
+                <w:rFonts w:ascii="BRH Devanagari Extra" w:hAnsi="BRH Devanagari Extra" w:cs="BRH Devanagari Extra"/>
+                <w:sz w:val="40"/>
+                <w:szCs w:val="40"/>
+                <w:highlight w:val="green"/>
+              </w:rPr>
+              <w:t>uÉÈ</w:t>
+            </w:r>
             <w:r>
               <w:rPr>
                 <w:rFonts w:ascii="BRH Devanagari Extra" w:hAnsi="BRH Devanagari Extra" w:cs="BRH Devanagari Extra"/>
@@ -5925,25 +4955,14 @@
               </w:rPr>
               <w:t xml:space="preserve"> </w:t>
             </w:r>
-            <w:proofErr w:type="spellStart"/>
-            <w:r>
-              <w:rPr>
-                <w:rFonts w:ascii="BRH Devanagari Extra" w:hAnsi="BRH Devanagari Extra" w:cs="BRH Devanagari Extra"/>
-                <w:sz w:val="40"/>
-                <w:szCs w:val="40"/>
-              </w:rPr>
-              <w:t>xÉÑ</w:t>
-            </w:r>
-            <w:r>
-              <w:rPr>
-                <w:rFonts w:ascii="BRH Devanagari Extra" w:hAnsi="BRH Devanagari Extra" w:cs="BRH Devanagari Extra"/>
-                <w:sz w:val="40"/>
-                <w:szCs w:val="40"/>
-                <w:highlight w:val="green"/>
-              </w:rPr>
-              <w:t>uÉÈ</w:t>
-            </w:r>
-            <w:proofErr w:type="spellEnd"/>
+            <w:r>
+              <w:rPr>
+                <w:rFonts w:ascii="BRH Devanagari Extra" w:hAnsi="BRH Devanagari Extra" w:cs="BRH Devanagari Extra"/>
+                <w:sz w:val="40"/>
+                <w:szCs w:val="40"/>
+              </w:rPr>
+              <w:t>-</w:t>
+            </w:r>
             <w:r>
               <w:rPr>
                 <w:rFonts w:ascii="BRH Devanagari Extra" w:hAnsi="BRH Devanagari Extra" w:cs="BRH Devanagari Extra"/>
@@ -5958,33 +4977,7 @@
                 <w:sz w:val="40"/>
                 <w:szCs w:val="40"/>
               </w:rPr>
-              <w:t>-</w:t>
-            </w:r>
-            <w:r>
-              <w:rPr>
-                <w:rFonts w:ascii="BRH Devanagari Extra" w:hAnsi="BRH Devanagari Extra" w:cs="BRH Devanagari Extra"/>
-                <w:sz w:val="40"/>
-                <w:szCs w:val="40"/>
-              </w:rPr>
-              <w:t xml:space="preserve"> </w:t>
-            </w:r>
-            <w:proofErr w:type="spellStart"/>
-            <w:r>
-              <w:rPr>
-                <w:rFonts w:ascii="BRH Devanagari Extra" w:hAnsi="BRH Devanagari Extra" w:cs="BRH Devanagari Extra"/>
-                <w:sz w:val="40"/>
-                <w:szCs w:val="40"/>
-              </w:rPr>
-              <w:t>aÉqÉç</w:t>
-            </w:r>
-            <w:proofErr w:type="spellEnd"/>
-            <w:r>
-              <w:rPr>
-                <w:rFonts w:ascii="BRH Devanagari Extra" w:hAnsi="BRH Devanagari Extra" w:cs="BRH Devanagari Extra"/>
-                <w:sz w:val="40"/>
-                <w:szCs w:val="40"/>
-              </w:rPr>
-              <w:t xml:space="preserve"> |</w:t>
+              <w:t>aÉqÉç |</w:t>
             </w:r>
           </w:p>
         </w:tc>
@@ -6181,7 +5174,6 @@
               </w:rPr>
               <w:t>–</w:t>
             </w:r>
-            <w:proofErr w:type="spellStart"/>
             <w:r>
               <w:rPr>
                 <w:rFonts w:ascii="BRH Devanagari Extra" w:hAnsi="BRH Devanagari Extra" w:cs="BRH Devanagari Extra"/>
@@ -6218,7 +5210,6 @@
               </w:rPr>
               <w:t>ÿ</w:t>
             </w:r>
-            <w:proofErr w:type="spellEnd"/>
             <w:r>
               <w:rPr>
                 <w:rFonts w:ascii="BRH Devanagari Extra" w:hAnsi="BRH Devanagari Extra" w:cs="BRH Devanagari Extra"/>
@@ -6227,7 +5218,6 @@
               </w:rPr>
               <w:t xml:space="preserve"> | </w:t>
             </w:r>
-            <w:proofErr w:type="spellStart"/>
             <w:r>
               <w:rPr>
                 <w:rFonts w:ascii="BRH Devanagari Extra" w:hAnsi="BRH Devanagari Extra" w:cs="BRH Devanagari Extra"/>
@@ -6253,41 +5243,22 @@
               </w:rPr>
               <w:t>å</w:t>
             </w:r>
-            <w:proofErr w:type="spellEnd"/>
-            <w:r>
-              <w:rPr>
-                <w:rFonts w:ascii="BRH Malayalam Extra" w:hAnsi="BRH Malayalam Extra" w:cs="BRH Devanagari Extra"/>
-                <w:b/>
-                <w:sz w:val="32"/>
-                <w:szCs w:val="40"/>
-              </w:rPr>
-              <w:t>–</w:t>
-            </w:r>
-            <w:r>
-              <w:rPr>
-                <w:rFonts w:ascii="BRH Devanagari Extra" w:hAnsi="BRH Devanagari Extra" w:cs="BRH Devanagari Extra"/>
-                <w:sz w:val="40"/>
-                <w:szCs w:val="40"/>
-              </w:rPr>
-              <w:t xml:space="preserve"> </w:t>
-            </w:r>
-            <w:proofErr w:type="spellStart"/>
-            <w:r>
-              <w:rPr>
-                <w:rFonts w:ascii="BRH Devanagari Extra" w:hAnsi="BRH Devanagari Extra" w:cs="BRH Devanagari Extra"/>
-                <w:sz w:val="40"/>
-                <w:szCs w:val="40"/>
-              </w:rPr>
-              <w:t>CÌiÉþ</w:t>
-            </w:r>
-            <w:proofErr w:type="spellEnd"/>
-            <w:r>
-              <w:rPr>
-                <w:rFonts w:ascii="BRH Devanagari Extra" w:hAnsi="BRH Devanagari Extra" w:cs="BRH Devanagari Extra"/>
-                <w:sz w:val="40"/>
-                <w:szCs w:val="40"/>
-              </w:rPr>
-              <w:t xml:space="preserve"> | </w:t>
+            <w:r>
+              <w:rPr>
+                <w:rFonts w:ascii="BRH Malayalam Extra" w:hAnsi="BRH Malayalam Extra" w:cs="BRH Devanagari Extra"/>
+                <w:b/>
+                <w:sz w:val="32"/>
+                <w:szCs w:val="40"/>
+              </w:rPr>
+              <w:t>–</w:t>
+            </w:r>
+            <w:r>
+              <w:rPr>
+                <w:rFonts w:ascii="BRH Devanagari Extra" w:hAnsi="BRH Devanagari Extra" w:cs="BRH Devanagari Extra"/>
+                <w:sz w:val="40"/>
+                <w:szCs w:val="40"/>
+              </w:rPr>
+              <w:t xml:space="preserve"> CÌiÉþ | </w:t>
             </w:r>
           </w:p>
           <w:p>
@@ -6301,7 +5272,6 @@
                 <w:lang w:val="en-IN" w:eastAsia="en-IN" w:bidi="ml-IN"/>
               </w:rPr>
             </w:pPr>
-            <w:proofErr w:type="spellStart"/>
             <w:r>
               <w:rPr>
                 <w:rFonts w:ascii="BRH Devanagari Extra" w:hAnsi="BRH Devanagari Extra" w:cs="BRH Devanagari Extra"/>
@@ -6327,32 +5297,22 @@
               </w:rPr>
               <w:t>å</w:t>
             </w:r>
-            <w:proofErr w:type="spellEnd"/>
-            <w:r>
-              <w:rPr>
-                <w:rFonts w:ascii="BRH Malayalam Extra" w:hAnsi="BRH Malayalam Extra" w:cs="BRH Devanagari Extra"/>
-                <w:b/>
-                <w:sz w:val="32"/>
-                <w:szCs w:val="40"/>
-              </w:rPr>
-              <w:t>–</w:t>
-            </w:r>
-            <w:r>
-              <w:rPr>
-                <w:rFonts w:ascii="BRH Devanagari Extra" w:hAnsi="BRH Devanagari Extra" w:cs="BRH Devanagari Extra"/>
-                <w:sz w:val="40"/>
-                <w:szCs w:val="40"/>
-              </w:rPr>
-              <w:t xml:space="preserve"> </w:t>
-            </w:r>
-            <w:proofErr w:type="spellStart"/>
-            <w:r>
-              <w:rPr>
-                <w:rFonts w:ascii="BRH Devanagari Extra" w:hAnsi="BRH Devanagari Extra" w:cs="BRH Devanagari Extra"/>
-                <w:sz w:val="40"/>
-                <w:szCs w:val="40"/>
-              </w:rPr>
-              <w:t>CiÉÏlSÉ</w:t>
+            <w:r>
+              <w:rPr>
+                <w:rFonts w:ascii="BRH Malayalam Extra" w:hAnsi="BRH Malayalam Extra" w:cs="BRH Devanagari Extra"/>
+                <w:b/>
+                <w:sz w:val="32"/>
+                <w:szCs w:val="40"/>
+              </w:rPr>
+              <w:t>–</w:t>
+            </w:r>
+            <w:r>
+              <w:rPr>
+                <w:rFonts w:ascii="BRH Devanagari Extra" w:hAnsi="BRH Devanagari Extra" w:cs="BRH Devanagari Extra"/>
+                <w:sz w:val="40"/>
+                <w:szCs w:val="40"/>
+              </w:rPr>
+              <w:t xml:space="preserve"> CiÉÏlSÉ</w:t>
             </w:r>
             <w:r>
               <w:rPr>
@@ -6368,16 +5328,7 @@
                 <w:sz w:val="40"/>
                 <w:szCs w:val="40"/>
               </w:rPr>
-              <w:t>ÿ</w:t>
-            </w:r>
-            <w:proofErr w:type="spellEnd"/>
-            <w:r>
-              <w:rPr>
-                <w:rFonts w:ascii="BRH Devanagari Extra" w:hAnsi="BRH Devanagari Extra" w:cs="BRH Devanagari Extra"/>
-                <w:sz w:val="40"/>
-                <w:szCs w:val="40"/>
-              </w:rPr>
-              <w:t xml:space="preserve"> |</w:t>
+              <w:t>ÿ |</w:t>
             </w:r>
           </w:p>
         </w:tc>
@@ -6445,7 +5396,6 @@
               </w:rPr>
               <w:t>–</w:t>
             </w:r>
-            <w:proofErr w:type="spellStart"/>
             <w:r>
               <w:rPr>
                 <w:rFonts w:ascii="BRH Devanagari Extra" w:hAnsi="BRH Devanagari Extra" w:cs="BRH Devanagari Extra"/>
@@ -6455,7 +5405,6 @@
               </w:rPr>
               <w:t>iÉÏ</w:t>
             </w:r>
-            <w:proofErr w:type="spellEnd"/>
             <w:r>
               <w:rPr>
                 <w:rFonts w:ascii="BRH Malayalam Extra" w:hAnsi="BRH Malayalam Extra" w:cs="BRH Devanagari Extra"/>
@@ -6466,7 +5415,6 @@
               </w:rPr>
               <w:t>–</w:t>
             </w:r>
-            <w:proofErr w:type="spellStart"/>
             <w:r>
               <w:rPr>
                 <w:rFonts w:ascii="BRH Devanagari Extra" w:hAnsi="BRH Devanagari Extra" w:cs="BRH Devanagari Extra"/>
@@ -6476,7 +5424,6 @@
               </w:rPr>
               <w:t>lSÉ</w:t>
             </w:r>
-            <w:proofErr w:type="spellEnd"/>
             <w:r>
               <w:rPr>
                 <w:rFonts w:ascii="BRH Malayalam Extra" w:hAnsi="BRH Malayalam Extra" w:cs="BRH Devanagari Extra"/>
@@ -6523,7 +5470,6 @@
               </w:rPr>
               <w:t>–</w:t>
             </w:r>
-            <w:proofErr w:type="spellStart"/>
             <w:r>
               <w:rPr>
                 <w:rFonts w:ascii="BRH Devanagari Extra" w:hAnsi="BRH Devanagari Extra" w:cs="BRH Devanagari Extra"/>
@@ -6540,41 +5486,22 @@
               </w:rPr>
               <w:t>å</w:t>
             </w:r>
-            <w:proofErr w:type="spellEnd"/>
-            <w:r>
-              <w:rPr>
-                <w:rFonts w:ascii="BRH Malayalam Extra" w:hAnsi="BRH Malayalam Extra" w:cs="BRH Devanagari Extra"/>
-                <w:b/>
-                <w:sz w:val="32"/>
-                <w:szCs w:val="40"/>
-              </w:rPr>
-              <w:t>–</w:t>
-            </w:r>
-            <w:r>
-              <w:rPr>
-                <w:rFonts w:ascii="BRH Devanagari Extra" w:hAnsi="BRH Devanagari Extra" w:cs="BRH Devanagari Extra"/>
-                <w:sz w:val="40"/>
-                <w:szCs w:val="40"/>
-              </w:rPr>
-              <w:t xml:space="preserve"> </w:t>
-            </w:r>
-            <w:proofErr w:type="spellStart"/>
-            <w:r>
-              <w:rPr>
-                <w:rFonts w:ascii="BRH Devanagari Extra" w:hAnsi="BRH Devanagari Extra" w:cs="BRH Devanagari Extra"/>
-                <w:sz w:val="40"/>
-                <w:szCs w:val="40"/>
-              </w:rPr>
-              <w:t>CÌiÉþ</w:t>
-            </w:r>
-            <w:proofErr w:type="spellEnd"/>
-            <w:r>
-              <w:rPr>
-                <w:rFonts w:ascii="BRH Devanagari Extra" w:hAnsi="BRH Devanagari Extra" w:cs="BRH Devanagari Extra"/>
-                <w:sz w:val="40"/>
-                <w:szCs w:val="40"/>
-              </w:rPr>
-              <w:t xml:space="preserve"> | </w:t>
+            <w:r>
+              <w:rPr>
+                <w:rFonts w:ascii="BRH Malayalam Extra" w:hAnsi="BRH Malayalam Extra" w:cs="BRH Devanagari Extra"/>
+                <w:b/>
+                <w:sz w:val="32"/>
+                <w:szCs w:val="40"/>
+              </w:rPr>
+              <w:t>–</w:t>
+            </w:r>
+            <w:r>
+              <w:rPr>
+                <w:rFonts w:ascii="BRH Devanagari Extra" w:hAnsi="BRH Devanagari Extra" w:cs="BRH Devanagari Extra"/>
+                <w:sz w:val="40"/>
+                <w:szCs w:val="40"/>
+              </w:rPr>
+              <w:t xml:space="preserve"> CÌiÉþ | </w:t>
             </w:r>
           </w:p>
           <w:p>
@@ -6606,7 +5533,6 @@
               </w:rPr>
               <w:t>–</w:t>
             </w:r>
-            <w:proofErr w:type="spellStart"/>
             <w:r>
               <w:rPr>
                 <w:rFonts w:ascii="BRH Devanagari Extra" w:hAnsi="BRH Devanagari Extra" w:cs="BRH Devanagari Extra"/>
@@ -6623,32 +5549,22 @@
               </w:rPr>
               <w:t>å</w:t>
             </w:r>
-            <w:proofErr w:type="spellEnd"/>
-            <w:r>
-              <w:rPr>
-                <w:rFonts w:ascii="BRH Malayalam Extra" w:hAnsi="BRH Malayalam Extra" w:cs="BRH Devanagari Extra"/>
-                <w:b/>
-                <w:sz w:val="32"/>
-                <w:szCs w:val="40"/>
-              </w:rPr>
-              <w:t>–</w:t>
-            </w:r>
-            <w:r>
-              <w:rPr>
-                <w:rFonts w:ascii="BRH Devanagari Extra" w:hAnsi="BRH Devanagari Extra" w:cs="BRH Devanagari Extra"/>
-                <w:sz w:val="40"/>
-                <w:szCs w:val="40"/>
-              </w:rPr>
-              <w:t xml:space="preserve"> </w:t>
-            </w:r>
-            <w:proofErr w:type="spellStart"/>
-            <w:r>
-              <w:rPr>
-                <w:rFonts w:ascii="BRH Devanagari Extra" w:hAnsi="BRH Devanagari Extra" w:cs="BRH Devanagari Extra"/>
-                <w:sz w:val="40"/>
-                <w:szCs w:val="40"/>
-              </w:rPr>
-              <w:t>CiÉÏlSÉ</w:t>
+            <w:r>
+              <w:rPr>
+                <w:rFonts w:ascii="BRH Malayalam Extra" w:hAnsi="BRH Malayalam Extra" w:cs="BRH Devanagari Extra"/>
+                <w:b/>
+                <w:sz w:val="32"/>
+                <w:szCs w:val="40"/>
+              </w:rPr>
+              <w:t>–</w:t>
+            </w:r>
+            <w:r>
+              <w:rPr>
+                <w:rFonts w:ascii="BRH Devanagari Extra" w:hAnsi="BRH Devanagari Extra" w:cs="BRH Devanagari Extra"/>
+                <w:sz w:val="40"/>
+                <w:szCs w:val="40"/>
+              </w:rPr>
+              <w:t xml:space="preserve"> CiÉÏlSÉ</w:t>
             </w:r>
             <w:r>
               <w:rPr>
@@ -6664,16 +5580,7 @@
                 <w:sz w:val="40"/>
                 <w:szCs w:val="40"/>
               </w:rPr>
-              <w:t>ÿ</w:t>
-            </w:r>
-            <w:proofErr w:type="spellEnd"/>
-            <w:r>
-              <w:rPr>
-                <w:rFonts w:ascii="BRH Devanagari Extra" w:hAnsi="BRH Devanagari Extra" w:cs="BRH Devanagari Extra"/>
-                <w:sz w:val="40"/>
-                <w:szCs w:val="40"/>
-              </w:rPr>
-              <w:t xml:space="preserve"> |</w:t>
+              <w:t>ÿ |</w:t>
             </w:r>
           </w:p>
         </w:tc>
@@ -6803,41 +5710,13 @@
                 <w:lang w:val="en-IN" w:eastAsia="en-IN" w:bidi="ml-IN"/>
               </w:rPr>
             </w:pPr>
-            <w:proofErr w:type="spellStart"/>
-            <w:r>
-              <w:rPr>
-                <w:rFonts w:ascii="BRH Devanagari Extra" w:hAnsi="BRH Devanagari Extra" w:cs="BRH Devanagari Extra"/>
-                <w:sz w:val="40"/>
-                <w:szCs w:val="40"/>
-              </w:rPr>
-              <w:t>mÉë</w:t>
-            </w:r>
-            <w:proofErr w:type="spellEnd"/>
-            <w:r>
-              <w:rPr>
-                <w:rFonts w:ascii="BRH Devanagari Extra" w:hAnsi="BRH Devanagari Extra" w:cs="BRH Devanagari Extra"/>
-                <w:sz w:val="40"/>
-                <w:szCs w:val="40"/>
-              </w:rPr>
-              <w:t xml:space="preserve"> </w:t>
-            </w:r>
-            <w:proofErr w:type="spellStart"/>
-            <w:r>
-              <w:rPr>
-                <w:rFonts w:ascii="BRH Devanagari Extra" w:hAnsi="BRH Devanagari Extra" w:cs="BRH Devanagari Extra"/>
-                <w:sz w:val="40"/>
-                <w:szCs w:val="40"/>
-              </w:rPr>
-              <w:t>eÉþlÉrÉÌiÉ</w:t>
-            </w:r>
-            <w:proofErr w:type="spellEnd"/>
-            <w:r>
-              <w:rPr>
-                <w:rFonts w:ascii="BRH Devanagari Extra" w:hAnsi="BRH Devanagari Extra" w:cs="BRH Devanagari Extra"/>
-                <w:sz w:val="40"/>
-                <w:szCs w:val="40"/>
-              </w:rPr>
-              <w:t xml:space="preserve"> | eÉ</w:t>
+            <w:r>
+              <w:rPr>
+                <w:rFonts w:ascii="BRH Devanagari Extra" w:hAnsi="BRH Devanagari Extra" w:cs="BRH Devanagari Extra"/>
+                <w:sz w:val="40"/>
+                <w:szCs w:val="40"/>
+              </w:rPr>
+              <w:t>mÉë eÉþlÉrÉÌiÉ | eÉ</w:t>
             </w:r>
             <w:r>
               <w:rPr>
@@ -6882,7 +5761,6 @@
               </w:rPr>
               <w:t>–</w:t>
             </w:r>
-            <w:proofErr w:type="spellStart"/>
             <w:r>
               <w:rPr>
                 <w:rFonts w:ascii="BRH Devanagari Extra" w:hAnsi="BRH Devanagari Extra" w:cs="BRH Devanagari Extra"/>
@@ -6890,17 +5768,7 @@
                 <w:szCs w:val="40"/>
                 <w:highlight w:val="yellow"/>
               </w:rPr>
-              <w:t>irÉalÉÉ</w:t>
-            </w:r>
-            <w:proofErr w:type="spellEnd"/>
-            <w:r>
-              <w:rPr>
-                <w:rFonts w:ascii="BRH Devanagari Extra" w:hAnsi="BRH Devanagari Extra" w:cs="BRH Devanagari Extra"/>
-                <w:sz w:val="40"/>
-                <w:szCs w:val="40"/>
-                <w:highlight w:val="yellow"/>
-              </w:rPr>
-              <w:t>(</w:t>
+              <w:t>irÉalÉÉ(</w:t>
             </w:r>
             <w:r>
               <w:rPr>
@@ -6936,41 +5804,13 @@
                 <w:szCs w:val="40"/>
               </w:rPr>
             </w:pPr>
-            <w:proofErr w:type="spellStart"/>
-            <w:r>
-              <w:rPr>
-                <w:rFonts w:ascii="BRH Devanagari Extra" w:hAnsi="BRH Devanagari Extra" w:cs="BRH Devanagari Extra"/>
-                <w:sz w:val="40"/>
-                <w:szCs w:val="40"/>
-              </w:rPr>
-              <w:t>mÉë</w:t>
-            </w:r>
-            <w:proofErr w:type="spellEnd"/>
-            <w:r>
-              <w:rPr>
-                <w:rFonts w:ascii="BRH Devanagari Extra" w:hAnsi="BRH Devanagari Extra" w:cs="BRH Devanagari Extra"/>
-                <w:sz w:val="40"/>
-                <w:szCs w:val="40"/>
-              </w:rPr>
-              <w:t xml:space="preserve"> </w:t>
-            </w:r>
-            <w:proofErr w:type="spellStart"/>
-            <w:r>
-              <w:rPr>
-                <w:rFonts w:ascii="BRH Devanagari Extra" w:hAnsi="BRH Devanagari Extra" w:cs="BRH Devanagari Extra"/>
-                <w:sz w:val="40"/>
-                <w:szCs w:val="40"/>
-              </w:rPr>
-              <w:t>eÉþlÉrÉÌiÉ</w:t>
-            </w:r>
-            <w:proofErr w:type="spellEnd"/>
-            <w:r>
-              <w:rPr>
-                <w:rFonts w:ascii="BRH Devanagari Extra" w:hAnsi="BRH Devanagari Extra" w:cs="BRH Devanagari Extra"/>
-                <w:sz w:val="40"/>
-                <w:szCs w:val="40"/>
-              </w:rPr>
-              <w:t xml:space="preserve"> | eÉ</w:t>
+            <w:r>
+              <w:rPr>
+                <w:rFonts w:ascii="BRH Devanagari Extra" w:hAnsi="BRH Devanagari Extra" w:cs="BRH Devanagari Extra"/>
+                <w:sz w:val="40"/>
+                <w:szCs w:val="40"/>
+              </w:rPr>
+              <w:t>mÉë eÉþlÉrÉÌiÉ | eÉ</w:t>
             </w:r>
             <w:r>
               <w:rPr>
@@ -7015,7 +5855,6 @@
               </w:rPr>
               <w:t>–</w:t>
             </w:r>
-            <w:proofErr w:type="spellStart"/>
             <w:proofErr w:type="gramStart"/>
             <w:r>
               <w:rPr>
@@ -7024,17 +5863,7 @@
                 <w:szCs w:val="40"/>
                 <w:highlight w:val="green"/>
               </w:rPr>
-              <w:t>irÉalÉÉ</w:t>
-            </w:r>
-            <w:proofErr w:type="spellEnd"/>
-            <w:r>
-              <w:rPr>
-                <w:rFonts w:ascii="BRH Devanagari Extra" w:hAnsi="BRH Devanagari Extra" w:cs="BRH Devanagari Extra"/>
-                <w:sz w:val="40"/>
-                <w:szCs w:val="40"/>
-                <w:highlight w:val="green"/>
-              </w:rPr>
-              <w:t>(</w:t>
+              <w:t>irÉalÉÉ(</w:t>
             </w:r>
             <w:proofErr w:type="gramEnd"/>
             <w:r>
@@ -7255,7 +6084,6 @@
               </w:rPr>
               <w:t>–</w:t>
             </w:r>
-            <w:proofErr w:type="spellStart"/>
             <w:r>
               <w:rPr>
                 <w:rFonts w:ascii="BRH Devanagari Extra" w:hAnsi="BRH Devanagari Extra" w:cs="BRH Devanagari Extra"/>
@@ -7264,7 +6092,6 @@
               </w:rPr>
               <w:t>mÉÉ</w:t>
             </w:r>
-            <w:proofErr w:type="spellEnd"/>
             <w:r>
               <w:rPr>
                 <w:rFonts w:ascii="BRH Malayalam Extra" w:hAnsi="BRH Malayalam Extra" w:cs="BRH Devanagari Extra"/>
@@ -7306,25 +6133,7 @@
                 <w:sz w:val="40"/>
                 <w:szCs w:val="40"/>
               </w:rPr>
-              <w:t>µ</w:t>
-            </w:r>
-            <w:proofErr w:type="spellStart"/>
-            <w:r>
-              <w:rPr>
-                <w:rFonts w:ascii="BRH Devanagari Extra" w:hAnsi="BRH Devanagari Extra" w:cs="BRH Devanagari Extra"/>
-                <w:sz w:val="40"/>
-                <w:szCs w:val="40"/>
-              </w:rPr>
-              <w:t>ÉlÉÑþ</w:t>
-            </w:r>
-            <w:proofErr w:type="spellEnd"/>
-            <w:r>
-              <w:rPr>
-                <w:rFonts w:ascii="BRH Devanagari Extra" w:hAnsi="BRH Devanagari Extra" w:cs="BRH Devanagari Extra"/>
-                <w:sz w:val="40"/>
-                <w:szCs w:val="40"/>
-              </w:rPr>
-              <w:t xml:space="preserve"> | </w:t>
+              <w:t xml:space="preserve">µÉlÉÑþ | </w:t>
             </w:r>
           </w:p>
           <w:p>
@@ -7359,7 +6168,6 @@
               </w:rPr>
               <w:t>–</w:t>
             </w:r>
-            <w:proofErr w:type="spellStart"/>
             <w:r>
               <w:rPr>
                 <w:rFonts w:ascii="BRH Devanagari Extra" w:hAnsi="BRH Devanagari Extra" w:cs="BRH Devanagari Extra"/>
@@ -7368,7 +6176,6 @@
               </w:rPr>
               <w:t>mÉÉ</w:t>
             </w:r>
-            <w:proofErr w:type="spellEnd"/>
             <w:r>
               <w:rPr>
                 <w:rFonts w:ascii="BRH Malayalam Extra" w:hAnsi="BRH Malayalam Extra" w:cs="BRH Devanagari Extra"/>
@@ -7397,23 +6204,13 @@
               </w:rPr>
               <w:t>–</w:t>
             </w:r>
-            <w:proofErr w:type="spellStart"/>
-            <w:r>
-              <w:rPr>
-                <w:rFonts w:ascii="BRH Devanagari Extra" w:hAnsi="BRH Devanagari Extra" w:cs="BRH Devanagari Extra"/>
-                <w:sz w:val="40"/>
-                <w:szCs w:val="40"/>
-              </w:rPr>
-              <w:t>ÍµÉirÉÑþmÉ</w:t>
-            </w:r>
-            <w:proofErr w:type="spellEnd"/>
-            <w:r>
-              <w:rPr>
-                <w:rFonts w:ascii="BRH Devanagari Extra" w:hAnsi="BRH Devanagari Extra" w:cs="BRH Devanagari Extra"/>
-                <w:sz w:val="40"/>
-                <w:szCs w:val="40"/>
-              </w:rPr>
-              <w:t xml:space="preserve"> - A</w:t>
+            <w:r>
+              <w:rPr>
+                <w:rFonts w:ascii="BRH Devanagari Extra" w:hAnsi="BRH Devanagari Extra" w:cs="BRH Devanagari Extra"/>
+                <w:sz w:val="40"/>
+                <w:szCs w:val="40"/>
+              </w:rPr>
+              <w:t>ÍµÉirÉÑþmÉ - A</w:t>
             </w:r>
             <w:r>
               <w:rPr>
@@ -7441,23 +6238,13 @@
               </w:rPr>
               <w:t>–</w:t>
             </w:r>
-            <w:proofErr w:type="spellStart"/>
-            <w:r>
-              <w:rPr>
-                <w:rFonts w:ascii="BRH Devanagari Extra" w:hAnsi="BRH Devanagari Extra" w:cs="BRH Devanagari Extra"/>
-                <w:sz w:val="40"/>
-                <w:szCs w:val="40"/>
-              </w:rPr>
-              <w:t>zÉÑ</w:t>
-            </w:r>
-            <w:proofErr w:type="spellEnd"/>
-            <w:r>
-              <w:rPr>
-                <w:rFonts w:ascii="BRH Devanagari Extra" w:hAnsi="BRH Devanagari Extra" w:cs="BRH Devanagari Extra"/>
-                <w:sz w:val="40"/>
-                <w:szCs w:val="40"/>
-              </w:rPr>
-              <w:t xml:space="preserve"> | </w:t>
+            <w:r>
+              <w:rPr>
+                <w:rFonts w:ascii="BRH Devanagari Extra" w:hAnsi="BRH Devanagari Extra" w:cs="BRH Devanagari Extra"/>
+                <w:sz w:val="40"/>
+                <w:szCs w:val="40"/>
+              </w:rPr>
+              <w:t xml:space="preserve">zÉÑ | </w:t>
             </w:r>
             <w:r>
               <w:rPr>
@@ -7505,7 +6292,6 @@
               </w:rPr>
               <w:t>–</w:t>
             </w:r>
-            <w:proofErr w:type="spellStart"/>
             <w:r>
               <w:rPr>
                 <w:rFonts w:ascii="BRH Devanagari Extra" w:hAnsi="BRH Devanagari Extra" w:cs="BRH Devanagari Extra"/>
@@ -7514,7 +6300,6 @@
               </w:rPr>
               <w:t>mÉÉ</w:t>
             </w:r>
-            <w:proofErr w:type="spellEnd"/>
             <w:r>
               <w:rPr>
                 <w:rFonts w:ascii="BRH Malayalam Extra" w:hAnsi="BRH Malayalam Extra" w:cs="BRH Devanagari Extra"/>
@@ -7548,25 +6333,7 @@
                 <w:sz w:val="40"/>
                 <w:szCs w:val="40"/>
               </w:rPr>
-              <w:t>µ</w:t>
-            </w:r>
-            <w:proofErr w:type="spellStart"/>
-            <w:r>
-              <w:rPr>
-                <w:rFonts w:ascii="BRH Devanagari Extra" w:hAnsi="BRH Devanagari Extra" w:cs="BRH Devanagari Extra"/>
-                <w:sz w:val="40"/>
-                <w:szCs w:val="40"/>
-              </w:rPr>
-              <w:t>ÉlÉÑþ</w:t>
-            </w:r>
-            <w:proofErr w:type="spellEnd"/>
-            <w:r>
-              <w:rPr>
-                <w:rFonts w:ascii="BRH Devanagari Extra" w:hAnsi="BRH Devanagari Extra" w:cs="BRH Devanagari Extra"/>
-                <w:sz w:val="40"/>
-                <w:szCs w:val="40"/>
-              </w:rPr>
-              <w:t xml:space="preserve"> | </w:t>
+              <w:t xml:space="preserve">µÉlÉÑþ | </w:t>
             </w:r>
           </w:p>
           <w:p>
@@ -7601,7 +6368,6 @@
               </w:rPr>
               <w:t>–</w:t>
             </w:r>
-            <w:proofErr w:type="spellStart"/>
             <w:r>
               <w:rPr>
                 <w:rFonts w:ascii="BRH Devanagari Extra" w:hAnsi="BRH Devanagari Extra" w:cs="BRH Devanagari Extra"/>
@@ -7610,7 +6376,6 @@
               </w:rPr>
               <w:t>mÉÉ</w:t>
             </w:r>
-            <w:proofErr w:type="spellEnd"/>
             <w:r>
               <w:rPr>
                 <w:rFonts w:ascii="BRH Malayalam Extra" w:hAnsi="BRH Malayalam Extra" w:cs="BRH Devanagari Extra"/>
@@ -7638,23 +6403,13 @@
               </w:rPr>
               <w:t>––</w:t>
             </w:r>
-            <w:proofErr w:type="spellStart"/>
-            <w:r>
-              <w:rPr>
-                <w:rFonts w:ascii="BRH Devanagari Extra" w:hAnsi="BRH Devanagari Extra" w:cs="BRH Devanagari Extra"/>
-                <w:sz w:val="40"/>
-                <w:szCs w:val="40"/>
-              </w:rPr>
-              <w:t>ÍµÉirÉÑþmÉ</w:t>
-            </w:r>
-            <w:proofErr w:type="spellEnd"/>
-            <w:r>
-              <w:rPr>
-                <w:rFonts w:ascii="BRH Devanagari Extra" w:hAnsi="BRH Devanagari Extra" w:cs="BRH Devanagari Extra"/>
-                <w:sz w:val="40"/>
-                <w:szCs w:val="40"/>
-              </w:rPr>
-              <w:t xml:space="preserve"> - A</w:t>
+            <w:r>
+              <w:rPr>
+                <w:rFonts w:ascii="BRH Devanagari Extra" w:hAnsi="BRH Devanagari Extra" w:cs="BRH Devanagari Extra"/>
+                <w:sz w:val="40"/>
+                <w:szCs w:val="40"/>
+              </w:rPr>
+              <w:t>ÍµÉirÉÑþmÉ - A</w:t>
             </w:r>
             <w:r>
               <w:rPr>
@@ -7682,23 +6437,13 @@
               </w:rPr>
               <w:t>–</w:t>
             </w:r>
-            <w:proofErr w:type="spellStart"/>
-            <w:r>
-              <w:rPr>
-                <w:rFonts w:ascii="BRH Devanagari Extra" w:hAnsi="BRH Devanagari Extra" w:cs="BRH Devanagari Extra"/>
-                <w:sz w:val="40"/>
-                <w:szCs w:val="40"/>
-              </w:rPr>
-              <w:t>zÉÑ</w:t>
-            </w:r>
-            <w:proofErr w:type="spellEnd"/>
-            <w:r>
-              <w:rPr>
-                <w:rFonts w:ascii="BRH Devanagari Extra" w:hAnsi="BRH Devanagari Extra" w:cs="BRH Devanagari Extra"/>
-                <w:sz w:val="40"/>
-                <w:szCs w:val="40"/>
-              </w:rPr>
-              <w:t xml:space="preserve"> | </w:t>
+            <w:r>
+              <w:rPr>
+                <w:rFonts w:ascii="BRH Devanagari Extra" w:hAnsi="BRH Devanagari Extra" w:cs="BRH Devanagari Extra"/>
+                <w:sz w:val="40"/>
+                <w:szCs w:val="40"/>
+              </w:rPr>
+              <w:t xml:space="preserve">zÉÑ | </w:t>
             </w:r>
             <w:r>
               <w:rPr>
@@ -7841,32 +6586,13 @@
                 <w:lang w:val="en-IN" w:eastAsia="en-IN" w:bidi="ml-IN"/>
               </w:rPr>
             </w:pPr>
-            <w:proofErr w:type="spellStart"/>
-            <w:r>
-              <w:rPr>
-                <w:rFonts w:ascii="BRH Devanagari Extra" w:hAnsi="BRH Devanagari Extra" w:cs="BRH Devanagari Extra"/>
-                <w:sz w:val="40"/>
-                <w:szCs w:val="40"/>
-              </w:rPr>
-              <w:t>EmÉþ</w:t>
-            </w:r>
-            <w:proofErr w:type="spellEnd"/>
-            <w:r>
-              <w:rPr>
-                <w:rFonts w:ascii="BRH Devanagari Extra" w:hAnsi="BRH Devanagari Extra" w:cs="BRH Devanagari Extra"/>
-                <w:sz w:val="40"/>
-                <w:szCs w:val="40"/>
-              </w:rPr>
-              <w:t xml:space="preserve"> </w:t>
-            </w:r>
-            <w:proofErr w:type="spellStart"/>
-            <w:r>
-              <w:rPr>
-                <w:rFonts w:ascii="BRH Devanagari Extra" w:hAnsi="BRH Devanagari Extra" w:cs="BRH Devanagari Extra"/>
-                <w:sz w:val="40"/>
-                <w:szCs w:val="40"/>
-              </w:rPr>
-              <w:t>ÌiÉ¸</w:t>
+            <w:r>
+              <w:rPr>
+                <w:rFonts w:ascii="BRH Devanagari Extra" w:hAnsi="BRH Devanagari Extra" w:cs="BRH Devanagari Extra"/>
+                <w:sz w:val="40"/>
+                <w:szCs w:val="40"/>
+              </w:rPr>
+              <w:t>EmÉþ ÌiÉ¸</w:t>
             </w:r>
             <w:r>
               <w:rPr>
@@ -7899,27 +6625,8 @@
                 <w:sz w:val="40"/>
                 <w:szCs w:val="40"/>
               </w:rPr>
-              <w:t>ç</w:t>
-            </w:r>
-            <w:proofErr w:type="spellEnd"/>
-            <w:r>
-              <w:rPr>
-                <w:rFonts w:ascii="BRH Devanagari Extra" w:hAnsi="BRH Devanagari Extra" w:cs="BRH Devanagari Extra"/>
-                <w:sz w:val="40"/>
-                <w:szCs w:val="40"/>
-              </w:rPr>
-              <w:t xml:space="preserve"> | </w:t>
-            </w:r>
-            <w:proofErr w:type="spellStart"/>
-            <w:r>
-              <w:rPr>
-                <w:rFonts w:ascii="BRH Devanagari Extra" w:hAnsi="BRH Devanagari Extra" w:cs="BRH Devanagari Extra"/>
-                <w:sz w:val="40"/>
-                <w:szCs w:val="40"/>
-              </w:rPr>
-              <w:t>ÌiÉ</w:t>
-            </w:r>
-            <w:proofErr w:type="spellEnd"/>
+              <w:t>ç | ÌiÉ</w:t>
+            </w:r>
             <w:r>
               <w:rPr>
                 <w:rFonts w:ascii="BRH Malayalam Extra" w:hAnsi="BRH Malayalam Extra" w:cs="BRH Devanagari Extra"/>
@@ -8004,25 +6711,7 @@
                 <w:sz w:val="40"/>
                 <w:szCs w:val="40"/>
               </w:rPr>
-              <w:t xml:space="preserve"> </w:t>
-            </w:r>
-            <w:proofErr w:type="spellStart"/>
-            <w:r>
-              <w:rPr>
-                <w:rFonts w:ascii="BRH Devanagari Extra" w:hAnsi="BRH Devanagari Extra" w:cs="BRH Devanagari Extra"/>
-                <w:sz w:val="40"/>
-                <w:szCs w:val="40"/>
-              </w:rPr>
-              <w:t>rÉiÉç</w:t>
-            </w:r>
-            <w:proofErr w:type="spellEnd"/>
-            <w:r>
-              <w:rPr>
-                <w:rFonts w:ascii="BRH Devanagari Extra" w:hAnsi="BRH Devanagari Extra" w:cs="BRH Devanagari Extra"/>
-                <w:sz w:val="40"/>
-                <w:szCs w:val="40"/>
-              </w:rPr>
-              <w:t xml:space="preserve"> |</w:t>
+              <w:t xml:space="preserve"> rÉiÉç |</w:t>
             </w:r>
           </w:p>
         </w:tc>
@@ -8045,23 +6734,13 @@
                 <w:lang w:val="en-IN" w:eastAsia="en-IN" w:bidi="ml-IN"/>
               </w:rPr>
             </w:pPr>
-            <w:proofErr w:type="spellStart"/>
-            <w:r>
-              <w:rPr>
-                <w:rFonts w:ascii="BRH Devanagari Extra" w:hAnsi="BRH Devanagari Extra" w:cs="BRH Devanagari Extra"/>
-                <w:sz w:val="40"/>
-                <w:szCs w:val="40"/>
-              </w:rPr>
-              <w:t>EmÉþ</w:t>
-            </w:r>
-            <w:proofErr w:type="spellEnd"/>
-            <w:r>
-              <w:rPr>
-                <w:rFonts w:ascii="BRH Devanagari Extra" w:hAnsi="BRH Devanagari Extra" w:cs="BRH Devanagari Extra"/>
-                <w:sz w:val="40"/>
-                <w:szCs w:val="40"/>
-              </w:rPr>
-              <w:t xml:space="preserve"> ÌiÉ¸</w:t>
+            <w:r>
+              <w:rPr>
+                <w:rFonts w:ascii="BRH Devanagari Extra" w:hAnsi="BRH Devanagari Extra" w:cs="BRH Devanagari Extra"/>
+                <w:sz w:val="40"/>
+                <w:szCs w:val="40"/>
+              </w:rPr>
+              <w:t>EmÉþ ÌiÉ¸</w:t>
             </w:r>
             <w:r>
               <w:rPr>
@@ -8094,18 +6773,8 @@
                 <w:sz w:val="40"/>
                 <w:szCs w:val="40"/>
               </w:rPr>
-              <w:t xml:space="preserve"> | </w:t>
-            </w:r>
-            <w:proofErr w:type="spellStart"/>
-            <w:r>
-              <w:rPr>
-                <w:rFonts w:ascii="BRH Devanagari Extra" w:hAnsi="BRH Devanagari Extra" w:cs="BRH Devanagari Extra"/>
-                <w:sz w:val="40"/>
-                <w:szCs w:val="40"/>
-              </w:rPr>
-              <w:t>ÌiÉ</w:t>
-            </w:r>
-            <w:proofErr w:type="spellEnd"/>
+              <w:t xml:space="preserve"> | ÌiÉ</w:t>
+            </w:r>
             <w:r>
               <w:rPr>
                 <w:rFonts w:ascii="BRH Malayalam Extra" w:hAnsi="BRH Malayalam Extra" w:cs="BRH Devanagari Extra"/>
@@ -8140,7 +6809,6 @@
               </w:rPr>
               <w:t>–</w:t>
             </w:r>
-            <w:proofErr w:type="spellStart"/>
             <w:r>
               <w:rPr>
                 <w:rFonts w:ascii="BRH Devanagari Extra" w:hAnsi="BRH Devanagari Extra" w:cs="BRH Devanagari Extra"/>
@@ -8156,52 +6824,24 @@
                 <w:szCs w:val="40"/>
                 <w:highlight w:val="green"/>
               </w:rPr>
-              <w:t>lÉç</w:t>
-            </w:r>
-            <w:proofErr w:type="spellEnd"/>
-            <w:r>
-              <w:rPr>
-                <w:rFonts w:ascii="BRH Devanagari Extra" w:hAnsi="BRH Devanagari Extra" w:cs="BRH Devanagari Extra"/>
-                <w:sz w:val="40"/>
-                <w:szCs w:val="40"/>
-                <w:highlight w:val="green"/>
-              </w:rPr>
-              <w:t>.</w:t>
-            </w:r>
-            <w:r>
-              <w:rPr>
-                <w:rFonts w:ascii="BRH Malayalam Extra" w:hAnsi="BRH Malayalam Extra" w:cs="BRH Devanagari Extra"/>
-                <w:b/>
-                <w:sz w:val="32"/>
-                <w:szCs w:val="40"/>
-              </w:rPr>
-              <w:t>–</w:t>
-            </w:r>
-            <w:r>
-              <w:rPr>
-                <w:rFonts w:ascii="BRH Devanagari Extra" w:hAnsi="BRH Devanagari Extra" w:cs="BRH Devanagari Extra"/>
-                <w:sz w:val="40"/>
-                <w:szCs w:val="40"/>
-              </w:rPr>
-              <w:t xml:space="preserve"> </w:t>
-            </w:r>
-            <w:proofErr w:type="spellStart"/>
-            <w:r>
-              <w:rPr>
-                <w:rFonts w:ascii="BRH Devanagari Extra" w:hAnsi="BRH Devanagari Extra" w:cs="BRH Devanagari Extra"/>
-                <w:sz w:val="40"/>
-                <w:szCs w:val="40"/>
-              </w:rPr>
-              <w:t>rÉiÉç</w:t>
-            </w:r>
-            <w:proofErr w:type="spellEnd"/>
-            <w:r>
-              <w:rPr>
-                <w:rFonts w:ascii="BRH Devanagari Extra" w:hAnsi="BRH Devanagari Extra" w:cs="BRH Devanagari Extra"/>
-                <w:sz w:val="40"/>
-                <w:szCs w:val="40"/>
-              </w:rPr>
-              <w:t xml:space="preserve"> |</w:t>
+              <w:t>lÉç.</w:t>
+            </w:r>
+            <w:r>
+              <w:rPr>
+                <w:rFonts w:ascii="BRH Malayalam Extra" w:hAnsi="BRH Malayalam Extra" w:cs="BRH Devanagari Extra"/>
+                <w:b/>
+                <w:sz w:val="32"/>
+                <w:szCs w:val="40"/>
+              </w:rPr>
+              <w:t>–</w:t>
+            </w:r>
+            <w:r>
+              <w:rPr>
+                <w:rFonts w:ascii="BRH Devanagari Extra" w:hAnsi="BRH Devanagari Extra" w:cs="BRH Devanagari Extra"/>
+                <w:sz w:val="40"/>
+                <w:szCs w:val="40"/>
+              </w:rPr>
+              <w:t xml:space="preserve"> rÉiÉç |</w:t>
             </w:r>
           </w:p>
         </w:tc>
@@ -8335,25 +6975,14 @@
                 <w:lang w:val="en-IN" w:eastAsia="en-IN" w:bidi="ml-IN"/>
               </w:rPr>
             </w:pPr>
-            <w:proofErr w:type="spellStart"/>
-            <w:r>
-              <w:rPr>
-                <w:rFonts w:ascii="BRH Devanagari Extra" w:hAnsi="BRH Devanagari Extra" w:cs="BRH Devanagari Extra"/>
-                <w:sz w:val="40"/>
-                <w:szCs w:val="40"/>
-              </w:rPr>
-              <w:t>lÉælÉÿqÉç</w:t>
-            </w:r>
-            <w:proofErr w:type="spellEnd"/>
-            <w:r>
-              <w:rPr>
-                <w:rFonts w:ascii="BRH Devanagari Extra" w:hAnsi="BRH Devanagari Extra" w:cs="BRH Devanagari Extra"/>
-                <w:sz w:val="40"/>
-                <w:szCs w:val="40"/>
-              </w:rPr>
-              <w:t xml:space="preserve"> | </w:t>
-            </w:r>
-            <w:proofErr w:type="spellStart"/>
+            <w:r>
+              <w:rPr>
+                <w:rFonts w:ascii="BRH Devanagari Extra" w:hAnsi="BRH Devanagari Extra" w:cs="BRH Devanagari Extra"/>
+                <w:sz w:val="40"/>
+                <w:szCs w:val="40"/>
+              </w:rPr>
+              <w:t xml:space="preserve">lÉælÉÿqÉç | </w:t>
+            </w:r>
             <w:r>
               <w:rPr>
                 <w:rFonts w:ascii="BRH Devanagari Extra" w:hAnsi="BRH Devanagari Extra" w:cs="BRH Devanagari Extra"/>
@@ -8371,7 +7000,6 @@
               </w:rPr>
               <w:t>lÉ</w:t>
             </w:r>
-            <w:proofErr w:type="spellEnd"/>
             <w:r>
               <w:rPr>
                 <w:rFonts w:ascii="BRH Malayalam Extra" w:hAnsi="BRH Malayalam Extra" w:cs="BRH Devanagari Extra"/>
@@ -8404,16 +7032,7 @@
                 <w:sz w:val="40"/>
                 <w:szCs w:val="40"/>
               </w:rPr>
-              <w:t xml:space="preserve"> </w:t>
-            </w:r>
-            <w:proofErr w:type="spellStart"/>
-            <w:r>
-              <w:rPr>
-                <w:rFonts w:ascii="BRH Devanagari Extra" w:hAnsi="BRH Devanagari Extra" w:cs="BRH Devanagari Extra"/>
-                <w:sz w:val="40"/>
-                <w:szCs w:val="40"/>
-              </w:rPr>
-              <w:t>xÉÉ</w:t>
+              <w:t xml:space="preserve"> xÉÉ</w:t>
             </w:r>
             <w:r>
               <w:rPr>
@@ -8429,16 +7048,7 @@
                 <w:sz w:val="40"/>
                 <w:szCs w:val="40"/>
               </w:rPr>
-              <w:t>qÉþÈ</w:t>
-            </w:r>
-            <w:proofErr w:type="spellEnd"/>
-            <w:r>
-              <w:rPr>
-                <w:rFonts w:ascii="BRH Devanagari Extra" w:hAnsi="BRH Devanagari Extra" w:cs="BRH Devanagari Extra"/>
-                <w:sz w:val="40"/>
-                <w:szCs w:val="40"/>
-              </w:rPr>
-              <w:t xml:space="preserve"> |</w:t>
+              <w:t>qÉþÈ |</w:t>
             </w:r>
           </w:p>
         </w:tc>
@@ -8461,23 +7071,13 @@
                 <w:lang w:val="en-IN" w:eastAsia="en-IN" w:bidi="ml-IN"/>
               </w:rPr>
             </w:pPr>
-            <w:proofErr w:type="spellStart"/>
-            <w:r>
-              <w:rPr>
-                <w:rFonts w:ascii="BRH Devanagari Extra" w:hAnsi="BRH Devanagari Extra" w:cs="BRH Devanagari Extra"/>
-                <w:sz w:val="40"/>
-                <w:szCs w:val="40"/>
-              </w:rPr>
-              <w:t>lÉælÉÿqÉç</w:t>
-            </w:r>
-            <w:proofErr w:type="spellEnd"/>
-            <w:r>
-              <w:rPr>
-                <w:rFonts w:ascii="BRH Devanagari Extra" w:hAnsi="BRH Devanagari Extra" w:cs="BRH Devanagari Extra"/>
-                <w:sz w:val="40"/>
-                <w:szCs w:val="40"/>
-              </w:rPr>
-              <w:t xml:space="preserve"> | </w:t>
+            <w:r>
+              <w:rPr>
+                <w:rFonts w:ascii="BRH Devanagari Extra" w:hAnsi="BRH Devanagari Extra" w:cs="BRH Devanagari Extra"/>
+                <w:sz w:val="40"/>
+                <w:szCs w:val="40"/>
+              </w:rPr>
+              <w:t xml:space="preserve">lÉælÉÿqÉç | </w:t>
             </w:r>
             <w:r>
               <w:rPr>
@@ -8538,16 +7138,7 @@
                 <w:sz w:val="40"/>
                 <w:szCs w:val="40"/>
               </w:rPr>
-              <w:t xml:space="preserve"> </w:t>
-            </w:r>
-            <w:proofErr w:type="spellStart"/>
-            <w:r>
-              <w:rPr>
-                <w:rFonts w:ascii="BRH Devanagari Extra" w:hAnsi="BRH Devanagari Extra" w:cs="BRH Devanagari Extra"/>
-                <w:sz w:val="40"/>
-                <w:szCs w:val="40"/>
-              </w:rPr>
-              <w:t>xÉÉ</w:t>
+              <w:t xml:space="preserve"> xÉÉ</w:t>
             </w:r>
             <w:r>
               <w:rPr>
@@ -8563,16 +7154,7 @@
                 <w:sz w:val="40"/>
                 <w:szCs w:val="40"/>
               </w:rPr>
-              <w:t>qÉþÈ</w:t>
-            </w:r>
-            <w:proofErr w:type="spellEnd"/>
-            <w:r>
-              <w:rPr>
-                <w:rFonts w:ascii="BRH Devanagari Extra" w:hAnsi="BRH Devanagari Extra" w:cs="BRH Devanagari Extra"/>
-                <w:sz w:val="40"/>
-                <w:szCs w:val="40"/>
-              </w:rPr>
-              <w:t xml:space="preserve"> |</w:t>
+              <w:t>qÉþÈ |</w:t>
             </w:r>
           </w:p>
         </w:tc>
@@ -8606,29 +7188,7 @@
           <w:szCs w:val="40"/>
           <w:lang w:val="en-IN" w:eastAsia="en-IN"/>
         </w:rPr>
-        <w:t>"</w:t>
-      </w:r>
-      <w:proofErr w:type="spellStart"/>
-      <w:r>
-        <w:rPr>
-          <w:rFonts w:ascii="BRH Devanagari" w:hAnsi="BRH Devanagari" w:cs="BRH Devanagari"/>
-          <w:color w:val="000000"/>
-          <w:sz w:val="40"/>
-          <w:szCs w:val="40"/>
-          <w:lang w:val="en-IN" w:eastAsia="en-IN"/>
-        </w:rPr>
-        <w:t>zlÉ</w:t>
-      </w:r>
-      <w:proofErr w:type="spellEnd"/>
-      <w:r>
-        <w:rPr>
-          <w:rFonts w:ascii="BRH Devanagari" w:hAnsi="BRH Devanagari" w:cs="BRH Devanagari"/>
-          <w:color w:val="000000"/>
-          <w:sz w:val="40"/>
-          <w:szCs w:val="40"/>
-          <w:lang w:val="en-IN" w:eastAsia="en-IN"/>
-        </w:rPr>
-        <w:t xml:space="preserve">" </w:t>
+        <w:t xml:space="preserve">"zlÉ" </w:t>
       </w:r>
       <w:r>
         <w:rPr>
@@ -8667,7 +7227,6 @@
         </w:rPr>
         <w:t>"</w:t>
       </w:r>
-      <w:proofErr w:type="spellStart"/>
       <w:proofErr w:type="gramEnd"/>
       <w:r>
         <w:rPr>
@@ -8680,7 +7239,6 @@
         </w:rPr>
         <w:t>zgÉ</w:t>
       </w:r>
-      <w:proofErr w:type="spellEnd"/>
       <w:r>
         <w:rPr>
           <w:rFonts w:ascii="BRH Devanagari" w:hAnsi="BRH Devanagari" w:cs="BRH Devanagari"/>
